--- a/docs/report/高校成绩管理系统课程设计报告.docx
+++ b/docs/report/高校成绩管理系统课程设计报告.docx
@@ -4,6 +4,7 @@
   <w:body>
     <w:p>
       <w:pPr>
+        <w:spacing w:after="160"/>
         <w:jc w:val="center"/>
       </w:pPr>
       <w:r>
@@ -25,15 +26,44 @@
           <w:rFonts w:ascii="Calibri" w:hAnsi="Calibri" w:eastAsia="微软雅黑"/>
           <w:b w:val="0"/>
           <w:color w:val="555555"/>
-          <w:sz w:val="24"/>
+          <w:sz w:val="26"/>
         </w:rPr>
         <w:t>Spring Boot + Vue 3 + MySQL 8</w:t>
+      </w:r>
+    </w:p>
+    <w:p>
+      <w:pPr>
+        <w:spacing w:after="120" w:line="264" w:lineRule="auto"/>
+        <w:jc w:val="center"/>
+      </w:pPr>
+      <w:r>
+        <w:rPr>
+          <w:rFonts w:ascii="Calibri" w:hAnsi="Calibri" w:eastAsia="微软雅黑"/>
+          <w:b w:val="0"/>
+          <w:sz w:val="22"/>
+        </w:rPr>
+        <w:t>项目类型：Web 全栈课程设计演示系统</w:t>
+      </w:r>
+    </w:p>
+    <w:p>
+      <w:pPr>
+        <w:spacing w:after="120" w:line="264" w:lineRule="auto"/>
+        <w:jc w:val="center"/>
+      </w:pPr>
+      <w:r>
+        <w:rPr>
+          <w:rFonts w:ascii="Calibri" w:hAnsi="Calibri" w:eastAsia="微软雅黑"/>
+          <w:b w:val="0"/>
+          <w:sz w:val="22"/>
+        </w:rPr>
+        <w:t>实现范围：后端、前端、数据库脚本、角色权限、课程级绩点规则、成绩统计、中文报告</w:t>
       </w:r>
     </w:p>
     <w:p/>
     <w:p>
       <w:pPr>
         <w:pStyle w:val="Heading1"/>
+        <w:spacing w:before="200" w:after="120"/>
       </w:pPr>
       <w:r>
         <w:rPr>
@@ -42,7 +72,7 @@
           <w:color w:val="2E74B5"/>
           <w:sz w:val="32"/>
         </w:rPr>
-        <w:t>一、需求分析</w:t>
+        <w:t>摘要</w:t>
       </w:r>
     </w:p>
     <w:p>
@@ -55,68 +85,26 @@
           <w:b w:val="0"/>
           <w:sz w:val="22"/>
         </w:rPr>
-        <w:t>本系统面向高校课程成绩管理场景，提供管理员、教师、学生三类角色的成绩管理功能。系统用于课程设计提交和答辩演示，要求后端、前端、数据库和报告均可对应说明。</w:t>
+        <w:t>高校成绩管理系统是面向高校日常教学管理场景的 Java Web 应用。系统以课程成绩为核心对象，围绕管理员、教师、学生三类用户完成基础资料维护、课程管理、绩点规则维护、成绩录入查询和统计分析。本项目后端以 Java 语言为主要实现语言，采用面向对象思想组织实体类、控制器类、业务服务类、数据访问接口和异常处理类；同时使用 Spring Boot 构建 Web 服务，使用 Spring Security 与 JWT 实现登录认证和接口权限控制，采用原生 MyBatis Mapper 接口和 XML SQL 完成数据库访问。系统重点实现了课程级绩点规则，即不同课程可以配置不同的分数到绩点转换区间，同一总评成绩在不同课程中可以得到不同绩点，符合课程设计中对 Java 程序结构、业务逻辑封装和数据库交互的综合要求。</w:t>
       </w:r>
     </w:p>
     <w:p>
       <w:pPr>
-        <w:pStyle w:val="ListBullet"/>
-        <w:spacing w:after="80"/>
+        <w:spacing w:after="120" w:line="264" w:lineRule="auto"/>
       </w:pPr>
       <w:r>
         <w:rPr>
           <w:rFonts w:ascii="Calibri" w:hAnsi="Calibri" w:eastAsia="微软雅黑"/>
-          <w:b w:val="0"/>
+          <w:b/>
           <w:sz w:val="22"/>
         </w:rPr>
-        <w:t>管理员负责用户、学生、教师、班级、课程、课程绩点规则、成绩和统计管理。</w:t>
-      </w:r>
-    </w:p>
-    <w:p>
-      <w:pPr>
-        <w:pStyle w:val="ListBullet"/>
-        <w:spacing w:after="80"/>
-      </w:pPr>
-      <w:r>
-        <w:rPr>
-          <w:rFonts w:ascii="Calibri" w:hAnsi="Calibri" w:eastAsia="微软雅黑"/>
-          <w:b w:val="0"/>
-          <w:sz w:val="22"/>
-        </w:rPr>
-        <w:t>教师只能查看本人课程并维护本人课程成绩。</w:t>
-      </w:r>
-    </w:p>
-    <w:p>
-      <w:pPr>
-        <w:pStyle w:val="ListBullet"/>
-        <w:spacing w:after="80"/>
-      </w:pPr>
-      <w:r>
-        <w:rPr>
-          <w:rFonts w:ascii="Calibri" w:hAnsi="Calibri" w:eastAsia="微软雅黑"/>
-          <w:b w:val="0"/>
-          <w:sz w:val="22"/>
-        </w:rPr>
-        <w:t>学生只能查看本人信息、本人课程成绩和成绩汇总。</w:t>
-      </w:r>
-    </w:p>
-    <w:p>
-      <w:pPr>
-        <w:pStyle w:val="ListBullet"/>
-        <w:spacing w:after="80"/>
-      </w:pPr>
-      <w:r>
-        <w:rPr>
-          <w:rFonts w:ascii="Calibri" w:hAnsi="Calibri" w:eastAsia="微软雅黑"/>
-          <w:b w:val="0"/>
-          <w:sz w:val="22"/>
-        </w:rPr>
-        <w:t>绩点规则按课程配置，同一分数在不同课程中可得到不同绩点。</w:t>
+        <w:t>关键词：Java 程序设计；面向对象；Spring Boot；MyBatis；MySQL；JWT；课程级绩点规则</w:t>
       </w:r>
     </w:p>
     <w:p>
       <w:pPr>
         <w:pStyle w:val="Heading1"/>
+        <w:spacing w:before="200" w:after="120"/>
       </w:pPr>
       <w:r>
         <w:rPr>
@@ -125,7 +113,7 @@
           <w:color w:val="2E74B5"/>
           <w:sz w:val="32"/>
         </w:rPr>
-        <w:t>二、系统架构</w:t>
+        <w:t>一、项目背景与开发意义</w:t>
       </w:r>
     </w:p>
     <w:p>
@@ -138,7 +126,63 @@
           <w:b w:val="0"/>
           <w:sz w:val="22"/>
         </w:rPr>
-        <w:t>系统采用前后端分离架构。前端通过 Axios 调用后端 REST API，后端通过 Spring Security 和 JWT 完成认证授权，通过 MyBatis XML 访问 MySQL 数据库。</w:t>
+        <w:t>在高校教学管理过程中，成绩数据不仅用于学生课程考核，也会影响奖学金评定、学业预警、毕业审核和教学质量分析。传统手工维护成绩容易出现数据分散、统计效率低、权限边界不清晰等问题。因此，设计一个结构清晰、权限明确、可运行演示的成绩管理系统，既能体现数据库设计、后端接口设计和前端交互设计能力，也能体现对真实教学业务流程的理解。</w:t>
+      </w:r>
+    </w:p>
+    <w:p>
+      <w:pPr>
+        <w:spacing w:after="120" w:line="264" w:lineRule="auto"/>
+      </w:pPr>
+      <w:r>
+        <w:rPr>
+          <w:rFonts w:ascii="Calibri" w:hAnsi="Calibri" w:eastAsia="微软雅黑"/>
+          <w:b w:val="0"/>
+          <w:sz w:val="22"/>
+        </w:rPr>
+        <w:t>本系统定位为课程设计演示版，目标不是构建复杂生产系统，而是在有限范围内完整体现 Web 全栈项目的基本组成：数据库、后端服务、前端页面、角色权限、业务规则、测试验证和设计文档。</w:t>
+      </w:r>
+    </w:p>
+    <w:p>
+      <w:pPr>
+        <w:pStyle w:val="Heading1"/>
+        <w:spacing w:before="200" w:after="120"/>
+      </w:pPr>
+      <w:r>
+        <w:rPr>
+          <w:rFonts w:ascii="Calibri" w:hAnsi="Calibri" w:eastAsia="微软雅黑"/>
+          <w:b/>
+          <w:color w:val="2E74B5"/>
+          <w:sz w:val="32"/>
+        </w:rPr>
+        <w:t>二、Java 技术基础</w:t>
+      </w:r>
+    </w:p>
+    <w:p>
+      <w:pPr>
+        <w:spacing w:after="120" w:line="264" w:lineRule="auto"/>
+      </w:pPr>
+      <w:r>
+        <w:rPr>
+          <w:rFonts w:ascii="Calibri" w:hAnsi="Calibri" w:eastAsia="微软雅黑"/>
+          <w:b w:val="0"/>
+          <w:sz w:val="22"/>
+        </w:rPr>
+        <w:t>本课程设计属于 Java 程序设计方向，因此系统后端重点体现 Java 语言在类设计、对象封装、接口定义、异常处理、集合处理、注解使用和单元测试方面的应用。</w:t>
+      </w:r>
+    </w:p>
+    <w:p>
+      <w:pPr>
+        <w:pStyle w:val="Heading2"/>
+        <w:spacing w:before="120" w:after="120"/>
+      </w:pPr>
+      <w:r>
+        <w:rPr>
+          <w:rFonts w:ascii="Calibri" w:hAnsi="Calibri" w:eastAsia="微软雅黑"/>
+          <w:b/>
+          <w:color w:val="2E74B5"/>
+          <w:sz w:val="26"/>
+        </w:rPr>
+        <w:t>2.1 Java 语言特性应用</w:t>
       </w:r>
     </w:p>
     <w:tbl>
@@ -161,7 +205,7 @@
           </w:tcPr>
           <w:p>
             <w:pPr>
-              <w:spacing w:after="0"/>
+              <w:spacing w:after="0" w:line="252" w:lineRule="auto"/>
             </w:pPr>
             <w:r>
               <w:rPr>
@@ -169,7 +213,7 @@
                 <w:b/>
                 <w:sz w:val="21"/>
               </w:rPr>
-              <w:t>层次</w:t>
+              <w:t>Java 特性</w:t>
             </w:r>
           </w:p>
         </w:tc>
@@ -180,7 +224,7 @@
           </w:tcPr>
           <w:p>
             <w:pPr>
-              <w:spacing w:after="0"/>
+              <w:spacing w:after="0" w:line="252" w:lineRule="auto"/>
             </w:pPr>
             <w:r>
               <w:rPr>
@@ -188,7 +232,7 @@
                 <w:b/>
                 <w:sz w:val="21"/>
               </w:rPr>
-              <w:t>技术</w:t>
+              <w:t>在本系统中的应用</w:t>
             </w:r>
           </w:p>
         </w:tc>
@@ -199,7 +243,7 @@
           </w:tcPr>
           <w:p>
             <w:pPr>
-              <w:spacing w:after="0"/>
+              <w:spacing w:after="0" w:line="252" w:lineRule="auto"/>
             </w:pPr>
             <w:r>
               <w:rPr>
@@ -220,7 +264,7 @@
           </w:tcPr>
           <w:p>
             <w:pPr>
-              <w:spacing w:after="0"/>
+              <w:spacing w:after="0" w:line="252" w:lineRule="auto"/>
             </w:pPr>
             <w:r>
               <w:rPr>
@@ -228,7 +272,7 @@
                 <w:b w:val="0"/>
                 <w:sz w:val="21"/>
               </w:rPr>
-              <w:t>前端</w:t>
+              <w:t>类与对象</w:t>
             </w:r>
           </w:p>
         </w:tc>
@@ -239,7 +283,7 @@
           </w:tcPr>
           <w:p>
             <w:pPr>
-              <w:spacing w:after="0"/>
+              <w:spacing w:after="0" w:line="252" w:lineRule="auto"/>
             </w:pPr>
             <w:r>
               <w:rPr>
@@ -247,7 +291,7 @@
                 <w:b w:val="0"/>
                 <w:sz w:val="21"/>
               </w:rPr>
-              <w:t>Vue 3、Vite、Element Plus、Pinia、Axios</w:t>
+              <w:t>User、Student、Teacher、Course、Grade 等实体类</w:t>
             </w:r>
           </w:p>
         </w:tc>
@@ -258,7 +302,7 @@
           </w:tcPr>
           <w:p>
             <w:pPr>
-              <w:spacing w:after="0"/>
+              <w:spacing w:after="0" w:line="252" w:lineRule="auto"/>
             </w:pPr>
             <w:r>
               <w:rPr>
@@ -266,7 +310,7 @@
                 <w:b w:val="0"/>
                 <w:sz w:val="21"/>
               </w:rPr>
-              <w:t>后台管理系统界面、角色菜单、表格和表单</w:t>
+              <w:t>使用类描述现实业务对象，每个对象包含对应属性</w:t>
             </w:r>
           </w:p>
         </w:tc>
@@ -279,7 +323,7 @@
           </w:tcPr>
           <w:p>
             <w:pPr>
-              <w:spacing w:after="0"/>
+              <w:spacing w:after="0" w:line="252" w:lineRule="auto"/>
             </w:pPr>
             <w:r>
               <w:rPr>
@@ -287,7 +331,7 @@
                 <w:b w:val="0"/>
                 <w:sz w:val="21"/>
               </w:rPr>
-              <w:t>后端</w:t>
+              <w:t>封装</w:t>
             </w:r>
           </w:p>
         </w:tc>
@@ -298,7 +342,7 @@
           </w:tcPr>
           <w:p>
             <w:pPr>
-              <w:spacing w:after="0"/>
+              <w:spacing w:after="0" w:line="252" w:lineRule="auto"/>
             </w:pPr>
             <w:r>
               <w:rPr>
@@ -306,7 +350,7 @@
                 <w:b w:val="0"/>
                 <w:sz w:val="21"/>
               </w:rPr>
-              <w:t>Spring Boot、Spring Security、JWT</w:t>
+              <w:t>Service 层封装成绩保存、绩点计算、权限校验</w:t>
             </w:r>
           </w:p>
         </w:tc>
@@ -317,7 +361,7 @@
           </w:tcPr>
           <w:p>
             <w:pPr>
-              <w:spacing w:after="0"/>
+              <w:spacing w:after="0" w:line="252" w:lineRule="auto"/>
             </w:pPr>
             <w:r>
               <w:rPr>
@@ -325,7 +369,7 @@
                 <w:b w:val="0"/>
                 <w:sz w:val="21"/>
               </w:rPr>
-              <w:t>REST API、登录认证、角色权限控制</w:t>
+              <w:t>Controller 不直接处理复杂业务，业务逻辑集中在服务类中</w:t>
             </w:r>
           </w:p>
         </w:tc>
@@ -338,7 +382,7 @@
           </w:tcPr>
           <w:p>
             <w:pPr>
-              <w:spacing w:after="0"/>
+              <w:spacing w:after="0" w:line="252" w:lineRule="auto"/>
             </w:pPr>
             <w:r>
               <w:rPr>
@@ -346,7 +390,7 @@
                 <w:b w:val="0"/>
                 <w:sz w:val="21"/>
               </w:rPr>
-              <w:t>持久层</w:t>
+              <w:t>接口</w:t>
             </w:r>
           </w:p>
         </w:tc>
@@ -357,7 +401,7 @@
           </w:tcPr>
           <w:p>
             <w:pPr>
-              <w:spacing w:after="0"/>
+              <w:spacing w:after="0" w:line="252" w:lineRule="auto"/>
             </w:pPr>
             <w:r>
               <w:rPr>
@@ -365,7 +409,7 @@
                 <w:b w:val="0"/>
                 <w:sz w:val="21"/>
               </w:rPr>
-              <w:t>原生 MyBatis Mapper 接口和 XML SQL</w:t>
+              <w:t>UserMapper、GradeMapper 等 Mapper 接口</w:t>
             </w:r>
           </w:p>
         </w:tc>
@@ -376,7 +420,7 @@
           </w:tcPr>
           <w:p>
             <w:pPr>
-              <w:spacing w:after="0"/>
+              <w:spacing w:after="0" w:line="252" w:lineRule="auto"/>
             </w:pPr>
             <w:r>
               <w:rPr>
@@ -384,7 +428,7 @@
                 <w:b w:val="0"/>
                 <w:sz w:val="21"/>
               </w:rPr>
-              <w:t>显式 SQL，便于课程设计说明</w:t>
+              <w:t>通过接口定义数据访问能力，XML 中提供 SQL 映射</w:t>
             </w:r>
           </w:p>
         </w:tc>
@@ -397,7 +441,7 @@
           </w:tcPr>
           <w:p>
             <w:pPr>
-              <w:spacing w:after="0"/>
+              <w:spacing w:after="0" w:line="252" w:lineRule="auto"/>
             </w:pPr>
             <w:r>
               <w:rPr>
@@ -405,7 +449,7 @@
                 <w:b w:val="0"/>
                 <w:sz w:val="21"/>
               </w:rPr>
-              <w:t>数据库</w:t>
+              <w:t>异常处理</w:t>
             </w:r>
           </w:p>
         </w:tc>
@@ -416,7 +460,7 @@
           </w:tcPr>
           <w:p>
             <w:pPr>
-              <w:spacing w:after="0"/>
+              <w:spacing w:after="0" w:line="252" w:lineRule="auto"/>
             </w:pPr>
             <w:r>
               <w:rPr>
@@ -424,7 +468,7 @@
                 <w:b w:val="0"/>
                 <w:sz w:val="21"/>
               </w:rPr>
-              <w:t>MySQL 8</w:t>
+              <w:t>BusinessException、GlobalExceptionHandler</w:t>
             </w:r>
           </w:p>
         </w:tc>
@@ -435,7 +479,7 @@
           </w:tcPr>
           <w:p>
             <w:pPr>
-              <w:spacing w:after="0"/>
+              <w:spacing w:after="0" w:line="252" w:lineRule="auto"/>
             </w:pPr>
             <w:r>
               <w:rPr>
@@ -443,7 +487,302 @@
                 <w:b w:val="0"/>
                 <w:sz w:val="21"/>
               </w:rPr>
-              <w:t>保存用户、课程、绩点规则和成绩</w:t>
+              <w:t>业务错误通过自定义异常抛出，统一转换为 JSON 响应</w:t>
+            </w:r>
+          </w:p>
+        </w:tc>
+      </w:tr>
+      <w:tr>
+        <w:tc>
+          <w:tcPr>
+            <w:tcW w:type="dxa" w:w="3120"/>
+            <w:vAlign w:val="center"/>
+          </w:tcPr>
+          <w:p>
+            <w:pPr>
+              <w:spacing w:after="0" w:line="252" w:lineRule="auto"/>
+            </w:pPr>
+            <w:r>
+              <w:rPr>
+                <w:rFonts w:ascii="Calibri" w:hAnsi="Calibri" w:eastAsia="微软雅黑"/>
+                <w:b w:val="0"/>
+                <w:sz w:val="21"/>
+              </w:rPr>
+              <w:t>集合框架</w:t>
+            </w:r>
+          </w:p>
+        </w:tc>
+        <w:tc>
+          <w:tcPr>
+            <w:tcW w:type="dxa" w:w="3120"/>
+            <w:vAlign w:val="center"/>
+          </w:tcPr>
+          <w:p>
+            <w:pPr>
+              <w:spacing w:after="0" w:line="252" w:lineRule="auto"/>
+            </w:pPr>
+            <w:r>
+              <w:rPr>
+                <w:rFonts w:ascii="Calibri" w:hAnsi="Calibri" w:eastAsia="微软雅黑"/>
+                <w:b w:val="0"/>
+                <w:sz w:val="21"/>
+              </w:rPr>
+              <w:t>List&lt;CourseGradeRule&gt;、List&lt;Grade&gt;</w:t>
+            </w:r>
+          </w:p>
+        </w:tc>
+        <w:tc>
+          <w:tcPr>
+            <w:tcW w:type="dxa" w:w="3120"/>
+            <w:vAlign w:val="center"/>
+          </w:tcPr>
+          <w:p>
+            <w:pPr>
+              <w:spacing w:after="0" w:line="252" w:lineRule="auto"/>
+            </w:pPr>
+            <w:r>
+              <w:rPr>
+                <w:rFonts w:ascii="Calibri" w:hAnsi="Calibri" w:eastAsia="微软雅黑"/>
+                <w:b w:val="0"/>
+                <w:sz w:val="21"/>
+              </w:rPr>
+              <w:t>用于保存查询结果、规则列表和页面表格数据</w:t>
+            </w:r>
+          </w:p>
+        </w:tc>
+      </w:tr>
+      <w:tr>
+        <w:tc>
+          <w:tcPr>
+            <w:tcW w:type="dxa" w:w="3120"/>
+            <w:vAlign w:val="center"/>
+          </w:tcPr>
+          <w:p>
+            <w:pPr>
+              <w:spacing w:after="0" w:line="252" w:lineRule="auto"/>
+            </w:pPr>
+            <w:r>
+              <w:rPr>
+                <w:rFonts w:ascii="Calibri" w:hAnsi="Calibri" w:eastAsia="微软雅黑"/>
+                <w:b w:val="0"/>
+                <w:sz w:val="21"/>
+              </w:rPr>
+              <w:t>Stream API</w:t>
+            </w:r>
+          </w:p>
+        </w:tc>
+        <w:tc>
+          <w:tcPr>
+            <w:tcW w:type="dxa" w:w="3120"/>
+            <w:vAlign w:val="center"/>
+          </w:tcPr>
+          <w:p>
+            <w:pPr>
+              <w:spacing w:after="0" w:line="252" w:lineRule="auto"/>
+            </w:pPr>
+            <w:r>
+              <w:rPr>
+                <w:rFonts w:ascii="Calibri" w:hAnsi="Calibri" w:eastAsia="微软雅黑"/>
+                <w:b w:val="0"/>
+                <w:sz w:val="21"/>
+              </w:rPr>
+              <w:t>规则排序、区间匹配、查找目标规则</w:t>
+            </w:r>
+          </w:p>
+        </w:tc>
+        <w:tc>
+          <w:tcPr>
+            <w:tcW w:type="dxa" w:w="3120"/>
+            <w:vAlign w:val="center"/>
+          </w:tcPr>
+          <w:p>
+            <w:pPr>
+              <w:spacing w:after="0" w:line="252" w:lineRule="auto"/>
+            </w:pPr>
+            <w:r>
+              <w:rPr>
+                <w:rFonts w:ascii="Calibri" w:hAnsi="Calibri" w:eastAsia="微软雅黑"/>
+                <w:b w:val="0"/>
+                <w:sz w:val="21"/>
+              </w:rPr>
+              <w:t>提高集合处理代码的可读性</w:t>
+            </w:r>
+          </w:p>
+        </w:tc>
+      </w:tr>
+      <w:tr>
+        <w:tc>
+          <w:tcPr>
+            <w:tcW w:type="dxa" w:w="3120"/>
+            <w:vAlign w:val="center"/>
+          </w:tcPr>
+          <w:p>
+            <w:pPr>
+              <w:spacing w:after="0" w:line="252" w:lineRule="auto"/>
+            </w:pPr>
+            <w:r>
+              <w:rPr>
+                <w:rFonts w:ascii="Calibri" w:hAnsi="Calibri" w:eastAsia="微软雅黑"/>
+                <w:b w:val="0"/>
+                <w:sz w:val="21"/>
+              </w:rPr>
+              <w:t>BigDecimal</w:t>
+            </w:r>
+          </w:p>
+        </w:tc>
+        <w:tc>
+          <w:tcPr>
+            <w:tcW w:type="dxa" w:w="3120"/>
+            <w:vAlign w:val="center"/>
+          </w:tcPr>
+          <w:p>
+            <w:pPr>
+              <w:spacing w:after="0" w:line="252" w:lineRule="auto"/>
+            </w:pPr>
+            <w:r>
+              <w:rPr>
+                <w:rFonts w:ascii="Calibri" w:hAnsi="Calibri" w:eastAsia="微软雅黑"/>
+                <w:b w:val="0"/>
+                <w:sz w:val="21"/>
+              </w:rPr>
+              <w:t>成绩、学分、绩点计算</w:t>
+            </w:r>
+          </w:p>
+        </w:tc>
+        <w:tc>
+          <w:tcPr>
+            <w:tcW w:type="dxa" w:w="3120"/>
+            <w:vAlign w:val="center"/>
+          </w:tcPr>
+          <w:p>
+            <w:pPr>
+              <w:spacing w:after="0" w:line="252" w:lineRule="auto"/>
+            </w:pPr>
+            <w:r>
+              <w:rPr>
+                <w:rFonts w:ascii="Calibri" w:hAnsi="Calibri" w:eastAsia="微软雅黑"/>
+                <w:b w:val="0"/>
+                <w:sz w:val="21"/>
+              </w:rPr>
+              <w:t>避免 double 在小数计算中出现精度误差</w:t>
+            </w:r>
+          </w:p>
+        </w:tc>
+      </w:tr>
+      <w:tr>
+        <w:tc>
+          <w:tcPr>
+            <w:tcW w:type="dxa" w:w="3120"/>
+            <w:vAlign w:val="center"/>
+          </w:tcPr>
+          <w:p>
+            <w:pPr>
+              <w:spacing w:after="0" w:line="252" w:lineRule="auto"/>
+            </w:pPr>
+            <w:r>
+              <w:rPr>
+                <w:rFonts w:ascii="Calibri" w:hAnsi="Calibri" w:eastAsia="微软雅黑"/>
+                <w:b w:val="0"/>
+                <w:sz w:val="21"/>
+              </w:rPr>
+              <w:t>注解</w:t>
+            </w:r>
+          </w:p>
+        </w:tc>
+        <w:tc>
+          <w:tcPr>
+            <w:tcW w:type="dxa" w:w="3120"/>
+            <w:vAlign w:val="center"/>
+          </w:tcPr>
+          <w:p>
+            <w:pPr>
+              <w:spacing w:after="0" w:line="252" w:lineRule="auto"/>
+            </w:pPr>
+            <w:r>
+              <w:rPr>
+                <w:rFonts w:ascii="Calibri" w:hAnsi="Calibri" w:eastAsia="微软雅黑"/>
+                <w:b w:val="0"/>
+                <w:sz w:val="21"/>
+              </w:rPr>
+              <w:t>@Service、@RestController、@RequestMapping、@PreAuthorize</w:t>
+            </w:r>
+          </w:p>
+        </w:tc>
+        <w:tc>
+          <w:tcPr>
+            <w:tcW w:type="dxa" w:w="3120"/>
+            <w:vAlign w:val="center"/>
+          </w:tcPr>
+          <w:p>
+            <w:pPr>
+              <w:spacing w:after="0" w:line="252" w:lineRule="auto"/>
+            </w:pPr>
+            <w:r>
+              <w:rPr>
+                <w:rFonts w:ascii="Calibri" w:hAnsi="Calibri" w:eastAsia="微软雅黑"/>
+                <w:b w:val="0"/>
+                <w:sz w:val="21"/>
+              </w:rPr>
+              <w:t>声明类职责、接口路径和权限要求</w:t>
+            </w:r>
+          </w:p>
+        </w:tc>
+      </w:tr>
+      <w:tr>
+        <w:tc>
+          <w:tcPr>
+            <w:tcW w:type="dxa" w:w="3120"/>
+            <w:vAlign w:val="center"/>
+          </w:tcPr>
+          <w:p>
+            <w:pPr>
+              <w:spacing w:after="0" w:line="252" w:lineRule="auto"/>
+            </w:pPr>
+            <w:r>
+              <w:rPr>
+                <w:rFonts w:ascii="Calibri" w:hAnsi="Calibri" w:eastAsia="微软雅黑"/>
+                <w:b w:val="0"/>
+                <w:sz w:val="21"/>
+              </w:rPr>
+              <w:t>单元测试</w:t>
+            </w:r>
+          </w:p>
+        </w:tc>
+        <w:tc>
+          <w:tcPr>
+            <w:tcW w:type="dxa" w:w="3120"/>
+            <w:vAlign w:val="center"/>
+          </w:tcPr>
+          <w:p>
+            <w:pPr>
+              <w:spacing w:after="0" w:line="252" w:lineRule="auto"/>
+            </w:pPr>
+            <w:r>
+              <w:rPr>
+                <w:rFonts w:ascii="Calibri" w:hAnsi="Calibri" w:eastAsia="微软雅黑"/>
+                <w:b w:val="0"/>
+                <w:sz w:val="21"/>
+              </w:rPr>
+              <w:t>JUnit 5 测试 GradeRuleService</w:t>
+            </w:r>
+          </w:p>
+        </w:tc>
+        <w:tc>
+          <w:tcPr>
+            <w:tcW w:type="dxa" w:w="3120"/>
+            <w:vAlign w:val="center"/>
+          </w:tcPr>
+          <w:p>
+            <w:pPr>
+              <w:spacing w:after="0" w:line="252" w:lineRule="auto"/>
+            </w:pPr>
+            <w:r>
+              <w:rPr>
+                <w:rFonts w:ascii="Calibri" w:hAnsi="Calibri" w:eastAsia="微软雅黑"/>
+                <w:b w:val="0"/>
+                <w:sz w:val="21"/>
+              </w:rPr>
+              <w:t>验证规则覆盖、区间重叠、缺口和课程级绩点计算</w:t>
             </w:r>
           </w:p>
         </w:tc>
@@ -452,16 +791,30 @@
     <w:p/>
     <w:p>
       <w:pPr>
-        <w:pStyle w:val="Heading1"/>
+        <w:pStyle w:val="Heading2"/>
+        <w:spacing w:before="120" w:after="120"/>
       </w:pPr>
       <w:r>
         <w:rPr>
           <w:rFonts w:ascii="Calibri" w:hAnsi="Calibri" w:eastAsia="微软雅黑"/>
           <w:b/>
           <w:color w:val="2E74B5"/>
-          <w:sz w:val="32"/>
+          <w:sz w:val="26"/>
         </w:rPr>
-        <w:t>三、功能模块设计</w:t>
+        <w:t>2.2 后端技术基础</w:t>
+      </w:r>
+    </w:p>
+    <w:p>
+      <w:pPr>
+        <w:spacing w:after="120" w:line="264" w:lineRule="auto"/>
+      </w:pPr>
+      <w:r>
+        <w:rPr>
+          <w:rFonts w:ascii="Calibri" w:hAnsi="Calibri" w:eastAsia="微软雅黑"/>
+          <w:b w:val="0"/>
+          <w:sz w:val="22"/>
+        </w:rPr>
+        <w:t>在 Java 语言基础上，本系统使用 Spring Boot、Spring Security、MyBatis 等框架完成 Web 项目开发。框架的作用是减少重复基础代码，使开发重点集中在业务逻辑和系统结构上。</w:t>
       </w:r>
     </w:p>
     <w:tbl>
@@ -484,7 +837,7 @@
           </w:tcPr>
           <w:p>
             <w:pPr>
-              <w:spacing w:after="0"/>
+              <w:spacing w:after="0" w:line="252" w:lineRule="auto"/>
             </w:pPr>
             <w:r>
               <w:rPr>
@@ -492,7 +845,7 @@
                 <w:b/>
                 <w:sz w:val="21"/>
               </w:rPr>
-              <w:t>角色</w:t>
+              <w:t>技术</w:t>
             </w:r>
           </w:p>
         </w:tc>
@@ -503,7 +856,7 @@
           </w:tcPr>
           <w:p>
             <w:pPr>
-              <w:spacing w:after="0"/>
+              <w:spacing w:after="0" w:line="252" w:lineRule="auto"/>
             </w:pPr>
             <w:r>
               <w:rPr>
@@ -511,7 +864,7 @@
                 <w:b/>
                 <w:sz w:val="21"/>
               </w:rPr>
-              <w:t>页面</w:t>
+              <w:t>用途</w:t>
             </w:r>
           </w:p>
         </w:tc>
@@ -522,7 +875,7 @@
           </w:tcPr>
           <w:p>
             <w:pPr>
-              <w:spacing w:after="0"/>
+              <w:spacing w:after="0" w:line="252" w:lineRule="auto"/>
             </w:pPr>
             <w:r>
               <w:rPr>
@@ -530,7 +883,7 @@
                 <w:b/>
                 <w:sz w:val="21"/>
               </w:rPr>
-              <w:t>功能</w:t>
+              <w:t>选择原因</w:t>
             </w:r>
           </w:p>
         </w:tc>
@@ -543,7 +896,7 @@
           </w:tcPr>
           <w:p>
             <w:pPr>
-              <w:spacing w:after="0"/>
+              <w:spacing w:after="0" w:line="252" w:lineRule="auto"/>
             </w:pPr>
             <w:r>
               <w:rPr>
@@ -551,7 +904,7 @@
                 <w:b w:val="0"/>
                 <w:sz w:val="21"/>
               </w:rPr>
-              <w:t>管理员</w:t>
+              <w:t>Spring Boot</w:t>
             </w:r>
           </w:p>
         </w:tc>
@@ -562,7 +915,7 @@
           </w:tcPr>
           <w:p>
             <w:pPr>
-              <w:spacing w:after="0"/>
+              <w:spacing w:after="0" w:line="252" w:lineRule="auto"/>
             </w:pPr>
             <w:r>
               <w:rPr>
@@ -570,7 +923,7 @@
                 <w:b w:val="0"/>
                 <w:sz w:val="21"/>
               </w:rPr>
-              <w:t>用户/学生/教师/班级/课程管理</w:t>
+              <w:t>构建后端 REST API</w:t>
             </w:r>
           </w:p>
         </w:tc>
@@ -581,7 +934,7 @@
           </w:tcPr>
           <w:p>
             <w:pPr>
-              <w:spacing w:after="0"/>
+              <w:spacing w:after="0" w:line="252" w:lineRule="auto"/>
             </w:pPr>
             <w:r>
               <w:rPr>
@@ -589,7 +942,7 @@
                 <w:b w:val="0"/>
                 <w:sz w:val="21"/>
               </w:rPr>
-              <w:t>维护系统基础数据</w:t>
+              <w:t>约定优于配置，启动简单，适合课程设计快速搭建单体应用</w:t>
             </w:r>
           </w:p>
         </w:tc>
@@ -602,7 +955,7 @@
           </w:tcPr>
           <w:p>
             <w:pPr>
-              <w:spacing w:after="0"/>
+              <w:spacing w:after="0" w:line="252" w:lineRule="auto"/>
             </w:pPr>
             <w:r>
               <w:rPr>
@@ -610,7 +963,7 @@
                 <w:b w:val="0"/>
                 <w:sz w:val="21"/>
               </w:rPr>
-              <w:t>管理员</w:t>
+              <w:t>Spring Security + JWT</w:t>
             </w:r>
           </w:p>
         </w:tc>
@@ -621,7 +974,7 @@
           </w:tcPr>
           <w:p>
             <w:pPr>
-              <w:spacing w:after="0"/>
+              <w:spacing w:after="0" w:line="252" w:lineRule="auto"/>
             </w:pPr>
             <w:r>
               <w:rPr>
@@ -629,7 +982,7 @@
                 <w:b w:val="0"/>
                 <w:sz w:val="21"/>
               </w:rPr>
-              <w:t>绩点规则管理</w:t>
+              <w:t>登录认证和接口鉴权</w:t>
             </w:r>
           </w:p>
         </w:tc>
@@ -640,7 +993,7 @@
           </w:tcPr>
           <w:p>
             <w:pPr>
-              <w:spacing w:after="0"/>
+              <w:spacing w:after="0" w:line="252" w:lineRule="auto"/>
             </w:pPr>
             <w:r>
               <w:rPr>
@@ -648,7 +1001,7 @@
                 <w:b w:val="0"/>
                 <w:sz w:val="21"/>
               </w:rPr>
-              <w:t>按课程维护分数区间与绩点映射</w:t>
+              <w:t>前后端分离场景下使用 Token 传递登录状态，便于角色权限控制</w:t>
             </w:r>
           </w:p>
         </w:tc>
@@ -661,7 +1014,7 @@
           </w:tcPr>
           <w:p>
             <w:pPr>
-              <w:spacing w:after="0"/>
+              <w:spacing w:after="0" w:line="252" w:lineRule="auto"/>
             </w:pPr>
             <w:r>
               <w:rPr>
@@ -669,7 +1022,7 @@
                 <w:b w:val="0"/>
                 <w:sz w:val="21"/>
               </w:rPr>
-              <w:t>管理员</w:t>
+              <w:t>MyBatis XML</w:t>
             </w:r>
           </w:p>
         </w:tc>
@@ -680,7 +1033,7 @@
           </w:tcPr>
           <w:p>
             <w:pPr>
-              <w:spacing w:after="0"/>
+              <w:spacing w:after="0" w:line="252" w:lineRule="auto"/>
             </w:pPr>
             <w:r>
               <w:rPr>
@@ -688,7 +1041,7 @@
                 <w:b w:val="0"/>
                 <w:sz w:val="21"/>
               </w:rPr>
-              <w:t>成绩管理/统计分析</w:t>
+              <w:t>数据库访问</w:t>
             </w:r>
           </w:p>
         </w:tc>
@@ -699,7 +1052,7 @@
           </w:tcPr>
           <w:p>
             <w:pPr>
-              <w:spacing w:after="0"/>
+              <w:spacing w:after="0" w:line="252" w:lineRule="auto"/>
             </w:pPr>
             <w:r>
               <w:rPr>
@@ -707,7 +1060,7 @@
                 <w:b w:val="0"/>
                 <w:sz w:val="21"/>
               </w:rPr>
-              <w:t>录入成绩、查看系统和课程统计</w:t>
+              <w:t>SQL 显式写在 XML 中，便于说明表结构、查询逻辑和课程设计要求</w:t>
             </w:r>
           </w:p>
         </w:tc>
@@ -720,7 +1073,7 @@
           </w:tcPr>
           <w:p>
             <w:pPr>
-              <w:spacing w:after="0"/>
+              <w:spacing w:after="0" w:line="252" w:lineRule="auto"/>
             </w:pPr>
             <w:r>
               <w:rPr>
@@ -728,7 +1081,7 @@
                 <w:b w:val="0"/>
                 <w:sz w:val="21"/>
               </w:rPr>
-              <w:t>教师</w:t>
+              <w:t>MySQL 8</w:t>
             </w:r>
           </w:p>
         </w:tc>
@@ -739,7 +1092,7 @@
           </w:tcPr>
           <w:p>
             <w:pPr>
-              <w:spacing w:after="0"/>
+              <w:spacing w:after="0" w:line="252" w:lineRule="auto"/>
             </w:pPr>
             <w:r>
               <w:rPr>
@@ -747,7 +1100,7 @@
                 <w:b w:val="0"/>
                 <w:sz w:val="21"/>
               </w:rPr>
-              <w:t>我的课程/成绩录入/课程统计</w:t>
+              <w:t>关系型数据库</w:t>
             </w:r>
           </w:p>
         </w:tc>
@@ -758,7 +1111,7 @@
           </w:tcPr>
           <w:p>
             <w:pPr>
-              <w:spacing w:after="0"/>
+              <w:spacing w:after="0" w:line="252" w:lineRule="auto"/>
             </w:pPr>
             <w:r>
               <w:rPr>
@@ -766,7 +1119,7 @@
                 <w:b w:val="0"/>
                 <w:sz w:val="21"/>
               </w:rPr>
-              <w:t>管理本人负责课程</w:t>
+              <w:t>适合保存用户、课程、成绩等结构化数据，支持外键和索引</w:t>
             </w:r>
           </w:p>
         </w:tc>
@@ -779,7 +1132,7 @@
           </w:tcPr>
           <w:p>
             <w:pPr>
-              <w:spacing w:after="0"/>
+              <w:spacing w:after="0" w:line="252" w:lineRule="auto"/>
             </w:pPr>
             <w:r>
               <w:rPr>
@@ -787,7 +1140,7 @@
                 <w:b w:val="0"/>
                 <w:sz w:val="21"/>
               </w:rPr>
-              <w:t>学生</w:t>
+              <w:t>Vue 3 + Vite</w:t>
             </w:r>
           </w:p>
         </w:tc>
@@ -798,7 +1151,7 @@
           </w:tcPr>
           <w:p>
             <w:pPr>
-              <w:spacing w:after="0"/>
+              <w:spacing w:after="0" w:line="252" w:lineRule="auto"/>
             </w:pPr>
             <w:r>
               <w:rPr>
@@ -806,7 +1159,7 @@
                 <w:b w:val="0"/>
                 <w:sz w:val="21"/>
               </w:rPr>
-              <w:t>个人信息/我的成绩/成绩汇总</w:t>
+              <w:t>前端单页应用</w:t>
             </w:r>
           </w:p>
         </w:tc>
@@ -817,7 +1170,7 @@
           </w:tcPr>
           <w:p>
             <w:pPr>
-              <w:spacing w:after="0"/>
+              <w:spacing w:after="0" w:line="252" w:lineRule="auto"/>
             </w:pPr>
             <w:r>
               <w:rPr>
@@ -825,7 +1178,125 @@
                 <w:b w:val="0"/>
                 <w:sz w:val="21"/>
               </w:rPr>
-              <w:t>查看个人档案和本人课程成绩</w:t>
+              <w:t>开发启动快，组件化清晰，适合后台管理界面</w:t>
+            </w:r>
+          </w:p>
+        </w:tc>
+      </w:tr>
+      <w:tr>
+        <w:tc>
+          <w:tcPr>
+            <w:tcW w:type="dxa" w:w="3120"/>
+            <w:vAlign w:val="center"/>
+          </w:tcPr>
+          <w:p>
+            <w:pPr>
+              <w:spacing w:after="0" w:line="252" w:lineRule="auto"/>
+            </w:pPr>
+            <w:r>
+              <w:rPr>
+                <w:rFonts w:ascii="Calibri" w:hAnsi="Calibri" w:eastAsia="微软雅黑"/>
+                <w:b w:val="0"/>
+                <w:sz w:val="21"/>
+              </w:rPr>
+              <w:t>Element Plus</w:t>
+            </w:r>
+          </w:p>
+        </w:tc>
+        <w:tc>
+          <w:tcPr>
+            <w:tcW w:type="dxa" w:w="3120"/>
+            <w:vAlign w:val="center"/>
+          </w:tcPr>
+          <w:p>
+            <w:pPr>
+              <w:spacing w:after="0" w:line="252" w:lineRule="auto"/>
+            </w:pPr>
+            <w:r>
+              <w:rPr>
+                <w:rFonts w:ascii="Calibri" w:hAnsi="Calibri" w:eastAsia="微软雅黑"/>
+                <w:b w:val="0"/>
+                <w:sz w:val="21"/>
+              </w:rPr>
+              <w:t>UI 组件库</w:t>
+            </w:r>
+          </w:p>
+        </w:tc>
+        <w:tc>
+          <w:tcPr>
+            <w:tcW w:type="dxa" w:w="3120"/>
+            <w:vAlign w:val="center"/>
+          </w:tcPr>
+          <w:p>
+            <w:pPr>
+              <w:spacing w:after="0" w:line="252" w:lineRule="auto"/>
+            </w:pPr>
+            <w:r>
+              <w:rPr>
+                <w:rFonts w:ascii="Calibri" w:hAnsi="Calibri" w:eastAsia="微软雅黑"/>
+                <w:b w:val="0"/>
+                <w:sz w:val="21"/>
+              </w:rPr>
+              <w:t>表格、表单、弹窗、菜单组件成熟，符合后台管理系统风格</w:t>
+            </w:r>
+          </w:p>
+        </w:tc>
+      </w:tr>
+      <w:tr>
+        <w:tc>
+          <w:tcPr>
+            <w:tcW w:type="dxa" w:w="3120"/>
+            <w:vAlign w:val="center"/>
+          </w:tcPr>
+          <w:p>
+            <w:pPr>
+              <w:spacing w:after="0" w:line="252" w:lineRule="auto"/>
+            </w:pPr>
+            <w:r>
+              <w:rPr>
+                <w:rFonts w:ascii="Calibri" w:hAnsi="Calibri" w:eastAsia="微软雅黑"/>
+                <w:b w:val="0"/>
+                <w:sz w:val="21"/>
+              </w:rPr>
+              <w:t>Pinia + Axios</w:t>
+            </w:r>
+          </w:p>
+        </w:tc>
+        <w:tc>
+          <w:tcPr>
+            <w:tcW w:type="dxa" w:w="3120"/>
+            <w:vAlign w:val="center"/>
+          </w:tcPr>
+          <w:p>
+            <w:pPr>
+              <w:spacing w:after="0" w:line="252" w:lineRule="auto"/>
+            </w:pPr>
+            <w:r>
+              <w:rPr>
+                <w:rFonts w:ascii="Calibri" w:hAnsi="Calibri" w:eastAsia="微软雅黑"/>
+                <w:b w:val="0"/>
+                <w:sz w:val="21"/>
+              </w:rPr>
+              <w:t>状态管理和接口请求</w:t>
+            </w:r>
+          </w:p>
+        </w:tc>
+        <w:tc>
+          <w:tcPr>
+            <w:tcW w:type="dxa" w:w="3120"/>
+            <w:vAlign w:val="center"/>
+          </w:tcPr>
+          <w:p>
+            <w:pPr>
+              <w:spacing w:after="0" w:line="252" w:lineRule="auto"/>
+            </w:pPr>
+            <w:r>
+              <w:rPr>
+                <w:rFonts w:ascii="Calibri" w:hAnsi="Calibri" w:eastAsia="微软雅黑"/>
+                <w:b w:val="0"/>
+                <w:sz w:val="21"/>
+              </w:rPr>
+              <w:t>Pinia 保存登录状态，Axios 统一附加 JWT Token</w:t>
             </w:r>
           </w:p>
         </w:tc>
@@ -834,16 +1305,30 @@
     <w:p/>
     <w:p>
       <w:pPr>
-        <w:pStyle w:val="Heading1"/>
+        <w:pStyle w:val="Heading2"/>
+        <w:spacing w:before="120" w:after="120"/>
       </w:pPr>
       <w:r>
         <w:rPr>
           <w:rFonts w:ascii="Calibri" w:hAnsi="Calibri" w:eastAsia="微软雅黑"/>
           <w:b/>
           <w:color w:val="2E74B5"/>
-          <w:sz w:val="32"/>
+          <w:sz w:val="26"/>
         </w:rPr>
-        <w:t>四、数据库设计</w:t>
+        <w:t>2.3 Java 项目包结构</w:t>
+      </w:r>
+    </w:p>
+    <w:p>
+      <w:pPr>
+        <w:spacing w:after="120" w:line="264" w:lineRule="auto"/>
+      </w:pPr>
+      <w:r>
+        <w:rPr>
+          <w:rFonts w:ascii="Calibri" w:hAnsi="Calibri" w:eastAsia="微软雅黑"/>
+          <w:b w:val="0"/>
+          <w:sz w:val="22"/>
+        </w:rPr>
+        <w:t>后端代码按照职责划分为多个 Java 包，既体现面向对象分层思想，也方便课程设计答辩时按模块讲解。</w:t>
       </w:r>
     </w:p>
     <w:tbl>
@@ -866,7 +1351,7 @@
           </w:tcPr>
           <w:p>
             <w:pPr>
-              <w:spacing w:after="0"/>
+              <w:spacing w:after="0" w:line="252" w:lineRule="auto"/>
             </w:pPr>
             <w:r>
               <w:rPr>
@@ -874,7 +1359,7 @@
                 <w:b/>
                 <w:sz w:val="21"/>
               </w:rPr>
-              <w:t>表名</w:t>
+              <w:t>包名</w:t>
             </w:r>
           </w:p>
         </w:tc>
@@ -885,7 +1370,7 @@
           </w:tcPr>
           <w:p>
             <w:pPr>
-              <w:spacing w:after="0"/>
+              <w:spacing w:after="0" w:line="252" w:lineRule="auto"/>
             </w:pPr>
             <w:r>
               <w:rPr>
@@ -893,7 +1378,7 @@
                 <w:b/>
                 <w:sz w:val="21"/>
               </w:rPr>
-              <w:t>用途</w:t>
+              <w:t>代表类</w:t>
             </w:r>
           </w:p>
         </w:tc>
@@ -904,7 +1389,7 @@
           </w:tcPr>
           <w:p>
             <w:pPr>
-              <w:spacing w:after="0"/>
+              <w:spacing w:after="0" w:line="252" w:lineRule="auto"/>
             </w:pPr>
             <w:r>
               <w:rPr>
@@ -912,7 +1397,7 @@
                 <w:b/>
                 <w:sz w:val="21"/>
               </w:rPr>
-              <w:t>关键字段</w:t>
+              <w:t>职责</w:t>
             </w:r>
           </w:p>
         </w:tc>
@@ -925,7 +1410,7 @@
           </w:tcPr>
           <w:p>
             <w:pPr>
-              <w:spacing w:after="0"/>
+              <w:spacing w:after="0" w:line="252" w:lineRule="auto"/>
             </w:pPr>
             <w:r>
               <w:rPr>
@@ -933,7 +1418,7 @@
                 <w:b w:val="0"/>
                 <w:sz w:val="21"/>
               </w:rPr>
-              <w:t>users</w:t>
+              <w:t>controller</w:t>
             </w:r>
           </w:p>
         </w:tc>
@@ -944,7 +1429,7 @@
           </w:tcPr>
           <w:p>
             <w:pPr>
-              <w:spacing w:after="0"/>
+              <w:spacing w:after="0" w:line="252" w:lineRule="auto"/>
             </w:pPr>
             <w:r>
               <w:rPr>
@@ -952,7 +1437,7 @@
                 <w:b w:val="0"/>
                 <w:sz w:val="21"/>
               </w:rPr>
-              <w:t>登录账号</w:t>
+              <w:t>AuthController、GradeController</w:t>
             </w:r>
           </w:p>
         </w:tc>
@@ -963,7 +1448,7 @@
           </w:tcPr>
           <w:p>
             <w:pPr>
-              <w:spacing w:after="0"/>
+              <w:spacing w:after="0" w:line="252" w:lineRule="auto"/>
             </w:pPr>
             <w:r>
               <w:rPr>
@@ -971,7 +1456,7 @@
                 <w:b w:val="0"/>
                 <w:sz w:val="21"/>
               </w:rPr>
-              <w:t>username、password、real_name、role、status</w:t>
+              <w:t>接收 HTTP 请求并返回统一响应</w:t>
             </w:r>
           </w:p>
         </w:tc>
@@ -984,7 +1469,7 @@
           </w:tcPr>
           <w:p>
             <w:pPr>
-              <w:spacing w:after="0"/>
+              <w:spacing w:after="0" w:line="252" w:lineRule="auto"/>
             </w:pPr>
             <w:r>
               <w:rPr>
@@ -992,7 +1477,7 @@
                 <w:b w:val="0"/>
                 <w:sz w:val="21"/>
               </w:rPr>
-              <w:t>classes</w:t>
+              <w:t>service</w:t>
             </w:r>
           </w:p>
         </w:tc>
@@ -1003,7 +1488,7 @@
           </w:tcPr>
           <w:p>
             <w:pPr>
-              <w:spacing w:after="0"/>
+              <w:spacing w:after="0" w:line="252" w:lineRule="auto"/>
             </w:pPr>
             <w:r>
               <w:rPr>
@@ -1011,7 +1496,7 @@
                 <w:b w:val="0"/>
                 <w:sz w:val="21"/>
               </w:rPr>
-              <w:t>班级信息</w:t>
+              <w:t>GradeService、GradeRuleService</w:t>
             </w:r>
           </w:p>
         </w:tc>
@@ -1022,7 +1507,7 @@
           </w:tcPr>
           <w:p>
             <w:pPr>
-              <w:spacing w:after="0"/>
+              <w:spacing w:after="0" w:line="252" w:lineRule="auto"/>
             </w:pPr>
             <w:r>
               <w:rPr>
@@ -1030,7 +1515,7 @@
                 <w:b w:val="0"/>
                 <w:sz w:val="21"/>
               </w:rPr>
-              <w:t>class_name、grade_year、major</w:t>
+              <w:t>封装业务规则、权限校验和成绩处理逻辑</w:t>
             </w:r>
           </w:p>
         </w:tc>
@@ -1043,7 +1528,7 @@
           </w:tcPr>
           <w:p>
             <w:pPr>
-              <w:spacing w:after="0"/>
+              <w:spacing w:after="0" w:line="252" w:lineRule="auto"/>
             </w:pPr>
             <w:r>
               <w:rPr>
@@ -1051,7 +1536,7 @@
                 <w:b w:val="0"/>
                 <w:sz w:val="21"/>
               </w:rPr>
-              <w:t>students</w:t>
+              <w:t>mapper</w:t>
             </w:r>
           </w:p>
         </w:tc>
@@ -1062,7 +1547,7 @@
           </w:tcPr>
           <w:p>
             <w:pPr>
-              <w:spacing w:after="0"/>
+              <w:spacing w:after="0" w:line="252" w:lineRule="auto"/>
             </w:pPr>
             <w:r>
               <w:rPr>
@@ -1070,7 +1555,7 @@
                 <w:b w:val="0"/>
                 <w:sz w:val="21"/>
               </w:rPr>
-              <w:t>学生档案</w:t>
+              <w:t>UserMapper、GradeMapper</w:t>
             </w:r>
           </w:p>
         </w:tc>
@@ -1081,7 +1566,7 @@
           </w:tcPr>
           <w:p>
             <w:pPr>
-              <w:spacing w:after="0"/>
+              <w:spacing w:after="0" w:line="252" w:lineRule="auto"/>
             </w:pPr>
             <w:r>
               <w:rPr>
@@ -1089,7 +1574,7 @@
                 <w:b w:val="0"/>
                 <w:sz w:val="21"/>
               </w:rPr>
-              <w:t>user_id、class_id、student_no、name</w:t>
+              <w:t>定义数据库访问接口，由 MyBatis XML 绑定 SQL</w:t>
             </w:r>
           </w:p>
         </w:tc>
@@ -1102,7 +1587,7 @@
           </w:tcPr>
           <w:p>
             <w:pPr>
-              <w:spacing w:after="0"/>
+              <w:spacing w:after="0" w:line="252" w:lineRule="auto"/>
             </w:pPr>
             <w:r>
               <w:rPr>
@@ -1110,7 +1595,7 @@
                 <w:b w:val="0"/>
                 <w:sz w:val="21"/>
               </w:rPr>
-              <w:t>teachers</w:t>
+              <w:t>entity</w:t>
             </w:r>
           </w:p>
         </w:tc>
@@ -1121,7 +1606,7 @@
           </w:tcPr>
           <w:p>
             <w:pPr>
-              <w:spacing w:after="0"/>
+              <w:spacing w:after="0" w:line="252" w:lineRule="auto"/>
             </w:pPr>
             <w:r>
               <w:rPr>
@@ -1129,7 +1614,7 @@
                 <w:b w:val="0"/>
                 <w:sz w:val="21"/>
               </w:rPr>
-              <w:t>教师档案</w:t>
+              <w:t>User、Course、Grade</w:t>
             </w:r>
           </w:p>
         </w:tc>
@@ -1140,7 +1625,7 @@
           </w:tcPr>
           <w:p>
             <w:pPr>
-              <w:spacing w:after="0"/>
+              <w:spacing w:after="0" w:line="252" w:lineRule="auto"/>
             </w:pPr>
             <w:r>
               <w:rPr>
@@ -1148,7 +1633,7 @@
                 <w:b w:val="0"/>
                 <w:sz w:val="21"/>
               </w:rPr>
-              <w:t>user_id、teacher_no、name、title</w:t>
+              <w:t>描述数据库表对应的 Java 对象</w:t>
             </w:r>
           </w:p>
         </w:tc>
@@ -1161,7 +1646,7 @@
           </w:tcPr>
           <w:p>
             <w:pPr>
-              <w:spacing w:after="0"/>
+              <w:spacing w:after="0" w:line="252" w:lineRule="auto"/>
             </w:pPr>
             <w:r>
               <w:rPr>
@@ -1169,7 +1654,7 @@
                 <w:b w:val="0"/>
                 <w:sz w:val="21"/>
               </w:rPr>
-              <w:t>courses</w:t>
+              <w:t>dto</w:t>
             </w:r>
           </w:p>
         </w:tc>
@@ -1180,7 +1665,7 @@
           </w:tcPr>
           <w:p>
             <w:pPr>
-              <w:spacing w:after="0"/>
+              <w:spacing w:after="0" w:line="252" w:lineRule="auto"/>
             </w:pPr>
             <w:r>
               <w:rPr>
@@ -1188,7 +1673,7 @@
                 <w:b w:val="0"/>
                 <w:sz w:val="21"/>
               </w:rPr>
-              <w:t>课程信息</w:t>
+              <w:t>LoginRequest、GradeSaveRequest</w:t>
             </w:r>
           </w:p>
         </w:tc>
@@ -1199,7 +1684,7 @@
           </w:tcPr>
           <w:p>
             <w:pPr>
-              <w:spacing w:after="0"/>
+              <w:spacing w:after="0" w:line="252" w:lineRule="auto"/>
             </w:pPr>
             <w:r>
               <w:rPr>
@@ -1207,7 +1692,7 @@
                 <w:b w:val="0"/>
                 <w:sz w:val="21"/>
               </w:rPr>
-              <w:t>course_code、course_name、credit、teacher_id</w:t>
+              <w:t>封装前后端传输数据</w:t>
             </w:r>
           </w:p>
         </w:tc>
@@ -1220,7 +1705,7 @@
           </w:tcPr>
           <w:p>
             <w:pPr>
-              <w:spacing w:after="0"/>
+              <w:spacing w:after="0" w:line="252" w:lineRule="auto"/>
             </w:pPr>
             <w:r>
               <w:rPr>
@@ -1228,7 +1713,7 @@
                 <w:b w:val="0"/>
                 <w:sz w:val="21"/>
               </w:rPr>
-              <w:t>course_grade_rules</w:t>
+              <w:t>security</w:t>
             </w:r>
           </w:p>
         </w:tc>
@@ -1239,7 +1724,7 @@
           </w:tcPr>
           <w:p>
             <w:pPr>
-              <w:spacing w:after="0"/>
+              <w:spacing w:after="0" w:line="252" w:lineRule="auto"/>
             </w:pPr>
             <w:r>
               <w:rPr>
@@ -1247,7 +1732,7 @@
                 <w:b w:val="0"/>
                 <w:sz w:val="21"/>
               </w:rPr>
-              <w:t>课程级绩点规则</w:t>
+              <w:t>JwtAuthenticationFilter、SecurityUtils</w:t>
             </w:r>
           </w:p>
         </w:tc>
@@ -1258,7 +1743,7 @@
           </w:tcPr>
           <w:p>
             <w:pPr>
-              <w:spacing w:after="0"/>
+              <w:spacing w:after="0" w:line="252" w:lineRule="auto"/>
             </w:pPr>
             <w:r>
               <w:rPr>
@@ -1266,7 +1751,7 @@
                 <w:b w:val="0"/>
                 <w:sz w:val="21"/>
               </w:rPr>
-              <w:t>course_id、min_score、max_score、grade_point、label</w:t>
+              <w:t>处理 JWT 解析、当前用户获取和权限辅助</w:t>
             </w:r>
           </w:p>
         </w:tc>
@@ -1279,7 +1764,7 @@
           </w:tcPr>
           <w:p>
             <w:pPr>
-              <w:spacing w:after="0"/>
+              <w:spacing w:after="0" w:line="252" w:lineRule="auto"/>
             </w:pPr>
             <w:r>
               <w:rPr>
@@ -1287,7 +1772,7 @@
                 <w:b w:val="0"/>
                 <w:sz w:val="21"/>
               </w:rPr>
-              <w:t>grades</w:t>
+              <w:t>common</w:t>
             </w:r>
           </w:p>
         </w:tc>
@@ -1298,7 +1783,7 @@
           </w:tcPr>
           <w:p>
             <w:pPr>
-              <w:spacing w:after="0"/>
+              <w:spacing w:after="0" w:line="252" w:lineRule="auto"/>
             </w:pPr>
             <w:r>
               <w:rPr>
@@ -1306,7 +1791,7 @@
                 <w:b w:val="0"/>
                 <w:sz w:val="21"/>
               </w:rPr>
-              <w:t>成绩记录</w:t>
+              <w:t>ApiResponse、BusinessException</w:t>
             </w:r>
           </w:p>
         </w:tc>
@@ -1317,7 +1802,7 @@
           </w:tcPr>
           <w:p>
             <w:pPr>
-              <w:spacing w:after="0"/>
+              <w:spacing w:after="0" w:line="252" w:lineRule="auto"/>
             </w:pPr>
             <w:r>
               <w:rPr>
@@ -1325,7 +1810,7 @@
                 <w:b w:val="0"/>
                 <w:sz w:val="21"/>
               </w:rPr>
-              <w:t>student_id、course_id、total_score、grade_point</w:t>
+              <w:t>统一响应结构和业务异常</w:t>
             </w:r>
           </w:p>
         </w:tc>
@@ -1335,6 +1820,7 @@
     <w:p>
       <w:pPr>
         <w:pStyle w:val="Heading1"/>
+        <w:spacing w:before="200" w:after="120"/>
       </w:pPr>
       <w:r>
         <w:rPr>
@@ -1343,7 +1829,121 @@
           <w:color w:val="2E74B5"/>
           <w:sz w:val="32"/>
         </w:rPr>
-        <w:t>五、接口设计</w:t>
+        <w:t>三、可行性分析</w:t>
+      </w:r>
+    </w:p>
+    <w:p>
+      <w:pPr>
+        <w:pStyle w:val="Heading2"/>
+        <w:spacing w:before="120" w:after="120"/>
+      </w:pPr>
+      <w:r>
+        <w:rPr>
+          <w:rFonts w:ascii="Calibri" w:hAnsi="Calibri" w:eastAsia="微软雅黑"/>
+          <w:b/>
+          <w:color w:val="2E74B5"/>
+          <w:sz w:val="26"/>
+        </w:rPr>
+        <w:t>3.1 技术可行性</w:t>
+      </w:r>
+    </w:p>
+    <w:p>
+      <w:pPr>
+        <w:spacing w:after="120" w:line="264" w:lineRule="auto"/>
+      </w:pPr>
+      <w:r>
+        <w:rPr>
+          <w:rFonts w:ascii="Calibri" w:hAnsi="Calibri" w:eastAsia="微软雅黑"/>
+          <w:b w:val="0"/>
+          <w:sz w:val="22"/>
+        </w:rPr>
+        <w:t>系统采用的 Spring Boot、Vue 3、MyBatis 和 MySQL 都是成熟且资料丰富的主流技术。项目为单体应用，不涉及分布式部署和微服务治理，因此技术复杂度适中，适合课程设计周期内完成。</w:t>
+      </w:r>
+    </w:p>
+    <w:p>
+      <w:pPr>
+        <w:pStyle w:val="Heading2"/>
+        <w:spacing w:before="120" w:after="120"/>
+      </w:pPr>
+      <w:r>
+        <w:rPr>
+          <w:rFonts w:ascii="Calibri" w:hAnsi="Calibri" w:eastAsia="微软雅黑"/>
+          <w:b/>
+          <w:color w:val="2E74B5"/>
+          <w:sz w:val="26"/>
+        </w:rPr>
+        <w:t>3.2 经济可行性</w:t>
+      </w:r>
+    </w:p>
+    <w:p>
+      <w:pPr>
+        <w:spacing w:after="120" w:line="264" w:lineRule="auto"/>
+      </w:pPr>
+      <w:r>
+        <w:rPr>
+          <w:rFonts w:ascii="Calibri" w:hAnsi="Calibri" w:eastAsia="微软雅黑"/>
+          <w:b w:val="0"/>
+          <w:sz w:val="22"/>
+        </w:rPr>
+        <w:t>系统使用开源框架和本地 MySQL 数据库，不需要额外购买商业软件或云服务。开发和演示均可在普通个人电脑上完成，成本较低。</w:t>
+      </w:r>
+    </w:p>
+    <w:p>
+      <w:pPr>
+        <w:pStyle w:val="Heading2"/>
+        <w:spacing w:before="120" w:after="120"/>
+      </w:pPr>
+      <w:r>
+        <w:rPr>
+          <w:rFonts w:ascii="Calibri" w:hAnsi="Calibri" w:eastAsia="微软雅黑"/>
+          <w:b/>
+          <w:color w:val="2E74B5"/>
+          <w:sz w:val="26"/>
+        </w:rPr>
+        <w:t>3.3 操作可行性</w:t>
+      </w:r>
+    </w:p>
+    <w:p>
+      <w:pPr>
+        <w:spacing w:after="120" w:line="264" w:lineRule="auto"/>
+      </w:pPr>
+      <w:r>
+        <w:rPr>
+          <w:rFonts w:ascii="Calibri" w:hAnsi="Calibri" w:eastAsia="微软雅黑"/>
+          <w:b w:val="0"/>
+          <w:sz w:val="22"/>
+        </w:rPr>
+        <w:t>前端采用常见后台管理系统布局，左侧为菜单，右侧为内容区。管理员、教师、学生登录后看到不同菜单，操作流程直观，便于答辩演示和教师验收。</w:t>
+      </w:r>
+    </w:p>
+    <w:p>
+      <w:pPr>
+        <w:pStyle w:val="Heading1"/>
+        <w:spacing w:before="200" w:after="120"/>
+      </w:pPr>
+      <w:r>
+        <w:rPr>
+          <w:rFonts w:ascii="Calibri" w:hAnsi="Calibri" w:eastAsia="微软雅黑"/>
+          <w:b/>
+          <w:color w:val="2E74B5"/>
+          <w:sz w:val="32"/>
+        </w:rPr>
+        <w:t>四、需求分析</w:t>
+      </w:r>
+    </w:p>
+    <w:p>
+      <w:pPr>
+        <w:pStyle w:val="Heading2"/>
+        <w:spacing w:before="120" w:after="120"/>
+      </w:pPr>
+      <w:r>
+        <w:rPr>
+          <w:rFonts w:ascii="Calibri" w:hAnsi="Calibri" w:eastAsia="微软雅黑"/>
+          <w:b/>
+          <w:color w:val="2E74B5"/>
+          <w:sz w:val="26"/>
+        </w:rPr>
+        <w:t>4.1 用户角色需求</w:t>
       </w:r>
     </w:p>
     <w:tbl>
@@ -1366,7 +1966,7 @@
           </w:tcPr>
           <w:p>
             <w:pPr>
-              <w:spacing w:after="0"/>
+              <w:spacing w:after="0" w:line="252" w:lineRule="auto"/>
             </w:pPr>
             <w:r>
               <w:rPr>
@@ -1374,7 +1974,7 @@
                 <w:b/>
                 <w:sz w:val="21"/>
               </w:rPr>
-              <w:t>接口</w:t>
+              <w:t>角色</w:t>
             </w:r>
           </w:p>
         </w:tc>
@@ -1385,7 +1985,7 @@
           </w:tcPr>
           <w:p>
             <w:pPr>
-              <w:spacing w:after="0"/>
+              <w:spacing w:after="0" w:line="252" w:lineRule="auto"/>
             </w:pPr>
             <w:r>
               <w:rPr>
@@ -1393,7 +1993,7 @@
                 <w:b/>
                 <w:sz w:val="21"/>
               </w:rPr>
-              <w:t>方法</w:t>
+              <w:t>核心需求</w:t>
             </w:r>
           </w:p>
         </w:tc>
@@ -1404,7 +2004,2146 @@
           </w:tcPr>
           <w:p>
             <w:pPr>
-              <w:spacing w:after="0"/>
+              <w:spacing w:after="0" w:line="252" w:lineRule="auto"/>
+            </w:pPr>
+            <w:r>
+              <w:rPr>
+                <w:rFonts w:ascii="Calibri" w:hAnsi="Calibri" w:eastAsia="微软雅黑"/>
+                <w:b/>
+                <w:sz w:val="21"/>
+              </w:rPr>
+              <w:t>权限边界</w:t>
+            </w:r>
+          </w:p>
+        </w:tc>
+      </w:tr>
+      <w:tr>
+        <w:tc>
+          <w:tcPr>
+            <w:tcW w:type="dxa" w:w="3120"/>
+            <w:vAlign w:val="center"/>
+          </w:tcPr>
+          <w:p>
+            <w:pPr>
+              <w:spacing w:after="0" w:line="252" w:lineRule="auto"/>
+            </w:pPr>
+            <w:r>
+              <w:rPr>
+                <w:rFonts w:ascii="Calibri" w:hAnsi="Calibri" w:eastAsia="微软雅黑"/>
+                <w:b w:val="0"/>
+                <w:sz w:val="21"/>
+              </w:rPr>
+              <w:t>管理员</w:t>
+            </w:r>
+          </w:p>
+        </w:tc>
+        <w:tc>
+          <w:tcPr>
+            <w:tcW w:type="dxa" w:w="3120"/>
+            <w:vAlign w:val="center"/>
+          </w:tcPr>
+          <w:p>
+            <w:pPr>
+              <w:spacing w:after="0" w:line="252" w:lineRule="auto"/>
+            </w:pPr>
+            <w:r>
+              <w:rPr>
+                <w:rFonts w:ascii="Calibri" w:hAnsi="Calibri" w:eastAsia="微软雅黑"/>
+                <w:b w:val="0"/>
+                <w:sz w:val="21"/>
+              </w:rPr>
+              <w:t>维护用户、学生、教师、班级、课程、绩点规则和成绩数据</w:t>
+            </w:r>
+          </w:p>
+        </w:tc>
+        <w:tc>
+          <w:tcPr>
+            <w:tcW w:type="dxa" w:w="3120"/>
+            <w:vAlign w:val="center"/>
+          </w:tcPr>
+          <w:p>
+            <w:pPr>
+              <w:spacing w:after="0" w:line="252" w:lineRule="auto"/>
+            </w:pPr>
+            <w:r>
+              <w:rPr>
+                <w:rFonts w:ascii="Calibri" w:hAnsi="Calibri" w:eastAsia="微软雅黑"/>
+                <w:b w:val="0"/>
+                <w:sz w:val="21"/>
+              </w:rPr>
+              <w:t>可以管理所有数据</w:t>
+            </w:r>
+          </w:p>
+        </w:tc>
+      </w:tr>
+      <w:tr>
+        <w:tc>
+          <w:tcPr>
+            <w:tcW w:type="dxa" w:w="3120"/>
+            <w:vAlign w:val="center"/>
+          </w:tcPr>
+          <w:p>
+            <w:pPr>
+              <w:spacing w:after="0" w:line="252" w:lineRule="auto"/>
+            </w:pPr>
+            <w:r>
+              <w:rPr>
+                <w:rFonts w:ascii="Calibri" w:hAnsi="Calibri" w:eastAsia="微软雅黑"/>
+                <w:b w:val="0"/>
+                <w:sz w:val="21"/>
+              </w:rPr>
+              <w:t>教师</w:t>
+            </w:r>
+          </w:p>
+        </w:tc>
+        <w:tc>
+          <w:tcPr>
+            <w:tcW w:type="dxa" w:w="3120"/>
+            <w:vAlign w:val="center"/>
+          </w:tcPr>
+          <w:p>
+            <w:pPr>
+              <w:spacing w:after="0" w:line="252" w:lineRule="auto"/>
+            </w:pPr>
+            <w:r>
+              <w:rPr>
+                <w:rFonts w:ascii="Calibri" w:hAnsi="Calibri" w:eastAsia="微软雅黑"/>
+                <w:b w:val="0"/>
+                <w:sz w:val="21"/>
+              </w:rPr>
+              <w:t>查看本人课程，录入和修改本人课程成绩，查看课程统计</w:t>
+            </w:r>
+          </w:p>
+        </w:tc>
+        <w:tc>
+          <w:tcPr>
+            <w:tcW w:type="dxa" w:w="3120"/>
+            <w:vAlign w:val="center"/>
+          </w:tcPr>
+          <w:p>
+            <w:pPr>
+              <w:spacing w:after="0" w:line="252" w:lineRule="auto"/>
+            </w:pPr>
+            <w:r>
+              <w:rPr>
+                <w:rFonts w:ascii="Calibri" w:hAnsi="Calibri" w:eastAsia="微软雅黑"/>
+                <w:b w:val="0"/>
+                <w:sz w:val="21"/>
+              </w:rPr>
+              <w:t>不能编辑其他教师课程成绩</w:t>
+            </w:r>
+          </w:p>
+        </w:tc>
+      </w:tr>
+      <w:tr>
+        <w:tc>
+          <w:tcPr>
+            <w:tcW w:type="dxa" w:w="3120"/>
+            <w:vAlign w:val="center"/>
+          </w:tcPr>
+          <w:p>
+            <w:pPr>
+              <w:spacing w:after="0" w:line="252" w:lineRule="auto"/>
+            </w:pPr>
+            <w:r>
+              <w:rPr>
+                <w:rFonts w:ascii="Calibri" w:hAnsi="Calibri" w:eastAsia="微软雅黑"/>
+                <w:b w:val="0"/>
+                <w:sz w:val="21"/>
+              </w:rPr>
+              <w:t>学生</w:t>
+            </w:r>
+          </w:p>
+        </w:tc>
+        <w:tc>
+          <w:tcPr>
+            <w:tcW w:type="dxa" w:w="3120"/>
+            <w:vAlign w:val="center"/>
+          </w:tcPr>
+          <w:p>
+            <w:pPr>
+              <w:spacing w:after="0" w:line="252" w:lineRule="auto"/>
+            </w:pPr>
+            <w:r>
+              <w:rPr>
+                <w:rFonts w:ascii="Calibri" w:hAnsi="Calibri" w:eastAsia="微软雅黑"/>
+                <w:b w:val="0"/>
+                <w:sz w:val="21"/>
+              </w:rPr>
+              <w:t>查看个人信息、本人课程成绩和成绩汇总</w:t>
+            </w:r>
+          </w:p>
+        </w:tc>
+        <w:tc>
+          <w:tcPr>
+            <w:tcW w:type="dxa" w:w="3120"/>
+            <w:vAlign w:val="center"/>
+          </w:tcPr>
+          <w:p>
+            <w:pPr>
+              <w:spacing w:after="0" w:line="252" w:lineRule="auto"/>
+            </w:pPr>
+            <w:r>
+              <w:rPr>
+                <w:rFonts w:ascii="Calibri" w:hAnsi="Calibri" w:eastAsia="微软雅黑"/>
+                <w:b w:val="0"/>
+                <w:sz w:val="21"/>
+              </w:rPr>
+              <w:t>不能查看或修改其他学生数据</w:t>
+            </w:r>
+          </w:p>
+        </w:tc>
+      </w:tr>
+    </w:tbl>
+    <w:p/>
+    <w:p>
+      <w:pPr>
+        <w:pStyle w:val="Heading2"/>
+        <w:spacing w:before="120" w:after="120"/>
+      </w:pPr>
+      <w:r>
+        <w:rPr>
+          <w:rFonts w:ascii="Calibri" w:hAnsi="Calibri" w:eastAsia="微软雅黑"/>
+          <w:b/>
+          <w:color w:val="2E74B5"/>
+          <w:sz w:val="26"/>
+        </w:rPr>
+        <w:t>4.2 功能需求</w:t>
+      </w:r>
+    </w:p>
+    <w:p>
+      <w:pPr>
+        <w:pStyle w:val="ListBullet"/>
+        <w:spacing w:after="80" w:line="264" w:lineRule="auto"/>
+      </w:pPr>
+      <w:r>
+        <w:rPr>
+          <w:rFonts w:ascii="Calibri" w:hAnsi="Calibri" w:eastAsia="微软雅黑"/>
+          <w:b w:val="0"/>
+          <w:sz w:val="22"/>
+        </w:rPr>
+        <w:t>登录认证：用户输入用户名和密码，后端校验成功后返回 JWT Token。</w:t>
+      </w:r>
+    </w:p>
+    <w:p>
+      <w:pPr>
+        <w:pStyle w:val="ListBullet"/>
+        <w:spacing w:after="80" w:line="264" w:lineRule="auto"/>
+      </w:pPr>
+      <w:r>
+        <w:rPr>
+          <w:rFonts w:ascii="Calibri" w:hAnsi="Calibri" w:eastAsia="微软雅黑"/>
+          <w:b w:val="0"/>
+          <w:sz w:val="22"/>
+        </w:rPr>
+        <w:t>角色菜单：前端根据角色显示不同菜单，减少误操作。</w:t>
+      </w:r>
+    </w:p>
+    <w:p>
+      <w:pPr>
+        <w:pStyle w:val="ListBullet"/>
+        <w:spacing w:after="80" w:line="264" w:lineRule="auto"/>
+      </w:pPr>
+      <w:r>
+        <w:rPr>
+          <w:rFonts w:ascii="Calibri" w:hAnsi="Calibri" w:eastAsia="微软雅黑"/>
+          <w:b w:val="0"/>
+          <w:sz w:val="22"/>
+        </w:rPr>
+        <w:t>基础资料管理：管理员维护用户、学生、教师、班级和课程数据。</w:t>
+      </w:r>
+    </w:p>
+    <w:p>
+      <w:pPr>
+        <w:pStyle w:val="ListBullet"/>
+        <w:spacing w:after="80" w:line="264" w:lineRule="auto"/>
+      </w:pPr>
+      <w:r>
+        <w:rPr>
+          <w:rFonts w:ascii="Calibri" w:hAnsi="Calibri" w:eastAsia="微软雅黑"/>
+          <w:b w:val="0"/>
+          <w:sz w:val="22"/>
+        </w:rPr>
+        <w:t>课程绩点规则管理：管理员按课程维护分数区间、绩点值和等级标签。</w:t>
+      </w:r>
+    </w:p>
+    <w:p>
+      <w:pPr>
+        <w:pStyle w:val="ListBullet"/>
+        <w:spacing w:after="80" w:line="264" w:lineRule="auto"/>
+      </w:pPr>
+      <w:r>
+        <w:rPr>
+          <w:rFonts w:ascii="Calibri" w:hAnsi="Calibri" w:eastAsia="微软雅黑"/>
+          <w:b w:val="0"/>
+          <w:sz w:val="22"/>
+        </w:rPr>
+        <w:t>成绩录入与查询：教师或管理员录入成绩，系统自动计算绩点；学生只能查询本人记录。</w:t>
+      </w:r>
+    </w:p>
+    <w:p>
+      <w:pPr>
+        <w:pStyle w:val="ListBullet"/>
+        <w:spacing w:after="80" w:line="264" w:lineRule="auto"/>
+      </w:pPr>
+      <w:r>
+        <w:rPr>
+          <w:rFonts w:ascii="Calibri" w:hAnsi="Calibri" w:eastAsia="微软雅黑"/>
+          <w:b w:val="0"/>
+          <w:sz w:val="22"/>
+        </w:rPr>
+        <w:t>统计分析：提供系统概览、课程统计和学生个人成绩汇总。</w:t>
+      </w:r>
+    </w:p>
+    <w:p>
+      <w:pPr>
+        <w:pStyle w:val="Heading2"/>
+        <w:spacing w:before="120" w:after="120"/>
+      </w:pPr>
+      <w:r>
+        <w:rPr>
+          <w:rFonts w:ascii="Calibri" w:hAnsi="Calibri" w:eastAsia="微软雅黑"/>
+          <w:b/>
+          <w:color w:val="2E74B5"/>
+          <w:sz w:val="26"/>
+        </w:rPr>
+        <w:t>4.3 非功能需求</w:t>
+      </w:r>
+    </w:p>
+    <w:p>
+      <w:pPr>
+        <w:pStyle w:val="ListBullet"/>
+        <w:spacing w:after="80" w:line="264" w:lineRule="auto"/>
+      </w:pPr>
+      <w:r>
+        <w:rPr>
+          <w:rFonts w:ascii="Calibri" w:hAnsi="Calibri" w:eastAsia="微软雅黑"/>
+          <w:b w:val="0"/>
+          <w:sz w:val="22"/>
+        </w:rPr>
+        <w:t>可运行性：后端、前端和数据库脚本可以独立启动和演示。</w:t>
+      </w:r>
+    </w:p>
+    <w:p>
+      <w:pPr>
+        <w:pStyle w:val="ListBullet"/>
+        <w:spacing w:after="80" w:line="264" w:lineRule="auto"/>
+      </w:pPr>
+      <w:r>
+        <w:rPr>
+          <w:rFonts w:ascii="Calibri" w:hAnsi="Calibri" w:eastAsia="微软雅黑"/>
+          <w:b w:val="0"/>
+          <w:sz w:val="22"/>
+        </w:rPr>
+        <w:t>安全性：关键接口必须在后端进行角色和数据归属校验。</w:t>
+      </w:r>
+    </w:p>
+    <w:p>
+      <w:pPr>
+        <w:pStyle w:val="ListBullet"/>
+        <w:spacing w:after="80" w:line="264" w:lineRule="auto"/>
+      </w:pPr>
+      <w:r>
+        <w:rPr>
+          <w:rFonts w:ascii="Calibri" w:hAnsi="Calibri" w:eastAsia="微软雅黑"/>
+          <w:b w:val="0"/>
+          <w:sz w:val="22"/>
+        </w:rPr>
+        <w:t>可维护性：后端分层清晰，SQL 位于 XML 文件中，便于后期修改。</w:t>
+      </w:r>
+    </w:p>
+    <w:p>
+      <w:pPr>
+        <w:pStyle w:val="ListBullet"/>
+        <w:spacing w:after="80" w:line="264" w:lineRule="auto"/>
+      </w:pPr>
+      <w:r>
+        <w:rPr>
+          <w:rFonts w:ascii="Calibri" w:hAnsi="Calibri" w:eastAsia="微软雅黑"/>
+          <w:b w:val="0"/>
+          <w:sz w:val="22"/>
+        </w:rPr>
+        <w:t>易用性：界面采用后台管理系统风格，表格和表单布局清晰。</w:t>
+      </w:r>
+    </w:p>
+    <w:p>
+      <w:pPr>
+        <w:pStyle w:val="Heading1"/>
+        <w:spacing w:before="200" w:after="120"/>
+      </w:pPr>
+      <w:r>
+        <w:rPr>
+          <w:rFonts w:ascii="Calibri" w:hAnsi="Calibri" w:eastAsia="微软雅黑"/>
+          <w:b/>
+          <w:color w:val="2E74B5"/>
+          <w:sz w:val="32"/>
+        </w:rPr>
+        <w:t>五、系统总体设计</w:t>
+      </w:r>
+    </w:p>
+    <w:p>
+      <w:pPr>
+        <w:spacing w:after="120" w:line="264" w:lineRule="auto"/>
+      </w:pPr>
+      <w:r>
+        <w:rPr>
+          <w:rFonts w:ascii="Calibri" w:hAnsi="Calibri" w:eastAsia="微软雅黑"/>
+          <w:b w:val="0"/>
+          <w:sz w:val="22"/>
+        </w:rPr>
+        <w:t>系统采用前后端分离结构。浏览器端通过 Vue 3 应用展示页面，Axios 将请求发送到 Spring Boot 后端。后端控制器接收请求后调用服务层，服务层完成权限校验和业务处理，再通过 MyBatis Mapper 与 MySQL 数据库交互。</w:t>
+      </w:r>
+    </w:p>
+    <w:tbl>
+      <w:tblPr>
+        <w:tblStyle w:val="TableGrid"/>
+        <w:tblW w:type="auto" w:w="0"/>
+        <w:jc w:val="center"/>
+        <w:tblLook w:firstColumn="1" w:firstRow="1" w:lastColumn="0" w:lastRow="0" w:noHBand="0" w:noVBand="1" w:val="04A0"/>
+      </w:tblPr>
+      <w:tblGrid>
+        <w:gridCol w:w="3120"/>
+        <w:gridCol w:w="3120"/>
+        <w:gridCol w:w="3120"/>
+      </w:tblGrid>
+      <w:tr>
+        <w:tc>
+          <w:tcPr>
+            <w:tcW w:type="dxa" w:w="3120"/>
+            <w:vAlign w:val="center"/>
+          </w:tcPr>
+          <w:p>
+            <w:pPr>
+              <w:spacing w:after="0" w:line="252" w:lineRule="auto"/>
+            </w:pPr>
+            <w:r>
+              <w:rPr>
+                <w:rFonts w:ascii="Calibri" w:hAnsi="Calibri" w:eastAsia="微软雅黑"/>
+                <w:b/>
+                <w:sz w:val="21"/>
+              </w:rPr>
+              <w:t>层次</w:t>
+            </w:r>
+          </w:p>
+        </w:tc>
+        <w:tc>
+          <w:tcPr>
+            <w:tcW w:type="dxa" w:w="3120"/>
+            <w:vAlign w:val="center"/>
+          </w:tcPr>
+          <w:p>
+            <w:pPr>
+              <w:spacing w:after="0" w:line="252" w:lineRule="auto"/>
+            </w:pPr>
+            <w:r>
+              <w:rPr>
+                <w:rFonts w:ascii="Calibri" w:hAnsi="Calibri" w:eastAsia="微软雅黑"/>
+                <w:b/>
+                <w:sz w:val="21"/>
+              </w:rPr>
+              <w:t>主要组件</w:t>
+            </w:r>
+          </w:p>
+        </w:tc>
+        <w:tc>
+          <w:tcPr>
+            <w:tcW w:type="dxa" w:w="3120"/>
+            <w:vAlign w:val="center"/>
+          </w:tcPr>
+          <w:p>
+            <w:pPr>
+              <w:spacing w:after="0" w:line="252" w:lineRule="auto"/>
+            </w:pPr>
+            <w:r>
+              <w:rPr>
+                <w:rFonts w:ascii="Calibri" w:hAnsi="Calibri" w:eastAsia="微软雅黑"/>
+                <w:b/>
+                <w:sz w:val="21"/>
+              </w:rPr>
+              <w:t>职责</w:t>
+            </w:r>
+          </w:p>
+        </w:tc>
+      </w:tr>
+      <w:tr>
+        <w:tc>
+          <w:tcPr>
+            <w:tcW w:type="dxa" w:w="3120"/>
+            <w:vAlign w:val="center"/>
+          </w:tcPr>
+          <w:p>
+            <w:pPr>
+              <w:spacing w:after="0" w:line="252" w:lineRule="auto"/>
+            </w:pPr>
+            <w:r>
+              <w:rPr>
+                <w:rFonts w:ascii="Calibri" w:hAnsi="Calibri" w:eastAsia="微软雅黑"/>
+                <w:b w:val="0"/>
+                <w:sz w:val="21"/>
+              </w:rPr>
+              <w:t>表现层</w:t>
+            </w:r>
+          </w:p>
+        </w:tc>
+        <w:tc>
+          <w:tcPr>
+            <w:tcW w:type="dxa" w:w="3120"/>
+            <w:vAlign w:val="center"/>
+          </w:tcPr>
+          <w:p>
+            <w:pPr>
+              <w:spacing w:after="0" w:line="252" w:lineRule="auto"/>
+            </w:pPr>
+            <w:r>
+              <w:rPr>
+                <w:rFonts w:ascii="Calibri" w:hAnsi="Calibri" w:eastAsia="微软雅黑"/>
+                <w:b w:val="0"/>
+                <w:sz w:val="21"/>
+              </w:rPr>
+              <w:t>Vue 页面、Element Plus 组件</w:t>
+            </w:r>
+          </w:p>
+        </w:tc>
+        <w:tc>
+          <w:tcPr>
+            <w:tcW w:type="dxa" w:w="3120"/>
+            <w:vAlign w:val="center"/>
+          </w:tcPr>
+          <w:p>
+            <w:pPr>
+              <w:spacing w:after="0" w:line="252" w:lineRule="auto"/>
+            </w:pPr>
+            <w:r>
+              <w:rPr>
+                <w:rFonts w:ascii="Calibri" w:hAnsi="Calibri" w:eastAsia="微软雅黑"/>
+                <w:b w:val="0"/>
+                <w:sz w:val="21"/>
+              </w:rPr>
+              <w:t>展示菜单、表格、表单、统计卡片和操作反馈</w:t>
+            </w:r>
+          </w:p>
+        </w:tc>
+      </w:tr>
+      <w:tr>
+        <w:tc>
+          <w:tcPr>
+            <w:tcW w:type="dxa" w:w="3120"/>
+            <w:vAlign w:val="center"/>
+          </w:tcPr>
+          <w:p>
+            <w:pPr>
+              <w:spacing w:after="0" w:line="252" w:lineRule="auto"/>
+            </w:pPr>
+            <w:r>
+              <w:rPr>
+                <w:rFonts w:ascii="Calibri" w:hAnsi="Calibri" w:eastAsia="微软雅黑"/>
+                <w:b w:val="0"/>
+                <w:sz w:val="21"/>
+              </w:rPr>
+              <w:t>接口层</w:t>
+            </w:r>
+          </w:p>
+        </w:tc>
+        <w:tc>
+          <w:tcPr>
+            <w:tcW w:type="dxa" w:w="3120"/>
+            <w:vAlign w:val="center"/>
+          </w:tcPr>
+          <w:p>
+            <w:pPr>
+              <w:spacing w:after="0" w:line="252" w:lineRule="auto"/>
+            </w:pPr>
+            <w:r>
+              <w:rPr>
+                <w:rFonts w:ascii="Calibri" w:hAnsi="Calibri" w:eastAsia="微软雅黑"/>
+                <w:b w:val="0"/>
+                <w:sz w:val="21"/>
+              </w:rPr>
+              <w:t>Spring Boot Controller</w:t>
+            </w:r>
+          </w:p>
+        </w:tc>
+        <w:tc>
+          <w:tcPr>
+            <w:tcW w:type="dxa" w:w="3120"/>
+            <w:vAlign w:val="center"/>
+          </w:tcPr>
+          <w:p>
+            <w:pPr>
+              <w:spacing w:after="0" w:line="252" w:lineRule="auto"/>
+            </w:pPr>
+            <w:r>
+              <w:rPr>
+                <w:rFonts w:ascii="Calibri" w:hAnsi="Calibri" w:eastAsia="微软雅黑"/>
+                <w:b w:val="0"/>
+                <w:sz w:val="21"/>
+              </w:rPr>
+              <w:t>接收 HTTP 请求，返回统一 JSON 结构</w:t>
+            </w:r>
+          </w:p>
+        </w:tc>
+      </w:tr>
+      <w:tr>
+        <w:tc>
+          <w:tcPr>
+            <w:tcW w:type="dxa" w:w="3120"/>
+            <w:vAlign w:val="center"/>
+          </w:tcPr>
+          <w:p>
+            <w:pPr>
+              <w:spacing w:after="0" w:line="252" w:lineRule="auto"/>
+            </w:pPr>
+            <w:r>
+              <w:rPr>
+                <w:rFonts w:ascii="Calibri" w:hAnsi="Calibri" w:eastAsia="微软雅黑"/>
+                <w:b w:val="0"/>
+                <w:sz w:val="21"/>
+              </w:rPr>
+              <w:t>业务层</w:t>
+            </w:r>
+          </w:p>
+        </w:tc>
+        <w:tc>
+          <w:tcPr>
+            <w:tcW w:type="dxa" w:w="3120"/>
+            <w:vAlign w:val="center"/>
+          </w:tcPr>
+          <w:p>
+            <w:pPr>
+              <w:spacing w:after="0" w:line="252" w:lineRule="auto"/>
+            </w:pPr>
+            <w:r>
+              <w:rPr>
+                <w:rFonts w:ascii="Calibri" w:hAnsi="Calibri" w:eastAsia="微软雅黑"/>
+                <w:b w:val="0"/>
+                <w:sz w:val="21"/>
+              </w:rPr>
+              <w:t>Service</w:t>
+            </w:r>
+          </w:p>
+        </w:tc>
+        <w:tc>
+          <w:tcPr>
+            <w:tcW w:type="dxa" w:w="3120"/>
+            <w:vAlign w:val="center"/>
+          </w:tcPr>
+          <w:p>
+            <w:pPr>
+              <w:spacing w:after="0" w:line="252" w:lineRule="auto"/>
+            </w:pPr>
+            <w:r>
+              <w:rPr>
+                <w:rFonts w:ascii="Calibri" w:hAnsi="Calibri" w:eastAsia="微软雅黑"/>
+                <w:b w:val="0"/>
+                <w:sz w:val="21"/>
+              </w:rPr>
+              <w:t>处理权限校验、成绩保存、绩点计算、统计汇总</w:t>
+            </w:r>
+          </w:p>
+        </w:tc>
+      </w:tr>
+      <w:tr>
+        <w:tc>
+          <w:tcPr>
+            <w:tcW w:type="dxa" w:w="3120"/>
+            <w:vAlign w:val="center"/>
+          </w:tcPr>
+          <w:p>
+            <w:pPr>
+              <w:spacing w:after="0" w:line="252" w:lineRule="auto"/>
+            </w:pPr>
+            <w:r>
+              <w:rPr>
+                <w:rFonts w:ascii="Calibri" w:hAnsi="Calibri" w:eastAsia="微软雅黑"/>
+                <w:b w:val="0"/>
+                <w:sz w:val="21"/>
+              </w:rPr>
+              <w:t>持久层</w:t>
+            </w:r>
+          </w:p>
+        </w:tc>
+        <w:tc>
+          <w:tcPr>
+            <w:tcW w:type="dxa" w:w="3120"/>
+            <w:vAlign w:val="center"/>
+          </w:tcPr>
+          <w:p>
+            <w:pPr>
+              <w:spacing w:after="0" w:line="252" w:lineRule="auto"/>
+            </w:pPr>
+            <w:r>
+              <w:rPr>
+                <w:rFonts w:ascii="Calibri" w:hAnsi="Calibri" w:eastAsia="微软雅黑"/>
+                <w:b w:val="0"/>
+                <w:sz w:val="21"/>
+              </w:rPr>
+              <w:t>Mapper 接口 + XML SQL</w:t>
+            </w:r>
+          </w:p>
+        </w:tc>
+        <w:tc>
+          <w:tcPr>
+            <w:tcW w:type="dxa" w:w="3120"/>
+            <w:vAlign w:val="center"/>
+          </w:tcPr>
+          <w:p>
+            <w:pPr>
+              <w:spacing w:after="0" w:line="252" w:lineRule="auto"/>
+            </w:pPr>
+            <w:r>
+              <w:rPr>
+                <w:rFonts w:ascii="Calibri" w:hAnsi="Calibri" w:eastAsia="微软雅黑"/>
+                <w:b w:val="0"/>
+                <w:sz w:val="21"/>
+              </w:rPr>
+              <w:t>执行增删改查和统计查询</w:t>
+            </w:r>
+          </w:p>
+        </w:tc>
+      </w:tr>
+      <w:tr>
+        <w:tc>
+          <w:tcPr>
+            <w:tcW w:type="dxa" w:w="3120"/>
+            <w:vAlign w:val="center"/>
+          </w:tcPr>
+          <w:p>
+            <w:pPr>
+              <w:spacing w:after="0" w:line="252" w:lineRule="auto"/>
+            </w:pPr>
+            <w:r>
+              <w:rPr>
+                <w:rFonts w:ascii="Calibri" w:hAnsi="Calibri" w:eastAsia="微软雅黑"/>
+                <w:b w:val="0"/>
+                <w:sz w:val="21"/>
+              </w:rPr>
+              <w:t>数据层</w:t>
+            </w:r>
+          </w:p>
+        </w:tc>
+        <w:tc>
+          <w:tcPr>
+            <w:tcW w:type="dxa" w:w="3120"/>
+            <w:vAlign w:val="center"/>
+          </w:tcPr>
+          <w:p>
+            <w:pPr>
+              <w:spacing w:after="0" w:line="252" w:lineRule="auto"/>
+            </w:pPr>
+            <w:r>
+              <w:rPr>
+                <w:rFonts w:ascii="Calibri" w:hAnsi="Calibri" w:eastAsia="微软雅黑"/>
+                <w:b w:val="0"/>
+                <w:sz w:val="21"/>
+              </w:rPr>
+              <w:t>MySQL 8</w:t>
+            </w:r>
+          </w:p>
+        </w:tc>
+        <w:tc>
+          <w:tcPr>
+            <w:tcW w:type="dxa" w:w="3120"/>
+            <w:vAlign w:val="center"/>
+          </w:tcPr>
+          <w:p>
+            <w:pPr>
+              <w:spacing w:after="0" w:line="252" w:lineRule="auto"/>
+            </w:pPr>
+            <w:r>
+              <w:rPr>
+                <w:rFonts w:ascii="Calibri" w:hAnsi="Calibri" w:eastAsia="微软雅黑"/>
+                <w:b w:val="0"/>
+                <w:sz w:val="21"/>
+              </w:rPr>
+              <w:t>保存系统业务数据</w:t>
+            </w:r>
+          </w:p>
+        </w:tc>
+      </w:tr>
+    </w:tbl>
+    <w:p/>
+    <w:p>
+      <w:pPr>
+        <w:spacing w:after="120" w:line="264" w:lineRule="auto"/>
+      </w:pPr>
+      <w:r>
+        <w:rPr>
+          <w:rFonts w:ascii="Calibri" w:hAnsi="Calibri" w:eastAsia="微软雅黑"/>
+          <w:b w:val="0"/>
+          <w:sz w:val="22"/>
+        </w:rPr>
+        <w:t>后端统一返回结构包含 code、message、data 三个字段。前端 Axios 响应拦截器统一解析该结构，如果接口返回失败信息则显示提示，成功时直接返回 data，减少页面代码重复。</w:t>
+      </w:r>
+    </w:p>
+    <w:p>
+      <w:pPr>
+        <w:pStyle w:val="Heading1"/>
+        <w:spacing w:before="200" w:after="120"/>
+      </w:pPr>
+      <w:r>
+        <w:rPr>
+          <w:rFonts w:ascii="Calibri" w:hAnsi="Calibri" w:eastAsia="微软雅黑"/>
+          <w:b/>
+          <w:color w:val="2E74B5"/>
+          <w:sz w:val="32"/>
+        </w:rPr>
+        <w:t>六、Java 后端程序设计</w:t>
+      </w:r>
+    </w:p>
+    <w:p>
+      <w:pPr>
+        <w:pStyle w:val="Heading2"/>
+        <w:spacing w:before="120" w:after="120"/>
+      </w:pPr>
+      <w:r>
+        <w:rPr>
+          <w:rFonts w:ascii="Calibri" w:hAnsi="Calibri" w:eastAsia="微软雅黑"/>
+          <w:b/>
+          <w:color w:val="2E74B5"/>
+          <w:sz w:val="26"/>
+        </w:rPr>
+        <w:t>6.1 面向对象类设计</w:t>
+      </w:r>
+    </w:p>
+    <w:p>
+      <w:pPr>
+        <w:spacing w:after="120" w:line="264" w:lineRule="auto"/>
+      </w:pPr>
+      <w:r>
+        <w:rPr>
+          <w:rFonts w:ascii="Calibri" w:hAnsi="Calibri" w:eastAsia="微软雅黑"/>
+          <w:b w:val="0"/>
+          <w:sz w:val="22"/>
+        </w:rPr>
+        <w:t>系统将业务对象抽象为 Java 类。例如 User 表示登录用户，Student 表示学生档案，Teacher 表示教师档案，Course 表示课程，CourseGradeRule 表示某门课程的绩点规则，Grade 表示成绩记录。这些类与数据库表字段基本对应，便于 MyBatis 将查询结果映射为 Java 对象。</w:t>
+      </w:r>
+    </w:p>
+    <w:tbl>
+      <w:tblPr>
+        <w:tblStyle w:val="TableGrid"/>
+        <w:tblW w:type="auto" w:w="0"/>
+        <w:jc w:val="center"/>
+        <w:tblLook w:firstColumn="1" w:firstRow="1" w:lastColumn="0" w:lastRow="0" w:noHBand="0" w:noVBand="1" w:val="04A0"/>
+      </w:tblPr>
+      <w:tblGrid>
+        <w:gridCol w:w="3120"/>
+        <w:gridCol w:w="3120"/>
+        <w:gridCol w:w="3120"/>
+      </w:tblGrid>
+      <w:tr>
+        <w:tc>
+          <w:tcPr>
+            <w:tcW w:type="dxa" w:w="3120"/>
+            <w:vAlign w:val="center"/>
+          </w:tcPr>
+          <w:p>
+            <w:pPr>
+              <w:spacing w:after="0" w:line="252" w:lineRule="auto"/>
+            </w:pPr>
+            <w:r>
+              <w:rPr>
+                <w:rFonts w:ascii="Calibri" w:hAnsi="Calibri" w:eastAsia="微软雅黑"/>
+                <w:b/>
+                <w:sz w:val="21"/>
+              </w:rPr>
+              <w:t>类名</w:t>
+            </w:r>
+          </w:p>
+        </w:tc>
+        <w:tc>
+          <w:tcPr>
+            <w:tcW w:type="dxa" w:w="3120"/>
+            <w:vAlign w:val="center"/>
+          </w:tcPr>
+          <w:p>
+            <w:pPr>
+              <w:spacing w:after="0" w:line="252" w:lineRule="auto"/>
+            </w:pPr>
+            <w:r>
+              <w:rPr>
+                <w:rFonts w:ascii="Calibri" w:hAnsi="Calibri" w:eastAsia="微软雅黑"/>
+                <w:b/>
+                <w:sz w:val="21"/>
+              </w:rPr>
+              <w:t>主要属性</w:t>
+            </w:r>
+          </w:p>
+        </w:tc>
+        <w:tc>
+          <w:tcPr>
+            <w:tcW w:type="dxa" w:w="3120"/>
+            <w:vAlign w:val="center"/>
+          </w:tcPr>
+          <w:p>
+            <w:pPr>
+              <w:spacing w:after="0" w:line="252" w:lineRule="auto"/>
+            </w:pPr>
+            <w:r>
+              <w:rPr>
+                <w:rFonts w:ascii="Calibri" w:hAnsi="Calibri" w:eastAsia="微软雅黑"/>
+                <w:b/>
+                <w:sz w:val="21"/>
+              </w:rPr>
+              <w:t>作用</w:t>
+            </w:r>
+          </w:p>
+        </w:tc>
+      </w:tr>
+      <w:tr>
+        <w:tc>
+          <w:tcPr>
+            <w:tcW w:type="dxa" w:w="3120"/>
+            <w:vAlign w:val="center"/>
+          </w:tcPr>
+          <w:p>
+            <w:pPr>
+              <w:spacing w:after="0" w:line="252" w:lineRule="auto"/>
+            </w:pPr>
+            <w:r>
+              <w:rPr>
+                <w:rFonts w:ascii="Calibri" w:hAnsi="Calibri" w:eastAsia="微软雅黑"/>
+                <w:b w:val="0"/>
+                <w:sz w:val="21"/>
+              </w:rPr>
+              <w:t>User</w:t>
+            </w:r>
+          </w:p>
+        </w:tc>
+        <w:tc>
+          <w:tcPr>
+            <w:tcW w:type="dxa" w:w="3120"/>
+            <w:vAlign w:val="center"/>
+          </w:tcPr>
+          <w:p>
+            <w:pPr>
+              <w:spacing w:after="0" w:line="252" w:lineRule="auto"/>
+            </w:pPr>
+            <w:r>
+              <w:rPr>
+                <w:rFonts w:ascii="Calibri" w:hAnsi="Calibri" w:eastAsia="微软雅黑"/>
+                <w:b w:val="0"/>
+                <w:sz w:val="21"/>
+              </w:rPr>
+              <w:t>id、username、password、realName、role、status</w:t>
+            </w:r>
+          </w:p>
+        </w:tc>
+        <w:tc>
+          <w:tcPr>
+            <w:tcW w:type="dxa" w:w="3120"/>
+            <w:vAlign w:val="center"/>
+          </w:tcPr>
+          <w:p>
+            <w:pPr>
+              <w:spacing w:after="0" w:line="252" w:lineRule="auto"/>
+            </w:pPr>
+            <w:r>
+              <w:rPr>
+                <w:rFonts w:ascii="Calibri" w:hAnsi="Calibri" w:eastAsia="微软雅黑"/>
+                <w:b w:val="0"/>
+                <w:sz w:val="21"/>
+              </w:rPr>
+              <w:t>保存登录账号、真实姓名、角色和状态</w:t>
+            </w:r>
+          </w:p>
+        </w:tc>
+      </w:tr>
+      <w:tr>
+        <w:tc>
+          <w:tcPr>
+            <w:tcW w:type="dxa" w:w="3120"/>
+            <w:vAlign w:val="center"/>
+          </w:tcPr>
+          <w:p>
+            <w:pPr>
+              <w:spacing w:after="0" w:line="252" w:lineRule="auto"/>
+            </w:pPr>
+            <w:r>
+              <w:rPr>
+                <w:rFonts w:ascii="Calibri" w:hAnsi="Calibri" w:eastAsia="微软雅黑"/>
+                <w:b w:val="0"/>
+                <w:sz w:val="21"/>
+              </w:rPr>
+              <w:t>Student</w:t>
+            </w:r>
+          </w:p>
+        </w:tc>
+        <w:tc>
+          <w:tcPr>
+            <w:tcW w:type="dxa" w:w="3120"/>
+            <w:vAlign w:val="center"/>
+          </w:tcPr>
+          <w:p>
+            <w:pPr>
+              <w:spacing w:after="0" w:line="252" w:lineRule="auto"/>
+            </w:pPr>
+            <w:r>
+              <w:rPr>
+                <w:rFonts w:ascii="Calibri" w:hAnsi="Calibri" w:eastAsia="微软雅黑"/>
+                <w:b w:val="0"/>
+                <w:sz w:val="21"/>
+              </w:rPr>
+              <w:t>id、userId、classId、studentNo、name</w:t>
+            </w:r>
+          </w:p>
+        </w:tc>
+        <w:tc>
+          <w:tcPr>
+            <w:tcW w:type="dxa" w:w="3120"/>
+            <w:vAlign w:val="center"/>
+          </w:tcPr>
+          <w:p>
+            <w:pPr>
+              <w:spacing w:after="0" w:line="252" w:lineRule="auto"/>
+            </w:pPr>
+            <w:r>
+              <w:rPr>
+                <w:rFonts w:ascii="Calibri" w:hAnsi="Calibri" w:eastAsia="微软雅黑"/>
+                <w:b w:val="0"/>
+                <w:sz w:val="21"/>
+              </w:rPr>
+              <w:t>保存学生学号、姓名、班级和账号关联</w:t>
+            </w:r>
+          </w:p>
+        </w:tc>
+      </w:tr>
+      <w:tr>
+        <w:tc>
+          <w:tcPr>
+            <w:tcW w:type="dxa" w:w="3120"/>
+            <w:vAlign w:val="center"/>
+          </w:tcPr>
+          <w:p>
+            <w:pPr>
+              <w:spacing w:after="0" w:line="252" w:lineRule="auto"/>
+            </w:pPr>
+            <w:r>
+              <w:rPr>
+                <w:rFonts w:ascii="Calibri" w:hAnsi="Calibri" w:eastAsia="微软雅黑"/>
+                <w:b w:val="0"/>
+                <w:sz w:val="21"/>
+              </w:rPr>
+              <w:t>Teacher</w:t>
+            </w:r>
+          </w:p>
+        </w:tc>
+        <w:tc>
+          <w:tcPr>
+            <w:tcW w:type="dxa" w:w="3120"/>
+            <w:vAlign w:val="center"/>
+          </w:tcPr>
+          <w:p>
+            <w:pPr>
+              <w:spacing w:after="0" w:line="252" w:lineRule="auto"/>
+            </w:pPr>
+            <w:r>
+              <w:rPr>
+                <w:rFonts w:ascii="Calibri" w:hAnsi="Calibri" w:eastAsia="微软雅黑"/>
+                <w:b w:val="0"/>
+                <w:sz w:val="21"/>
+              </w:rPr>
+              <w:t>id、userId、teacherNo、name、title</w:t>
+            </w:r>
+          </w:p>
+        </w:tc>
+        <w:tc>
+          <w:tcPr>
+            <w:tcW w:type="dxa" w:w="3120"/>
+            <w:vAlign w:val="center"/>
+          </w:tcPr>
+          <w:p>
+            <w:pPr>
+              <w:spacing w:after="0" w:line="252" w:lineRule="auto"/>
+            </w:pPr>
+            <w:r>
+              <w:rPr>
+                <w:rFonts w:ascii="Calibri" w:hAnsi="Calibri" w:eastAsia="微软雅黑"/>
+                <w:b w:val="0"/>
+                <w:sz w:val="21"/>
+              </w:rPr>
+              <w:t>保存教师工号、姓名、职称和账号关联</w:t>
+            </w:r>
+          </w:p>
+        </w:tc>
+      </w:tr>
+      <w:tr>
+        <w:tc>
+          <w:tcPr>
+            <w:tcW w:type="dxa" w:w="3120"/>
+            <w:vAlign w:val="center"/>
+          </w:tcPr>
+          <w:p>
+            <w:pPr>
+              <w:spacing w:after="0" w:line="252" w:lineRule="auto"/>
+            </w:pPr>
+            <w:r>
+              <w:rPr>
+                <w:rFonts w:ascii="Calibri" w:hAnsi="Calibri" w:eastAsia="微软雅黑"/>
+                <w:b w:val="0"/>
+                <w:sz w:val="21"/>
+              </w:rPr>
+              <w:t>Course</w:t>
+            </w:r>
+          </w:p>
+        </w:tc>
+        <w:tc>
+          <w:tcPr>
+            <w:tcW w:type="dxa" w:w="3120"/>
+            <w:vAlign w:val="center"/>
+          </w:tcPr>
+          <w:p>
+            <w:pPr>
+              <w:spacing w:after="0" w:line="252" w:lineRule="auto"/>
+            </w:pPr>
+            <w:r>
+              <w:rPr>
+                <w:rFonts w:ascii="Calibri" w:hAnsi="Calibri" w:eastAsia="微软雅黑"/>
+                <w:b w:val="0"/>
+                <w:sz w:val="21"/>
+              </w:rPr>
+              <w:t>id、courseCode、courseName、credit、teacherId</w:t>
+            </w:r>
+          </w:p>
+        </w:tc>
+        <w:tc>
+          <w:tcPr>
+            <w:tcW w:type="dxa" w:w="3120"/>
+            <w:vAlign w:val="center"/>
+          </w:tcPr>
+          <w:p>
+            <w:pPr>
+              <w:spacing w:after="0" w:line="252" w:lineRule="auto"/>
+            </w:pPr>
+            <w:r>
+              <w:rPr>
+                <w:rFonts w:ascii="Calibri" w:hAnsi="Calibri" w:eastAsia="微软雅黑"/>
+                <w:b w:val="0"/>
+                <w:sz w:val="21"/>
+              </w:rPr>
+              <w:t>保存课程编号、名称、学分和授课教师</w:t>
+            </w:r>
+          </w:p>
+        </w:tc>
+      </w:tr>
+      <w:tr>
+        <w:tc>
+          <w:tcPr>
+            <w:tcW w:type="dxa" w:w="3120"/>
+            <w:vAlign w:val="center"/>
+          </w:tcPr>
+          <w:p>
+            <w:pPr>
+              <w:spacing w:after="0" w:line="252" w:lineRule="auto"/>
+            </w:pPr>
+            <w:r>
+              <w:rPr>
+                <w:rFonts w:ascii="Calibri" w:hAnsi="Calibri" w:eastAsia="微软雅黑"/>
+                <w:b w:val="0"/>
+                <w:sz w:val="21"/>
+              </w:rPr>
+              <w:t>CourseGradeRule</w:t>
+            </w:r>
+          </w:p>
+        </w:tc>
+        <w:tc>
+          <w:tcPr>
+            <w:tcW w:type="dxa" w:w="3120"/>
+            <w:vAlign w:val="center"/>
+          </w:tcPr>
+          <w:p>
+            <w:pPr>
+              <w:spacing w:after="0" w:line="252" w:lineRule="auto"/>
+            </w:pPr>
+            <w:r>
+              <w:rPr>
+                <w:rFonts w:ascii="Calibri" w:hAnsi="Calibri" w:eastAsia="微软雅黑"/>
+                <w:b w:val="0"/>
+                <w:sz w:val="21"/>
+              </w:rPr>
+              <w:t>courseId、minScore、maxScore、gradePoint、label</w:t>
+            </w:r>
+          </w:p>
+        </w:tc>
+        <w:tc>
+          <w:tcPr>
+            <w:tcW w:type="dxa" w:w="3120"/>
+            <w:vAlign w:val="center"/>
+          </w:tcPr>
+          <w:p>
+            <w:pPr>
+              <w:spacing w:after="0" w:line="252" w:lineRule="auto"/>
+            </w:pPr>
+            <w:r>
+              <w:rPr>
+                <w:rFonts w:ascii="Calibri" w:hAnsi="Calibri" w:eastAsia="微软雅黑"/>
+                <w:b w:val="0"/>
+                <w:sz w:val="21"/>
+              </w:rPr>
+              <w:t>保存某门课程的成绩区间和绩点映射</w:t>
+            </w:r>
+          </w:p>
+        </w:tc>
+      </w:tr>
+      <w:tr>
+        <w:tc>
+          <w:tcPr>
+            <w:tcW w:type="dxa" w:w="3120"/>
+            <w:vAlign w:val="center"/>
+          </w:tcPr>
+          <w:p>
+            <w:pPr>
+              <w:spacing w:after="0" w:line="252" w:lineRule="auto"/>
+            </w:pPr>
+            <w:r>
+              <w:rPr>
+                <w:rFonts w:ascii="Calibri" w:hAnsi="Calibri" w:eastAsia="微软雅黑"/>
+                <w:b w:val="0"/>
+                <w:sz w:val="21"/>
+              </w:rPr>
+              <w:t>Grade</w:t>
+            </w:r>
+          </w:p>
+        </w:tc>
+        <w:tc>
+          <w:tcPr>
+            <w:tcW w:type="dxa" w:w="3120"/>
+            <w:vAlign w:val="center"/>
+          </w:tcPr>
+          <w:p>
+            <w:pPr>
+              <w:spacing w:after="0" w:line="252" w:lineRule="auto"/>
+            </w:pPr>
+            <w:r>
+              <w:rPr>
+                <w:rFonts w:ascii="Calibri" w:hAnsi="Calibri" w:eastAsia="微软雅黑"/>
+                <w:b w:val="0"/>
+                <w:sz w:val="21"/>
+              </w:rPr>
+              <w:t>studentId、courseId、totalScore、gradePoint</w:t>
+            </w:r>
+          </w:p>
+        </w:tc>
+        <w:tc>
+          <w:tcPr>
+            <w:tcW w:type="dxa" w:w="3120"/>
+            <w:vAlign w:val="center"/>
+          </w:tcPr>
+          <w:p>
+            <w:pPr>
+              <w:spacing w:after="0" w:line="252" w:lineRule="auto"/>
+            </w:pPr>
+            <w:r>
+              <w:rPr>
+                <w:rFonts w:ascii="Calibri" w:hAnsi="Calibri" w:eastAsia="微软雅黑"/>
+                <w:b w:val="0"/>
+                <w:sz w:val="21"/>
+              </w:rPr>
+              <w:t>保存学生课程成绩和自动计算出的绩点</w:t>
+            </w:r>
+          </w:p>
+        </w:tc>
+      </w:tr>
+    </w:tbl>
+    <w:p/>
+    <w:p>
+      <w:pPr>
+        <w:pStyle w:val="Heading2"/>
+        <w:spacing w:before="120" w:after="120"/>
+      </w:pPr>
+      <w:r>
+        <w:rPr>
+          <w:rFonts w:ascii="Calibri" w:hAnsi="Calibri" w:eastAsia="微软雅黑"/>
+          <w:b/>
+          <w:color w:val="2E74B5"/>
+          <w:sz w:val="26"/>
+        </w:rPr>
+        <w:t>6.2 Java 分层调用流程</w:t>
+      </w:r>
+    </w:p>
+    <w:p>
+      <w:pPr>
+        <w:spacing w:after="120" w:line="264" w:lineRule="auto"/>
+      </w:pPr>
+      <w:r>
+        <w:rPr>
+          <w:rFonts w:ascii="Calibri" w:hAnsi="Calibri" w:eastAsia="微软雅黑"/>
+          <w:b w:val="0"/>
+          <w:sz w:val="22"/>
+        </w:rPr>
+        <w:t>以保存成绩为例，前端请求首先进入 GradeController，Controller 负责接收 GradeSaveRequest；随后调用 GradeService，Service 层校验当前用户角色、教师课程归属和绩点规则；最后通过 GradeMapper 写入数据库。这种分层方式避免把 SQL、权限和业务计算全部写在一个类中，使 Java 程序结构更清晰。</w:t>
+      </w:r>
+    </w:p>
+    <w:p>
+      <w:pPr>
+        <w:pStyle w:val="ListNumber"/>
+        <w:spacing w:after="80" w:line="264" w:lineRule="auto"/>
+      </w:pPr>
+      <w:r>
+        <w:rPr>
+          <w:rFonts w:ascii="Calibri" w:hAnsi="Calibri" w:eastAsia="微软雅黑"/>
+          <w:b w:val="0"/>
+          <w:sz w:val="22"/>
+        </w:rPr>
+        <w:t>Controller 层负责参数接收和接口路径定义。</w:t>
+      </w:r>
+    </w:p>
+    <w:p>
+      <w:pPr>
+        <w:pStyle w:val="ListNumber"/>
+        <w:spacing w:after="80" w:line="264" w:lineRule="auto"/>
+      </w:pPr>
+      <w:r>
+        <w:rPr>
+          <w:rFonts w:ascii="Calibri" w:hAnsi="Calibri" w:eastAsia="微软雅黑"/>
+          <w:b w:val="0"/>
+          <w:sz w:val="22"/>
+        </w:rPr>
+        <w:t>Service 层负责业务规则，例如教师只能修改本人课程成绩。</w:t>
+      </w:r>
+    </w:p>
+    <w:p>
+      <w:pPr>
+        <w:pStyle w:val="ListNumber"/>
+        <w:spacing w:after="80" w:line="264" w:lineRule="auto"/>
+      </w:pPr>
+      <w:r>
+        <w:rPr>
+          <w:rFonts w:ascii="Calibri" w:hAnsi="Calibri" w:eastAsia="微软雅黑"/>
+          <w:b w:val="0"/>
+          <w:sz w:val="22"/>
+        </w:rPr>
+        <w:t>Mapper 接口负责定义数据库操作方法。</w:t>
+      </w:r>
+    </w:p>
+    <w:p>
+      <w:pPr>
+        <w:pStyle w:val="ListNumber"/>
+        <w:spacing w:after="80" w:line="264" w:lineRule="auto"/>
+      </w:pPr>
+      <w:r>
+        <w:rPr>
+          <w:rFonts w:ascii="Calibri" w:hAnsi="Calibri" w:eastAsia="微软雅黑"/>
+          <w:b w:val="0"/>
+          <w:sz w:val="22"/>
+        </w:rPr>
+        <w:t>Mapper XML 负责写具体 SQL。</w:t>
+      </w:r>
+    </w:p>
+    <w:p>
+      <w:pPr>
+        <w:pStyle w:val="ListNumber"/>
+        <w:spacing w:after="80" w:line="264" w:lineRule="auto"/>
+      </w:pPr>
+      <w:r>
+        <w:rPr>
+          <w:rFonts w:ascii="Calibri" w:hAnsi="Calibri" w:eastAsia="微软雅黑"/>
+          <w:b w:val="0"/>
+          <w:sz w:val="22"/>
+        </w:rPr>
+        <w:t>Entity 和 DTO 负责承载数据。</w:t>
+      </w:r>
+    </w:p>
+    <w:p>
+      <w:pPr>
+        <w:pStyle w:val="Heading2"/>
+        <w:spacing w:before="120" w:after="120"/>
+      </w:pPr>
+      <w:r>
+        <w:rPr>
+          <w:rFonts w:ascii="Calibri" w:hAnsi="Calibri" w:eastAsia="微软雅黑"/>
+          <w:b/>
+          <w:color w:val="2E74B5"/>
+          <w:sz w:val="26"/>
+        </w:rPr>
+        <w:t>6.3 Java 异常与统一响应</w:t>
+      </w:r>
+    </w:p>
+    <w:p>
+      <w:pPr>
+        <w:spacing w:after="120" w:line="264" w:lineRule="auto"/>
+      </w:pPr>
+      <w:r>
+        <w:rPr>
+          <w:rFonts w:ascii="Calibri" w:hAnsi="Calibri" w:eastAsia="微软雅黑"/>
+          <w:b w:val="0"/>
+          <w:sz w:val="22"/>
+        </w:rPr>
+        <w:t>系统定义了 BusinessException 表示业务异常。例如绩点规则没有覆盖 0-100、教师修改非本人课程成绩、学生尝试录入成绩等情况，都会抛出该异常。GlobalExceptionHandler 使用 @RestControllerAdvice 统一捕获异常，并返回 ApiResponse 结构，使前端能够用统一方式展示错误信息。</w:t>
+      </w:r>
+    </w:p>
+    <w:p>
+      <w:pPr>
+        <w:pStyle w:val="Heading2"/>
+        <w:spacing w:before="120" w:after="120"/>
+      </w:pPr>
+      <w:r>
+        <w:rPr>
+          <w:rFonts w:ascii="Calibri" w:hAnsi="Calibri" w:eastAsia="微软雅黑"/>
+          <w:b/>
+          <w:color w:val="2E74B5"/>
+          <w:sz w:val="26"/>
+        </w:rPr>
+        <w:t>6.4 Java 集合与精确计算</w:t>
+      </w:r>
+    </w:p>
+    <w:p>
+      <w:pPr>
+        <w:spacing w:after="120" w:line="264" w:lineRule="auto"/>
+      </w:pPr>
+      <w:r>
+        <w:rPr>
+          <w:rFonts w:ascii="Calibri" w:hAnsi="Calibri" w:eastAsia="微软雅黑"/>
+          <w:b w:val="0"/>
+          <w:sz w:val="22"/>
+        </w:rPr>
+        <w:t>绩点规则校验使用 List&lt;CourseGradeRule&gt; 保存某门课程的所有规则，并通过 Stream 排序和查找目标区间。成绩和绩点使用 BigDecimal 类型保存，避免浮点数计算导致的小数精度问题。例如 59.99、89.99、3.7 等值都适合使用 BigDecimal 表示。</w:t>
+      </w:r>
+    </w:p>
+    <w:p>
+      <w:pPr>
+        <w:pStyle w:val="Heading1"/>
+        <w:spacing w:before="200" w:after="120"/>
+      </w:pPr>
+      <w:r>
+        <w:rPr>
+          <w:rFonts w:ascii="Calibri" w:hAnsi="Calibri" w:eastAsia="微软雅黑"/>
+          <w:b/>
+          <w:color w:val="2E74B5"/>
+          <w:sz w:val="32"/>
+        </w:rPr>
+        <w:t>七、功能模块详细设计</w:t>
+      </w:r>
+    </w:p>
+    <w:p>
+      <w:pPr>
+        <w:pStyle w:val="Heading2"/>
+        <w:spacing w:before="120" w:after="120"/>
+      </w:pPr>
+      <w:r>
+        <w:rPr>
+          <w:rFonts w:ascii="Calibri" w:hAnsi="Calibri" w:eastAsia="微软雅黑"/>
+          <w:b/>
+          <w:color w:val="2E74B5"/>
+          <w:sz w:val="26"/>
+        </w:rPr>
+        <w:t>7.1 登录与权限模块</w:t>
+      </w:r>
+    </w:p>
+    <w:p>
+      <w:pPr>
+        <w:spacing w:after="120" w:line="264" w:lineRule="auto"/>
+      </w:pPr>
+      <w:r>
+        <w:rPr>
+          <w:rFonts w:ascii="Calibri" w:hAnsi="Calibri" w:eastAsia="微软雅黑"/>
+          <w:b w:val="0"/>
+          <w:sz w:val="22"/>
+        </w:rPr>
+        <w:t>用户登录时，前端提交用户名和密码到 /api/auth/login。后端根据 username 查询 users 表，校验密码和账号状态。校验成功后生成 JWT，并返回用户角色。前端将 Token 保存到本地，在后续请求中通过 Authorization 请求头传递。</w:t>
+      </w:r>
+    </w:p>
+    <w:p>
+      <w:pPr>
+        <w:pStyle w:val="Heading2"/>
+        <w:spacing w:before="120" w:after="120"/>
+      </w:pPr>
+      <w:r>
+        <w:rPr>
+          <w:rFonts w:ascii="Calibri" w:hAnsi="Calibri" w:eastAsia="微软雅黑"/>
+          <w:b/>
+          <w:color w:val="2E74B5"/>
+          <w:sz w:val="26"/>
+        </w:rPr>
+        <w:t>7.2 基础信息管理模块</w:t>
+      </w:r>
+    </w:p>
+    <w:p>
+      <w:pPr>
+        <w:spacing w:after="120" w:line="264" w:lineRule="auto"/>
+      </w:pPr>
+      <w:r>
+        <w:rPr>
+          <w:rFonts w:ascii="Calibri" w:hAnsi="Calibri" w:eastAsia="微软雅黑"/>
+          <w:b w:val="0"/>
+          <w:sz w:val="22"/>
+        </w:rPr>
+        <w:t>基础信息管理包括用户、学生、教师、班级和课程。管理员通过表格查看数据，通过弹窗表单新增或编辑记录。学生表与用户表、班级表关联，教师表与用户表关联，课程表与教师表关联。</w:t>
+      </w:r>
+    </w:p>
+    <w:p>
+      <w:pPr>
+        <w:pStyle w:val="Heading2"/>
+        <w:spacing w:before="120" w:after="120"/>
+      </w:pPr>
+      <w:r>
+        <w:rPr>
+          <w:rFonts w:ascii="Calibri" w:hAnsi="Calibri" w:eastAsia="微软雅黑"/>
+          <w:b/>
+          <w:color w:val="2E74B5"/>
+          <w:sz w:val="26"/>
+        </w:rPr>
+        <w:t>7.3 绩点规则管理模块</w:t>
+      </w:r>
+    </w:p>
+    <w:p>
+      <w:pPr>
+        <w:spacing w:after="120" w:line="264" w:lineRule="auto"/>
+      </w:pPr>
+      <w:r>
+        <w:rPr>
+          <w:rFonts w:ascii="Calibri" w:hAnsi="Calibri" w:eastAsia="微软雅黑"/>
+          <w:b w:val="0"/>
+          <w:sz w:val="22"/>
+        </w:rPr>
+        <w:t>绩点规则是本系统的重点模块。管理员先选择课程，再维护该课程下的多个分数区间。每条规则包含最低分、最高分、绩点和等级标签。保存规则时，后端会检查区间是否覆盖 0-100，是否存在重叠或缺口。</w:t>
+      </w:r>
+    </w:p>
+    <w:p>
+      <w:pPr>
+        <w:pStyle w:val="Heading2"/>
+        <w:spacing w:before="120" w:after="120"/>
+      </w:pPr>
+      <w:r>
+        <w:rPr>
+          <w:rFonts w:ascii="Calibri" w:hAnsi="Calibri" w:eastAsia="微软雅黑"/>
+          <w:b/>
+          <w:color w:val="2E74B5"/>
+          <w:sz w:val="26"/>
+        </w:rPr>
+        <w:t>7.4 成绩管理模块</w:t>
+      </w:r>
+    </w:p>
+    <w:p>
+      <w:pPr>
+        <w:spacing w:after="120" w:line="264" w:lineRule="auto"/>
+      </w:pPr>
+      <w:r>
+        <w:rPr>
+          <w:rFonts w:ascii="Calibri" w:hAnsi="Calibri" w:eastAsia="微软雅黑"/>
+          <w:b w:val="0"/>
+          <w:sz w:val="22"/>
+        </w:rPr>
+        <w:t>成绩表保存学生、课程、平时成绩、期末成绩、总评成绩、绩点和备注。管理员可以管理全部成绩，教师只能管理本人课程的成绩，学生只能查看本人课程成绩。保存成绩时，后端根据课程 ID 查询对应绩点规则，并按总评成绩计算 grade_point。</w:t>
+      </w:r>
+    </w:p>
+    <w:p>
+      <w:pPr>
+        <w:pStyle w:val="Heading2"/>
+        <w:spacing w:before="120" w:after="120"/>
+      </w:pPr>
+      <w:r>
+        <w:rPr>
+          <w:rFonts w:ascii="Calibri" w:hAnsi="Calibri" w:eastAsia="微软雅黑"/>
+          <w:b/>
+          <w:color w:val="2E74B5"/>
+          <w:sz w:val="26"/>
+        </w:rPr>
+        <w:t>7.5 统计分析模块</w:t>
+      </w:r>
+    </w:p>
+    <w:p>
+      <w:pPr>
+        <w:spacing w:after="120" w:line="264" w:lineRule="auto"/>
+      </w:pPr>
+      <w:r>
+        <w:rPr>
+          <w:rFonts w:ascii="Calibri" w:hAnsi="Calibri" w:eastAsia="微软雅黑"/>
+          <w:b w:val="0"/>
+          <w:sz w:val="22"/>
+        </w:rPr>
+        <w:t>统计分析包括管理员系统概览、课程统计和学生个人汇总。课程统计包含平均分、最高分、最低分、及格率和分数段分布；学生汇总包含课程数、通过课程数、平均分和平均绩点。</w:t>
+      </w:r>
+    </w:p>
+    <w:p>
+      <w:pPr>
+        <w:pStyle w:val="Heading1"/>
+        <w:spacing w:before="200" w:after="120"/>
+      </w:pPr>
+      <w:r>
+        <w:rPr>
+          <w:rFonts w:ascii="Calibri" w:hAnsi="Calibri" w:eastAsia="微软雅黑"/>
+          <w:b/>
+          <w:color w:val="2E74B5"/>
+          <w:sz w:val="32"/>
+        </w:rPr>
+        <w:t>八、数据库设计</w:t>
+      </w:r>
+    </w:p>
+    <w:p>
+      <w:pPr>
+        <w:pStyle w:val="Heading2"/>
+        <w:spacing w:before="120" w:after="120"/>
+      </w:pPr>
+      <w:r>
+        <w:rPr>
+          <w:rFonts w:ascii="Calibri" w:hAnsi="Calibri" w:eastAsia="微软雅黑"/>
+          <w:b/>
+          <w:color w:val="2E74B5"/>
+          <w:sz w:val="26"/>
+        </w:rPr>
+        <w:t>8.1 数据表概览</w:t>
+      </w:r>
+    </w:p>
+    <w:tbl>
+      <w:tblPr>
+        <w:tblStyle w:val="TableGrid"/>
+        <w:tblW w:type="auto" w:w="0"/>
+        <w:jc w:val="center"/>
+        <w:tblLook w:firstColumn="1" w:firstRow="1" w:lastColumn="0" w:lastRow="0" w:noHBand="0" w:noVBand="1" w:val="04A0"/>
+      </w:tblPr>
+      <w:tblGrid>
+        <w:gridCol w:w="3120"/>
+        <w:gridCol w:w="3120"/>
+        <w:gridCol w:w="3120"/>
+      </w:tblGrid>
+      <w:tr>
+        <w:tc>
+          <w:tcPr>
+            <w:tcW w:type="dxa" w:w="3120"/>
+            <w:vAlign w:val="center"/>
+          </w:tcPr>
+          <w:p>
+            <w:pPr>
+              <w:spacing w:after="0" w:line="252" w:lineRule="auto"/>
+            </w:pPr>
+            <w:r>
+              <w:rPr>
+                <w:rFonts w:ascii="Calibri" w:hAnsi="Calibri" w:eastAsia="微软雅黑"/>
+                <w:b/>
+                <w:sz w:val="21"/>
+              </w:rPr>
+              <w:t>表名</w:t>
+            </w:r>
+          </w:p>
+        </w:tc>
+        <w:tc>
+          <w:tcPr>
+            <w:tcW w:type="dxa" w:w="3120"/>
+            <w:vAlign w:val="center"/>
+          </w:tcPr>
+          <w:p>
+            <w:pPr>
+              <w:spacing w:after="0" w:line="252" w:lineRule="auto"/>
+            </w:pPr>
+            <w:r>
+              <w:rPr>
+                <w:rFonts w:ascii="Calibri" w:hAnsi="Calibri" w:eastAsia="微软雅黑"/>
+                <w:b/>
+                <w:sz w:val="21"/>
+              </w:rPr>
+              <w:t>用途</w:t>
+            </w:r>
+          </w:p>
+        </w:tc>
+        <w:tc>
+          <w:tcPr>
+            <w:tcW w:type="dxa" w:w="3120"/>
+            <w:vAlign w:val="center"/>
+          </w:tcPr>
+          <w:p>
+            <w:pPr>
+              <w:spacing w:after="0" w:line="252" w:lineRule="auto"/>
+            </w:pPr>
+            <w:r>
+              <w:rPr>
+                <w:rFonts w:ascii="Calibri" w:hAnsi="Calibri" w:eastAsia="微软雅黑"/>
+                <w:b/>
+                <w:sz w:val="21"/>
+              </w:rPr>
+              <w:t>关键字段</w:t>
+            </w:r>
+          </w:p>
+        </w:tc>
+      </w:tr>
+      <w:tr>
+        <w:tc>
+          <w:tcPr>
+            <w:tcW w:type="dxa" w:w="3120"/>
+            <w:vAlign w:val="center"/>
+          </w:tcPr>
+          <w:p>
+            <w:pPr>
+              <w:spacing w:after="0" w:line="252" w:lineRule="auto"/>
+            </w:pPr>
+            <w:r>
+              <w:rPr>
+                <w:rFonts w:ascii="Calibri" w:hAnsi="Calibri" w:eastAsia="微软雅黑"/>
+                <w:b w:val="0"/>
+                <w:sz w:val="21"/>
+              </w:rPr>
+              <w:t>users</w:t>
+            </w:r>
+          </w:p>
+        </w:tc>
+        <w:tc>
+          <w:tcPr>
+            <w:tcW w:type="dxa" w:w="3120"/>
+            <w:vAlign w:val="center"/>
+          </w:tcPr>
+          <w:p>
+            <w:pPr>
+              <w:spacing w:after="0" w:line="252" w:lineRule="auto"/>
+            </w:pPr>
+            <w:r>
+              <w:rPr>
+                <w:rFonts w:ascii="Calibri" w:hAnsi="Calibri" w:eastAsia="微软雅黑"/>
+                <w:b w:val="0"/>
+                <w:sz w:val="21"/>
+              </w:rPr>
+              <w:t>登录账号和角色</w:t>
+            </w:r>
+          </w:p>
+        </w:tc>
+        <w:tc>
+          <w:tcPr>
+            <w:tcW w:type="dxa" w:w="3120"/>
+            <w:vAlign w:val="center"/>
+          </w:tcPr>
+          <w:p>
+            <w:pPr>
+              <w:spacing w:after="0" w:line="252" w:lineRule="auto"/>
+            </w:pPr>
+            <w:r>
+              <w:rPr>
+                <w:rFonts w:ascii="Calibri" w:hAnsi="Calibri" w:eastAsia="微软雅黑"/>
+                <w:b w:val="0"/>
+                <w:sz w:val="21"/>
+              </w:rPr>
+              <w:t>id、username、password、real_name、role、status</w:t>
+            </w:r>
+          </w:p>
+        </w:tc>
+      </w:tr>
+      <w:tr>
+        <w:tc>
+          <w:tcPr>
+            <w:tcW w:type="dxa" w:w="3120"/>
+            <w:vAlign w:val="center"/>
+          </w:tcPr>
+          <w:p>
+            <w:pPr>
+              <w:spacing w:after="0" w:line="252" w:lineRule="auto"/>
+            </w:pPr>
+            <w:r>
+              <w:rPr>
+                <w:rFonts w:ascii="Calibri" w:hAnsi="Calibri" w:eastAsia="微软雅黑"/>
+                <w:b w:val="0"/>
+                <w:sz w:val="21"/>
+              </w:rPr>
+              <w:t>classes</w:t>
+            </w:r>
+          </w:p>
+        </w:tc>
+        <w:tc>
+          <w:tcPr>
+            <w:tcW w:type="dxa" w:w="3120"/>
+            <w:vAlign w:val="center"/>
+          </w:tcPr>
+          <w:p>
+            <w:pPr>
+              <w:spacing w:after="0" w:line="252" w:lineRule="auto"/>
+            </w:pPr>
+            <w:r>
+              <w:rPr>
+                <w:rFonts w:ascii="Calibri" w:hAnsi="Calibri" w:eastAsia="微软雅黑"/>
+                <w:b w:val="0"/>
+                <w:sz w:val="21"/>
+              </w:rPr>
+              <w:t>班级基础信息</w:t>
+            </w:r>
+          </w:p>
+        </w:tc>
+        <w:tc>
+          <w:tcPr>
+            <w:tcW w:type="dxa" w:w="3120"/>
+            <w:vAlign w:val="center"/>
+          </w:tcPr>
+          <w:p>
+            <w:pPr>
+              <w:spacing w:after="0" w:line="252" w:lineRule="auto"/>
+            </w:pPr>
+            <w:r>
+              <w:rPr>
+                <w:rFonts w:ascii="Calibri" w:hAnsi="Calibri" w:eastAsia="微软雅黑"/>
+                <w:b w:val="0"/>
+                <w:sz w:val="21"/>
+              </w:rPr>
+              <w:t>id、class_name、grade_year、major</w:t>
+            </w:r>
+          </w:p>
+        </w:tc>
+      </w:tr>
+      <w:tr>
+        <w:tc>
+          <w:tcPr>
+            <w:tcW w:type="dxa" w:w="3120"/>
+            <w:vAlign w:val="center"/>
+          </w:tcPr>
+          <w:p>
+            <w:pPr>
+              <w:spacing w:after="0" w:line="252" w:lineRule="auto"/>
+            </w:pPr>
+            <w:r>
+              <w:rPr>
+                <w:rFonts w:ascii="Calibri" w:hAnsi="Calibri" w:eastAsia="微软雅黑"/>
+                <w:b w:val="0"/>
+                <w:sz w:val="21"/>
+              </w:rPr>
+              <w:t>students</w:t>
+            </w:r>
+          </w:p>
+        </w:tc>
+        <w:tc>
+          <w:tcPr>
+            <w:tcW w:type="dxa" w:w="3120"/>
+            <w:vAlign w:val="center"/>
+          </w:tcPr>
+          <w:p>
+            <w:pPr>
+              <w:spacing w:after="0" w:line="252" w:lineRule="auto"/>
+            </w:pPr>
+            <w:r>
+              <w:rPr>
+                <w:rFonts w:ascii="Calibri" w:hAnsi="Calibri" w:eastAsia="微软雅黑"/>
+                <w:b w:val="0"/>
+                <w:sz w:val="21"/>
+              </w:rPr>
+              <w:t>学生档案</w:t>
+            </w:r>
+          </w:p>
+        </w:tc>
+        <w:tc>
+          <w:tcPr>
+            <w:tcW w:type="dxa" w:w="3120"/>
+            <w:vAlign w:val="center"/>
+          </w:tcPr>
+          <w:p>
+            <w:pPr>
+              <w:spacing w:after="0" w:line="252" w:lineRule="auto"/>
+            </w:pPr>
+            <w:r>
+              <w:rPr>
+                <w:rFonts w:ascii="Calibri" w:hAnsi="Calibri" w:eastAsia="微软雅黑"/>
+                <w:b w:val="0"/>
+                <w:sz w:val="21"/>
+              </w:rPr>
+              <w:t>id、user_id、class_id、student_no、name、phone</w:t>
+            </w:r>
+          </w:p>
+        </w:tc>
+      </w:tr>
+      <w:tr>
+        <w:tc>
+          <w:tcPr>
+            <w:tcW w:type="dxa" w:w="3120"/>
+            <w:vAlign w:val="center"/>
+          </w:tcPr>
+          <w:p>
+            <w:pPr>
+              <w:spacing w:after="0" w:line="252" w:lineRule="auto"/>
+            </w:pPr>
+            <w:r>
+              <w:rPr>
+                <w:rFonts w:ascii="Calibri" w:hAnsi="Calibri" w:eastAsia="微软雅黑"/>
+                <w:b w:val="0"/>
+                <w:sz w:val="21"/>
+              </w:rPr>
+              <w:t>teachers</w:t>
+            </w:r>
+          </w:p>
+        </w:tc>
+        <w:tc>
+          <w:tcPr>
+            <w:tcW w:type="dxa" w:w="3120"/>
+            <w:vAlign w:val="center"/>
+          </w:tcPr>
+          <w:p>
+            <w:pPr>
+              <w:spacing w:after="0" w:line="252" w:lineRule="auto"/>
+            </w:pPr>
+            <w:r>
+              <w:rPr>
+                <w:rFonts w:ascii="Calibri" w:hAnsi="Calibri" w:eastAsia="微软雅黑"/>
+                <w:b w:val="0"/>
+                <w:sz w:val="21"/>
+              </w:rPr>
+              <w:t>教师档案</w:t>
+            </w:r>
+          </w:p>
+        </w:tc>
+        <w:tc>
+          <w:tcPr>
+            <w:tcW w:type="dxa" w:w="3120"/>
+            <w:vAlign w:val="center"/>
+          </w:tcPr>
+          <w:p>
+            <w:pPr>
+              <w:spacing w:after="0" w:line="252" w:lineRule="auto"/>
+            </w:pPr>
+            <w:r>
+              <w:rPr>
+                <w:rFonts w:ascii="Calibri" w:hAnsi="Calibri" w:eastAsia="微软雅黑"/>
+                <w:b w:val="0"/>
+                <w:sz w:val="21"/>
+              </w:rPr>
+              <w:t>id、user_id、teacher_no、name、title</w:t>
+            </w:r>
+          </w:p>
+        </w:tc>
+      </w:tr>
+      <w:tr>
+        <w:tc>
+          <w:tcPr>
+            <w:tcW w:type="dxa" w:w="3120"/>
+            <w:vAlign w:val="center"/>
+          </w:tcPr>
+          <w:p>
+            <w:pPr>
+              <w:spacing w:after="0" w:line="252" w:lineRule="auto"/>
+            </w:pPr>
+            <w:r>
+              <w:rPr>
+                <w:rFonts w:ascii="Calibri" w:hAnsi="Calibri" w:eastAsia="微软雅黑"/>
+                <w:b w:val="0"/>
+                <w:sz w:val="21"/>
+              </w:rPr>
+              <w:t>courses</w:t>
+            </w:r>
+          </w:p>
+        </w:tc>
+        <w:tc>
+          <w:tcPr>
+            <w:tcW w:type="dxa" w:w="3120"/>
+            <w:vAlign w:val="center"/>
+          </w:tcPr>
+          <w:p>
+            <w:pPr>
+              <w:spacing w:after="0" w:line="252" w:lineRule="auto"/>
+            </w:pPr>
+            <w:r>
+              <w:rPr>
+                <w:rFonts w:ascii="Calibri" w:hAnsi="Calibri" w:eastAsia="微软雅黑"/>
+                <w:b w:val="0"/>
+                <w:sz w:val="21"/>
+              </w:rPr>
+              <w:t>课程信息</w:t>
+            </w:r>
+          </w:p>
+        </w:tc>
+        <w:tc>
+          <w:tcPr>
+            <w:tcW w:type="dxa" w:w="3120"/>
+            <w:vAlign w:val="center"/>
+          </w:tcPr>
+          <w:p>
+            <w:pPr>
+              <w:spacing w:after="0" w:line="252" w:lineRule="auto"/>
+            </w:pPr>
+            <w:r>
+              <w:rPr>
+                <w:rFonts w:ascii="Calibri" w:hAnsi="Calibri" w:eastAsia="微软雅黑"/>
+                <w:b w:val="0"/>
+                <w:sz w:val="21"/>
+              </w:rPr>
+              <w:t>id、course_code、course_name、credit、teacher_id、semester</w:t>
+            </w:r>
+          </w:p>
+        </w:tc>
+      </w:tr>
+      <w:tr>
+        <w:tc>
+          <w:tcPr>
+            <w:tcW w:type="dxa" w:w="3120"/>
+            <w:vAlign w:val="center"/>
+          </w:tcPr>
+          <w:p>
+            <w:pPr>
+              <w:spacing w:after="0" w:line="252" w:lineRule="auto"/>
+            </w:pPr>
+            <w:r>
+              <w:rPr>
+                <w:rFonts w:ascii="Calibri" w:hAnsi="Calibri" w:eastAsia="微软雅黑"/>
+                <w:b w:val="0"/>
+                <w:sz w:val="21"/>
+              </w:rPr>
+              <w:t>course_grade_rules</w:t>
+            </w:r>
+          </w:p>
+        </w:tc>
+        <w:tc>
+          <w:tcPr>
+            <w:tcW w:type="dxa" w:w="3120"/>
+            <w:vAlign w:val="center"/>
+          </w:tcPr>
+          <w:p>
+            <w:pPr>
+              <w:spacing w:after="0" w:line="252" w:lineRule="auto"/>
+            </w:pPr>
+            <w:r>
+              <w:rPr>
+                <w:rFonts w:ascii="Calibri" w:hAnsi="Calibri" w:eastAsia="微软雅黑"/>
+                <w:b w:val="0"/>
+                <w:sz w:val="21"/>
+              </w:rPr>
+              <w:t>课程绩点规则</w:t>
+            </w:r>
+          </w:p>
+        </w:tc>
+        <w:tc>
+          <w:tcPr>
+            <w:tcW w:type="dxa" w:w="3120"/>
+            <w:vAlign w:val="center"/>
+          </w:tcPr>
+          <w:p>
+            <w:pPr>
+              <w:spacing w:after="0" w:line="252" w:lineRule="auto"/>
+            </w:pPr>
+            <w:r>
+              <w:rPr>
+                <w:rFonts w:ascii="Calibri" w:hAnsi="Calibri" w:eastAsia="微软雅黑"/>
+                <w:b w:val="0"/>
+                <w:sz w:val="21"/>
+              </w:rPr>
+              <w:t>id、course_id、min_score、max_score、grade_point、label</w:t>
+            </w:r>
+          </w:p>
+        </w:tc>
+      </w:tr>
+      <w:tr>
+        <w:tc>
+          <w:tcPr>
+            <w:tcW w:type="dxa" w:w="3120"/>
+            <w:vAlign w:val="center"/>
+          </w:tcPr>
+          <w:p>
+            <w:pPr>
+              <w:spacing w:after="0" w:line="252" w:lineRule="auto"/>
+            </w:pPr>
+            <w:r>
+              <w:rPr>
+                <w:rFonts w:ascii="Calibri" w:hAnsi="Calibri" w:eastAsia="微软雅黑"/>
+                <w:b w:val="0"/>
+                <w:sz w:val="21"/>
+              </w:rPr>
+              <w:t>grades</w:t>
+            </w:r>
+          </w:p>
+        </w:tc>
+        <w:tc>
+          <w:tcPr>
+            <w:tcW w:type="dxa" w:w="3120"/>
+            <w:vAlign w:val="center"/>
+          </w:tcPr>
+          <w:p>
+            <w:pPr>
+              <w:spacing w:after="0" w:line="252" w:lineRule="auto"/>
+            </w:pPr>
+            <w:r>
+              <w:rPr>
+                <w:rFonts w:ascii="Calibri" w:hAnsi="Calibri" w:eastAsia="微软雅黑"/>
+                <w:b w:val="0"/>
+                <w:sz w:val="21"/>
+              </w:rPr>
+              <w:t>成绩记录</w:t>
+            </w:r>
+          </w:p>
+        </w:tc>
+        <w:tc>
+          <w:tcPr>
+            <w:tcW w:type="dxa" w:w="3120"/>
+            <w:vAlign w:val="center"/>
+          </w:tcPr>
+          <w:p>
+            <w:pPr>
+              <w:spacing w:after="0" w:line="252" w:lineRule="auto"/>
+            </w:pPr>
+            <w:r>
+              <w:rPr>
+                <w:rFonts w:ascii="Calibri" w:hAnsi="Calibri" w:eastAsia="微软雅黑"/>
+                <w:b w:val="0"/>
+                <w:sz w:val="21"/>
+              </w:rPr>
+              <w:t>id、student_id、course_id、total_score、grade_point</w:t>
+            </w:r>
+          </w:p>
+        </w:tc>
+      </w:tr>
+    </w:tbl>
+    <w:p/>
+    <w:p>
+      <w:pPr>
+        <w:pStyle w:val="Heading2"/>
+        <w:spacing w:before="120" w:after="120"/>
+      </w:pPr>
+      <w:r>
+        <w:rPr>
+          <w:rFonts w:ascii="Calibri" w:hAnsi="Calibri" w:eastAsia="微软雅黑"/>
+          <w:b/>
+          <w:color w:val="2E74B5"/>
+          <w:sz w:val="26"/>
+        </w:rPr>
+        <w:t>8.2 关键表字段说明</w:t>
+      </w:r>
+    </w:p>
+    <w:tbl>
+      <w:tblPr>
+        <w:tblStyle w:val="TableGrid"/>
+        <w:tblW w:type="auto" w:w="0"/>
+        <w:jc w:val="center"/>
+        <w:tblLook w:firstColumn="1" w:firstRow="1" w:lastColumn="0" w:lastRow="0" w:noHBand="0" w:noVBand="1" w:val="04A0"/>
+      </w:tblPr>
+      <w:tblGrid>
+        <w:gridCol w:w="3120"/>
+        <w:gridCol w:w="3120"/>
+        <w:gridCol w:w="3120"/>
+      </w:tblGrid>
+      <w:tr>
+        <w:tc>
+          <w:tcPr>
+            <w:tcW w:type="dxa" w:w="3120"/>
+            <w:vAlign w:val="center"/>
+          </w:tcPr>
+          <w:p>
+            <w:pPr>
+              <w:spacing w:after="0" w:line="252" w:lineRule="auto"/>
+            </w:pPr>
+            <w:r>
+              <w:rPr>
+                <w:rFonts w:ascii="Calibri" w:hAnsi="Calibri" w:eastAsia="微软雅黑"/>
+                <w:b/>
+                <w:sz w:val="21"/>
+              </w:rPr>
+              <w:t>字段</w:t>
+            </w:r>
+          </w:p>
+        </w:tc>
+        <w:tc>
+          <w:tcPr>
+            <w:tcW w:type="dxa" w:w="3120"/>
+            <w:vAlign w:val="center"/>
+          </w:tcPr>
+          <w:p>
+            <w:pPr>
+              <w:spacing w:after="0" w:line="252" w:lineRule="auto"/>
+            </w:pPr>
+            <w:r>
+              <w:rPr>
+                <w:rFonts w:ascii="Calibri" w:hAnsi="Calibri" w:eastAsia="微软雅黑"/>
+                <w:b/>
+                <w:sz w:val="21"/>
+              </w:rPr>
+              <w:t>所在表</w:t>
+            </w:r>
+          </w:p>
+        </w:tc>
+        <w:tc>
+          <w:tcPr>
+            <w:tcW w:type="dxa" w:w="3120"/>
+            <w:vAlign w:val="center"/>
+          </w:tcPr>
+          <w:p>
+            <w:pPr>
+              <w:spacing w:after="0" w:line="252" w:lineRule="auto"/>
             </w:pPr>
             <w:r>
               <w:rPr>
@@ -1425,7 +4164,497 @@
           </w:tcPr>
           <w:p>
             <w:pPr>
-              <w:spacing w:after="0"/>
+              <w:spacing w:after="0" w:line="252" w:lineRule="auto"/>
+            </w:pPr>
+            <w:r>
+              <w:rPr>
+                <w:rFonts w:ascii="Calibri" w:hAnsi="Calibri" w:eastAsia="微软雅黑"/>
+                <w:b w:val="0"/>
+                <w:sz w:val="21"/>
+              </w:rPr>
+              <w:t>role</w:t>
+            </w:r>
+          </w:p>
+        </w:tc>
+        <w:tc>
+          <w:tcPr>
+            <w:tcW w:type="dxa" w:w="3120"/>
+            <w:vAlign w:val="center"/>
+          </w:tcPr>
+          <w:p>
+            <w:pPr>
+              <w:spacing w:after="0" w:line="252" w:lineRule="auto"/>
+            </w:pPr>
+            <w:r>
+              <w:rPr>
+                <w:rFonts w:ascii="Calibri" w:hAnsi="Calibri" w:eastAsia="微软雅黑"/>
+                <w:b w:val="0"/>
+                <w:sz w:val="21"/>
+              </w:rPr>
+              <w:t>users</w:t>
+            </w:r>
+          </w:p>
+        </w:tc>
+        <w:tc>
+          <w:tcPr>
+            <w:tcW w:type="dxa" w:w="3120"/>
+            <w:vAlign w:val="center"/>
+          </w:tcPr>
+          <w:p>
+            <w:pPr>
+              <w:spacing w:after="0" w:line="252" w:lineRule="auto"/>
+            </w:pPr>
+            <w:r>
+              <w:rPr>
+                <w:rFonts w:ascii="Calibri" w:hAnsi="Calibri" w:eastAsia="微软雅黑"/>
+                <w:b w:val="0"/>
+                <w:sz w:val="21"/>
+              </w:rPr>
+              <w:t>取值为 ADMIN、TEACHER、STUDENT，用于角色权限控制</w:t>
+            </w:r>
+          </w:p>
+        </w:tc>
+      </w:tr>
+      <w:tr>
+        <w:tc>
+          <w:tcPr>
+            <w:tcW w:type="dxa" w:w="3120"/>
+            <w:vAlign w:val="center"/>
+          </w:tcPr>
+          <w:p>
+            <w:pPr>
+              <w:spacing w:after="0" w:line="252" w:lineRule="auto"/>
+            </w:pPr>
+            <w:r>
+              <w:rPr>
+                <w:rFonts w:ascii="Calibri" w:hAnsi="Calibri" w:eastAsia="微软雅黑"/>
+                <w:b w:val="0"/>
+                <w:sz w:val="21"/>
+              </w:rPr>
+              <w:t>teacher_id</w:t>
+            </w:r>
+          </w:p>
+        </w:tc>
+        <w:tc>
+          <w:tcPr>
+            <w:tcW w:type="dxa" w:w="3120"/>
+            <w:vAlign w:val="center"/>
+          </w:tcPr>
+          <w:p>
+            <w:pPr>
+              <w:spacing w:after="0" w:line="252" w:lineRule="auto"/>
+            </w:pPr>
+            <w:r>
+              <w:rPr>
+                <w:rFonts w:ascii="Calibri" w:hAnsi="Calibri" w:eastAsia="微软雅黑"/>
+                <w:b w:val="0"/>
+                <w:sz w:val="21"/>
+              </w:rPr>
+              <w:t>courses</w:t>
+            </w:r>
+          </w:p>
+        </w:tc>
+        <w:tc>
+          <w:tcPr>
+            <w:tcW w:type="dxa" w:w="3120"/>
+            <w:vAlign w:val="center"/>
+          </w:tcPr>
+          <w:p>
+            <w:pPr>
+              <w:spacing w:after="0" w:line="252" w:lineRule="auto"/>
+            </w:pPr>
+            <w:r>
+              <w:rPr>
+                <w:rFonts w:ascii="Calibri" w:hAnsi="Calibri" w:eastAsia="微软雅黑"/>
+                <w:b w:val="0"/>
+                <w:sz w:val="21"/>
+              </w:rPr>
+              <w:t>课程所属教师，教师权限校验依赖该字段</w:t>
+            </w:r>
+          </w:p>
+        </w:tc>
+      </w:tr>
+      <w:tr>
+        <w:tc>
+          <w:tcPr>
+            <w:tcW w:type="dxa" w:w="3120"/>
+            <w:vAlign w:val="center"/>
+          </w:tcPr>
+          <w:p>
+            <w:pPr>
+              <w:spacing w:after="0" w:line="252" w:lineRule="auto"/>
+            </w:pPr>
+            <w:r>
+              <w:rPr>
+                <w:rFonts w:ascii="Calibri" w:hAnsi="Calibri" w:eastAsia="微软雅黑"/>
+                <w:b w:val="0"/>
+                <w:sz w:val="21"/>
+              </w:rPr>
+              <w:t>course_id</w:t>
+            </w:r>
+          </w:p>
+        </w:tc>
+        <w:tc>
+          <w:tcPr>
+            <w:tcW w:type="dxa" w:w="3120"/>
+            <w:vAlign w:val="center"/>
+          </w:tcPr>
+          <w:p>
+            <w:pPr>
+              <w:spacing w:after="0" w:line="252" w:lineRule="auto"/>
+            </w:pPr>
+            <w:r>
+              <w:rPr>
+                <w:rFonts w:ascii="Calibri" w:hAnsi="Calibri" w:eastAsia="微软雅黑"/>
+                <w:b w:val="0"/>
+                <w:sz w:val="21"/>
+              </w:rPr>
+              <w:t>course_grade_rules</w:t>
+            </w:r>
+          </w:p>
+        </w:tc>
+        <w:tc>
+          <w:tcPr>
+            <w:tcW w:type="dxa" w:w="3120"/>
+            <w:vAlign w:val="center"/>
+          </w:tcPr>
+          <w:p>
+            <w:pPr>
+              <w:spacing w:after="0" w:line="252" w:lineRule="auto"/>
+            </w:pPr>
+            <w:r>
+              <w:rPr>
+                <w:rFonts w:ascii="Calibri" w:hAnsi="Calibri" w:eastAsia="微软雅黑"/>
+                <w:b w:val="0"/>
+                <w:sz w:val="21"/>
+              </w:rPr>
+              <w:t>表示规则属于哪一门课程，实现课程级绩点规则</w:t>
+            </w:r>
+          </w:p>
+        </w:tc>
+      </w:tr>
+      <w:tr>
+        <w:tc>
+          <w:tcPr>
+            <w:tcW w:type="dxa" w:w="3120"/>
+            <w:vAlign w:val="center"/>
+          </w:tcPr>
+          <w:p>
+            <w:pPr>
+              <w:spacing w:after="0" w:line="252" w:lineRule="auto"/>
+            </w:pPr>
+            <w:r>
+              <w:rPr>
+                <w:rFonts w:ascii="Calibri" w:hAnsi="Calibri" w:eastAsia="微软雅黑"/>
+                <w:b w:val="0"/>
+                <w:sz w:val="21"/>
+              </w:rPr>
+              <w:t>min_score / max_score</w:t>
+            </w:r>
+          </w:p>
+        </w:tc>
+        <w:tc>
+          <w:tcPr>
+            <w:tcW w:type="dxa" w:w="3120"/>
+            <w:vAlign w:val="center"/>
+          </w:tcPr>
+          <w:p>
+            <w:pPr>
+              <w:spacing w:after="0" w:line="252" w:lineRule="auto"/>
+            </w:pPr>
+            <w:r>
+              <w:rPr>
+                <w:rFonts w:ascii="Calibri" w:hAnsi="Calibri" w:eastAsia="微软雅黑"/>
+                <w:b w:val="0"/>
+                <w:sz w:val="21"/>
+              </w:rPr>
+              <w:t>course_grade_rules</w:t>
+            </w:r>
+          </w:p>
+        </w:tc>
+        <w:tc>
+          <w:tcPr>
+            <w:tcW w:type="dxa" w:w="3120"/>
+            <w:vAlign w:val="center"/>
+          </w:tcPr>
+          <w:p>
+            <w:pPr>
+              <w:spacing w:after="0" w:line="252" w:lineRule="auto"/>
+            </w:pPr>
+            <w:r>
+              <w:rPr>
+                <w:rFonts w:ascii="Calibri" w:hAnsi="Calibri" w:eastAsia="微软雅黑"/>
+                <w:b w:val="0"/>
+                <w:sz w:val="21"/>
+              </w:rPr>
+              <w:t>规则分数区间，要求覆盖 0-100 且不能重叠</w:t>
+            </w:r>
+          </w:p>
+        </w:tc>
+      </w:tr>
+      <w:tr>
+        <w:tc>
+          <w:tcPr>
+            <w:tcW w:type="dxa" w:w="3120"/>
+            <w:vAlign w:val="center"/>
+          </w:tcPr>
+          <w:p>
+            <w:pPr>
+              <w:spacing w:after="0" w:line="252" w:lineRule="auto"/>
+            </w:pPr>
+            <w:r>
+              <w:rPr>
+                <w:rFonts w:ascii="Calibri" w:hAnsi="Calibri" w:eastAsia="微软雅黑"/>
+                <w:b w:val="0"/>
+                <w:sz w:val="21"/>
+              </w:rPr>
+              <w:t>grade_point</w:t>
+            </w:r>
+          </w:p>
+        </w:tc>
+        <w:tc>
+          <w:tcPr>
+            <w:tcW w:type="dxa" w:w="3120"/>
+            <w:vAlign w:val="center"/>
+          </w:tcPr>
+          <w:p>
+            <w:pPr>
+              <w:spacing w:after="0" w:line="252" w:lineRule="auto"/>
+            </w:pPr>
+            <w:r>
+              <w:rPr>
+                <w:rFonts w:ascii="Calibri" w:hAnsi="Calibri" w:eastAsia="微软雅黑"/>
+                <w:b w:val="0"/>
+                <w:sz w:val="21"/>
+              </w:rPr>
+              <w:t>grades</w:t>
+            </w:r>
+          </w:p>
+        </w:tc>
+        <w:tc>
+          <w:tcPr>
+            <w:tcW w:type="dxa" w:w="3120"/>
+            <w:vAlign w:val="center"/>
+          </w:tcPr>
+          <w:p>
+            <w:pPr>
+              <w:spacing w:after="0" w:line="252" w:lineRule="auto"/>
+            </w:pPr>
+            <w:r>
+              <w:rPr>
+                <w:rFonts w:ascii="Calibri" w:hAnsi="Calibri" w:eastAsia="微软雅黑"/>
+                <w:b w:val="0"/>
+                <w:sz w:val="21"/>
+              </w:rPr>
+              <w:t>成绩保存时按课程规则计算得到的绩点</w:t>
+            </w:r>
+          </w:p>
+        </w:tc>
+      </w:tr>
+      <w:tr>
+        <w:tc>
+          <w:tcPr>
+            <w:tcW w:type="dxa" w:w="3120"/>
+            <w:vAlign w:val="center"/>
+          </w:tcPr>
+          <w:p>
+            <w:pPr>
+              <w:spacing w:after="0" w:line="252" w:lineRule="auto"/>
+            </w:pPr>
+            <w:r>
+              <w:rPr>
+                <w:rFonts w:ascii="Calibri" w:hAnsi="Calibri" w:eastAsia="微软雅黑"/>
+                <w:b w:val="0"/>
+                <w:sz w:val="21"/>
+              </w:rPr>
+              <w:t>student_id + course_id</w:t>
+            </w:r>
+          </w:p>
+        </w:tc>
+        <w:tc>
+          <w:tcPr>
+            <w:tcW w:type="dxa" w:w="3120"/>
+            <w:vAlign w:val="center"/>
+          </w:tcPr>
+          <w:p>
+            <w:pPr>
+              <w:spacing w:after="0" w:line="252" w:lineRule="auto"/>
+            </w:pPr>
+            <w:r>
+              <w:rPr>
+                <w:rFonts w:ascii="Calibri" w:hAnsi="Calibri" w:eastAsia="微软雅黑"/>
+                <w:b w:val="0"/>
+                <w:sz w:val="21"/>
+              </w:rPr>
+              <w:t>grades</w:t>
+            </w:r>
+          </w:p>
+        </w:tc>
+        <w:tc>
+          <w:tcPr>
+            <w:tcW w:type="dxa" w:w="3120"/>
+            <w:vAlign w:val="center"/>
+          </w:tcPr>
+          <w:p>
+            <w:pPr>
+              <w:spacing w:after="0" w:line="252" w:lineRule="auto"/>
+            </w:pPr>
+            <w:r>
+              <w:rPr>
+                <w:rFonts w:ascii="Calibri" w:hAnsi="Calibri" w:eastAsia="微软雅黑"/>
+                <w:b w:val="0"/>
+                <w:sz w:val="21"/>
+              </w:rPr>
+              <w:t>唯一约束，避免同一学生同一课程重复录入</w:t>
+            </w:r>
+          </w:p>
+        </w:tc>
+      </w:tr>
+    </w:tbl>
+    <w:p/>
+    <w:p>
+      <w:pPr>
+        <w:pStyle w:val="Heading2"/>
+        <w:spacing w:before="120" w:after="120"/>
+      </w:pPr>
+      <w:r>
+        <w:rPr>
+          <w:rFonts w:ascii="Calibri" w:hAnsi="Calibri" w:eastAsia="微软雅黑"/>
+          <w:b/>
+          <w:color w:val="2E74B5"/>
+          <w:sz w:val="26"/>
+        </w:rPr>
+        <w:t>8.3 示例数据设计</w:t>
+      </w:r>
+    </w:p>
+    <w:p>
+      <w:pPr>
+        <w:spacing w:after="120" w:line="264" w:lineRule="auto"/>
+      </w:pPr>
+      <w:r>
+        <w:rPr>
+          <w:rFonts w:ascii="Calibri" w:hAnsi="Calibri" w:eastAsia="微软雅黑"/>
+          <w:b w:val="0"/>
+          <w:sz w:val="22"/>
+        </w:rPr>
+        <w:t>种子数据提供管理员、教师和学生账号，并内置高等数学、Java 程序设计、数据库原理等课程。高等数学和 Java 程序设计配置了不同绩点规则，便于演示同一分数在不同课程下产生不同绩点。</w:t>
+      </w:r>
+    </w:p>
+    <w:p>
+      <w:pPr>
+        <w:pStyle w:val="Heading1"/>
+        <w:spacing w:before="200" w:after="120"/>
+      </w:pPr>
+      <w:r>
+        <w:rPr>
+          <w:rFonts w:ascii="Calibri" w:hAnsi="Calibri" w:eastAsia="微软雅黑"/>
+          <w:b/>
+          <w:color w:val="2E74B5"/>
+          <w:sz w:val="32"/>
+        </w:rPr>
+        <w:t>九、接口设计</w:t>
+      </w:r>
+    </w:p>
+    <w:tbl>
+      <w:tblPr>
+        <w:tblStyle w:val="TableGrid"/>
+        <w:tblW w:type="auto" w:w="0"/>
+        <w:jc w:val="center"/>
+        <w:tblLook w:firstColumn="1" w:firstRow="1" w:lastColumn="0" w:lastRow="0" w:noHBand="0" w:noVBand="1" w:val="04A0"/>
+      </w:tblPr>
+      <w:tblGrid>
+        <w:gridCol w:w="2340"/>
+        <w:gridCol w:w="2340"/>
+        <w:gridCol w:w="2340"/>
+        <w:gridCol w:w="2340"/>
+      </w:tblGrid>
+      <w:tr>
+        <w:tc>
+          <w:tcPr>
+            <w:tcW w:type="dxa" w:w="2340"/>
+            <w:vAlign w:val="center"/>
+          </w:tcPr>
+          <w:p>
+            <w:pPr>
+              <w:spacing w:after="0" w:line="252" w:lineRule="auto"/>
+            </w:pPr>
+            <w:r>
+              <w:rPr>
+                <w:rFonts w:ascii="Calibri" w:hAnsi="Calibri" w:eastAsia="微软雅黑"/>
+                <w:b/>
+                <w:sz w:val="21"/>
+              </w:rPr>
+              <w:t>接口</w:t>
+            </w:r>
+          </w:p>
+        </w:tc>
+        <w:tc>
+          <w:tcPr>
+            <w:tcW w:type="dxa" w:w="2340"/>
+            <w:vAlign w:val="center"/>
+          </w:tcPr>
+          <w:p>
+            <w:pPr>
+              <w:spacing w:after="0" w:line="252" w:lineRule="auto"/>
+            </w:pPr>
+            <w:r>
+              <w:rPr>
+                <w:rFonts w:ascii="Calibri" w:hAnsi="Calibri" w:eastAsia="微软雅黑"/>
+                <w:b/>
+                <w:sz w:val="21"/>
+              </w:rPr>
+              <w:t>方法</w:t>
+            </w:r>
+          </w:p>
+        </w:tc>
+        <w:tc>
+          <w:tcPr>
+            <w:tcW w:type="dxa" w:w="2340"/>
+            <w:vAlign w:val="center"/>
+          </w:tcPr>
+          <w:p>
+            <w:pPr>
+              <w:spacing w:after="0" w:line="252" w:lineRule="auto"/>
+            </w:pPr>
+            <w:r>
+              <w:rPr>
+                <w:rFonts w:ascii="Calibri" w:hAnsi="Calibri" w:eastAsia="微软雅黑"/>
+                <w:b/>
+                <w:sz w:val="21"/>
+              </w:rPr>
+              <w:t>角色</w:t>
+            </w:r>
+          </w:p>
+        </w:tc>
+        <w:tc>
+          <w:tcPr>
+            <w:tcW w:type="dxa" w:w="2340"/>
+            <w:vAlign w:val="center"/>
+          </w:tcPr>
+          <w:p>
+            <w:pPr>
+              <w:spacing w:after="0" w:line="252" w:lineRule="auto"/>
+            </w:pPr>
+            <w:r>
+              <w:rPr>
+                <w:rFonts w:ascii="Calibri" w:hAnsi="Calibri" w:eastAsia="微软雅黑"/>
+                <w:b/>
+                <w:sz w:val="21"/>
+              </w:rPr>
+              <w:t>功能说明</w:t>
+            </w:r>
+          </w:p>
+        </w:tc>
+      </w:tr>
+      <w:tr>
+        <w:tc>
+          <w:tcPr>
+            <w:tcW w:type="dxa" w:w="2340"/>
+            <w:vAlign w:val="center"/>
+          </w:tcPr>
+          <w:p>
+            <w:pPr>
+              <w:spacing w:after="0" w:line="252" w:lineRule="auto"/>
             </w:pPr>
             <w:r>
               <w:rPr>
@@ -1439,12 +4668,12 @@
         </w:tc>
         <w:tc>
           <w:tcPr>
-            <w:tcW w:type="dxa" w:w="3120"/>
+            <w:tcW w:type="dxa" w:w="2340"/>
             <w:vAlign w:val="center"/>
           </w:tcPr>
           <w:p>
             <w:pPr>
-              <w:spacing w:after="0"/>
+              <w:spacing w:after="0" w:line="252" w:lineRule="auto"/>
             </w:pPr>
             <w:r>
               <w:rPr>
@@ -1458,12 +4687,12 @@
         </w:tc>
         <w:tc>
           <w:tcPr>
-            <w:tcW w:type="dxa" w:w="3120"/>
+            <w:tcW w:type="dxa" w:w="2340"/>
             <w:vAlign w:val="center"/>
           </w:tcPr>
           <w:p>
             <w:pPr>
-              <w:spacing w:after="0"/>
+              <w:spacing w:after="0" w:line="252" w:lineRule="auto"/>
             </w:pPr>
             <w:r>
               <w:rPr>
@@ -1471,7 +4700,26 @@
                 <w:b w:val="0"/>
                 <w:sz w:val="21"/>
               </w:rPr>
-              <w:t>用户登录并返回 JWT</w:t>
+              <w:t>所有用户</w:t>
+            </w:r>
+          </w:p>
+        </w:tc>
+        <w:tc>
+          <w:tcPr>
+            <w:tcW w:type="dxa" w:w="2340"/>
+            <w:vAlign w:val="center"/>
+          </w:tcPr>
+          <w:p>
+            <w:pPr>
+              <w:spacing w:after="0" w:line="252" w:lineRule="auto"/>
+            </w:pPr>
+            <w:r>
+              <w:rPr>
+                <w:rFonts w:ascii="Calibri" w:hAnsi="Calibri" w:eastAsia="微软雅黑"/>
+                <w:b w:val="0"/>
+                <w:sz w:val="21"/>
+              </w:rPr>
+              <w:t>登录并获取 JWT</w:t>
             </w:r>
           </w:p>
         </w:tc>
@@ -1479,12 +4727,12 @@
       <w:tr>
         <w:tc>
           <w:tcPr>
-            <w:tcW w:type="dxa" w:w="3120"/>
+            <w:tcW w:type="dxa" w:w="2340"/>
             <w:vAlign w:val="center"/>
           </w:tcPr>
           <w:p>
             <w:pPr>
-              <w:spacing w:after="0"/>
+              <w:spacing w:after="0" w:line="252" w:lineRule="auto"/>
             </w:pPr>
             <w:r>
               <w:rPr>
@@ -1498,12 +4746,12 @@
         </w:tc>
         <w:tc>
           <w:tcPr>
-            <w:tcW w:type="dxa" w:w="3120"/>
+            <w:tcW w:type="dxa" w:w="2340"/>
             <w:vAlign w:val="center"/>
           </w:tcPr>
           <w:p>
             <w:pPr>
-              <w:spacing w:after="0"/>
+              <w:spacing w:after="0" w:line="252" w:lineRule="auto"/>
             </w:pPr>
             <w:r>
               <w:rPr>
@@ -1517,12 +4765,12 @@
         </w:tc>
         <w:tc>
           <w:tcPr>
-            <w:tcW w:type="dxa" w:w="3120"/>
+            <w:tcW w:type="dxa" w:w="2340"/>
             <w:vAlign w:val="center"/>
           </w:tcPr>
           <w:p>
             <w:pPr>
-              <w:spacing w:after="0"/>
+              <w:spacing w:after="0" w:line="252" w:lineRule="auto"/>
             </w:pPr>
             <w:r>
               <w:rPr>
@@ -1530,7 +4778,26 @@
                 <w:b w:val="0"/>
                 <w:sz w:val="21"/>
               </w:rPr>
-              <w:t>获取当前登录用户</w:t>
+              <w:t>已登录用户</w:t>
+            </w:r>
+          </w:p>
+        </w:tc>
+        <w:tc>
+          <w:tcPr>
+            <w:tcW w:type="dxa" w:w="2340"/>
+            <w:vAlign w:val="center"/>
+          </w:tcPr>
+          <w:p>
+            <w:pPr>
+              <w:spacing w:after="0" w:line="252" w:lineRule="auto"/>
+            </w:pPr>
+            <w:r>
+              <w:rPr>
+                <w:rFonts w:ascii="Calibri" w:hAnsi="Calibri" w:eastAsia="微软雅黑"/>
+                <w:b w:val="0"/>
+                <w:sz w:val="21"/>
+              </w:rPr>
+              <w:t>获取当前登录用户信息</w:t>
             </w:r>
           </w:p>
         </w:tc>
@@ -1538,12 +4805,12 @@
       <w:tr>
         <w:tc>
           <w:tcPr>
-            <w:tcW w:type="dxa" w:w="3120"/>
+            <w:tcW w:type="dxa" w:w="2340"/>
             <w:vAlign w:val="center"/>
           </w:tcPr>
           <w:p>
             <w:pPr>
-              <w:spacing w:after="0"/>
+              <w:spacing w:after="0" w:line="252" w:lineRule="auto"/>
             </w:pPr>
             <w:r>
               <w:rPr>
@@ -1557,12 +4824,12 @@
         </w:tc>
         <w:tc>
           <w:tcPr>
-            <w:tcW w:type="dxa" w:w="3120"/>
+            <w:tcW w:type="dxa" w:w="2340"/>
             <w:vAlign w:val="center"/>
           </w:tcPr>
           <w:p>
             <w:pPr>
-              <w:spacing w:after="0"/>
+              <w:spacing w:after="0" w:line="252" w:lineRule="auto"/>
             </w:pPr>
             <w:r>
               <w:rPr>
@@ -1576,12 +4843,12 @@
         </w:tc>
         <w:tc>
           <w:tcPr>
-            <w:tcW w:type="dxa" w:w="3120"/>
+            <w:tcW w:type="dxa" w:w="2340"/>
             <w:vAlign w:val="center"/>
           </w:tcPr>
           <w:p>
             <w:pPr>
-              <w:spacing w:after="0"/>
+              <w:spacing w:after="0" w:line="252" w:lineRule="auto"/>
             </w:pPr>
             <w:r>
               <w:rPr>
@@ -1589,7 +4856,26 @@
                 <w:b w:val="0"/>
                 <w:sz w:val="21"/>
               </w:rPr>
-              <w:t>用户管理，仅管理员</w:t>
+              <w:t>管理员</w:t>
+            </w:r>
+          </w:p>
+        </w:tc>
+        <w:tc>
+          <w:tcPr>
+            <w:tcW w:type="dxa" w:w="2340"/>
+            <w:vAlign w:val="center"/>
+          </w:tcPr>
+          <w:p>
+            <w:pPr>
+              <w:spacing w:after="0" w:line="252" w:lineRule="auto"/>
+            </w:pPr>
+            <w:r>
+              <w:rPr>
+                <w:rFonts w:ascii="Calibri" w:hAnsi="Calibri" w:eastAsia="微软雅黑"/>
+                <w:b w:val="0"/>
+                <w:sz w:val="21"/>
+              </w:rPr>
+              <w:t>用户管理</w:t>
             </w:r>
           </w:p>
         </w:tc>
@@ -1597,12 +4883,324 @@
       <w:tr>
         <w:tc>
           <w:tcPr>
-            <w:tcW w:type="dxa" w:w="3120"/>
+            <w:tcW w:type="dxa" w:w="2340"/>
             <w:vAlign w:val="center"/>
           </w:tcPr>
           <w:p>
             <w:pPr>
-              <w:spacing w:after="0"/>
+              <w:spacing w:after="0" w:line="252" w:lineRule="auto"/>
+            </w:pPr>
+            <w:r>
+              <w:rPr>
+                <w:rFonts w:ascii="Calibri" w:hAnsi="Calibri" w:eastAsia="微软雅黑"/>
+                <w:b w:val="0"/>
+                <w:sz w:val="21"/>
+              </w:rPr>
+              <w:t>/api/classes</w:t>
+            </w:r>
+          </w:p>
+        </w:tc>
+        <w:tc>
+          <w:tcPr>
+            <w:tcW w:type="dxa" w:w="2340"/>
+            <w:vAlign w:val="center"/>
+          </w:tcPr>
+          <w:p>
+            <w:pPr>
+              <w:spacing w:after="0" w:line="252" w:lineRule="auto"/>
+            </w:pPr>
+            <w:r>
+              <w:rPr>
+                <w:rFonts w:ascii="Calibri" w:hAnsi="Calibri" w:eastAsia="微软雅黑"/>
+                <w:b w:val="0"/>
+                <w:sz w:val="21"/>
+              </w:rPr>
+              <w:t>GET/POST/PUT/DELETE</w:t>
+            </w:r>
+          </w:p>
+        </w:tc>
+        <w:tc>
+          <w:tcPr>
+            <w:tcW w:type="dxa" w:w="2340"/>
+            <w:vAlign w:val="center"/>
+          </w:tcPr>
+          <w:p>
+            <w:pPr>
+              <w:spacing w:after="0" w:line="252" w:lineRule="auto"/>
+            </w:pPr>
+            <w:r>
+              <w:rPr>
+                <w:rFonts w:ascii="Calibri" w:hAnsi="Calibri" w:eastAsia="微软雅黑"/>
+                <w:b w:val="0"/>
+                <w:sz w:val="21"/>
+              </w:rPr>
+              <w:t>管理员</w:t>
+            </w:r>
+          </w:p>
+        </w:tc>
+        <w:tc>
+          <w:tcPr>
+            <w:tcW w:type="dxa" w:w="2340"/>
+            <w:vAlign w:val="center"/>
+          </w:tcPr>
+          <w:p>
+            <w:pPr>
+              <w:spacing w:after="0" w:line="252" w:lineRule="auto"/>
+            </w:pPr>
+            <w:r>
+              <w:rPr>
+                <w:rFonts w:ascii="Calibri" w:hAnsi="Calibri" w:eastAsia="微软雅黑"/>
+                <w:b w:val="0"/>
+                <w:sz w:val="21"/>
+              </w:rPr>
+              <w:t>班级管理</w:t>
+            </w:r>
+          </w:p>
+        </w:tc>
+      </w:tr>
+      <w:tr>
+        <w:tc>
+          <w:tcPr>
+            <w:tcW w:type="dxa" w:w="2340"/>
+            <w:vAlign w:val="center"/>
+          </w:tcPr>
+          <w:p>
+            <w:pPr>
+              <w:spacing w:after="0" w:line="252" w:lineRule="auto"/>
+            </w:pPr>
+            <w:r>
+              <w:rPr>
+                <w:rFonts w:ascii="Calibri" w:hAnsi="Calibri" w:eastAsia="微软雅黑"/>
+                <w:b w:val="0"/>
+                <w:sz w:val="21"/>
+              </w:rPr>
+              <w:t>/api/students</w:t>
+            </w:r>
+          </w:p>
+        </w:tc>
+        <w:tc>
+          <w:tcPr>
+            <w:tcW w:type="dxa" w:w="2340"/>
+            <w:vAlign w:val="center"/>
+          </w:tcPr>
+          <w:p>
+            <w:pPr>
+              <w:spacing w:after="0" w:line="252" w:lineRule="auto"/>
+            </w:pPr>
+            <w:r>
+              <w:rPr>
+                <w:rFonts w:ascii="Calibri" w:hAnsi="Calibri" w:eastAsia="微软雅黑"/>
+                <w:b w:val="0"/>
+                <w:sz w:val="21"/>
+              </w:rPr>
+              <w:t>GET/POST/PUT/DELETE</w:t>
+            </w:r>
+          </w:p>
+        </w:tc>
+        <w:tc>
+          <w:tcPr>
+            <w:tcW w:type="dxa" w:w="2340"/>
+            <w:vAlign w:val="center"/>
+          </w:tcPr>
+          <w:p>
+            <w:pPr>
+              <w:spacing w:after="0" w:line="252" w:lineRule="auto"/>
+            </w:pPr>
+            <w:r>
+              <w:rPr>
+                <w:rFonts w:ascii="Calibri" w:hAnsi="Calibri" w:eastAsia="微软雅黑"/>
+                <w:b w:val="0"/>
+                <w:sz w:val="21"/>
+              </w:rPr>
+              <w:t>管理员/学生</w:t>
+            </w:r>
+          </w:p>
+        </w:tc>
+        <w:tc>
+          <w:tcPr>
+            <w:tcW w:type="dxa" w:w="2340"/>
+            <w:vAlign w:val="center"/>
+          </w:tcPr>
+          <w:p>
+            <w:pPr>
+              <w:spacing w:after="0" w:line="252" w:lineRule="auto"/>
+            </w:pPr>
+            <w:r>
+              <w:rPr>
+                <w:rFonts w:ascii="Calibri" w:hAnsi="Calibri" w:eastAsia="微软雅黑"/>
+                <w:b w:val="0"/>
+                <w:sz w:val="21"/>
+              </w:rPr>
+              <w:t>管理员管理学生，学生仅查看本人</w:t>
+            </w:r>
+          </w:p>
+        </w:tc>
+      </w:tr>
+      <w:tr>
+        <w:tc>
+          <w:tcPr>
+            <w:tcW w:type="dxa" w:w="2340"/>
+            <w:vAlign w:val="center"/>
+          </w:tcPr>
+          <w:p>
+            <w:pPr>
+              <w:spacing w:after="0" w:line="252" w:lineRule="auto"/>
+            </w:pPr>
+            <w:r>
+              <w:rPr>
+                <w:rFonts w:ascii="Calibri" w:hAnsi="Calibri" w:eastAsia="微软雅黑"/>
+                <w:b w:val="0"/>
+                <w:sz w:val="21"/>
+              </w:rPr>
+              <w:t>/api/teachers</w:t>
+            </w:r>
+          </w:p>
+        </w:tc>
+        <w:tc>
+          <w:tcPr>
+            <w:tcW w:type="dxa" w:w="2340"/>
+            <w:vAlign w:val="center"/>
+          </w:tcPr>
+          <w:p>
+            <w:pPr>
+              <w:spacing w:after="0" w:line="252" w:lineRule="auto"/>
+            </w:pPr>
+            <w:r>
+              <w:rPr>
+                <w:rFonts w:ascii="Calibri" w:hAnsi="Calibri" w:eastAsia="微软雅黑"/>
+                <w:b w:val="0"/>
+                <w:sz w:val="21"/>
+              </w:rPr>
+              <w:t>GET/POST/PUT/DELETE</w:t>
+            </w:r>
+          </w:p>
+        </w:tc>
+        <w:tc>
+          <w:tcPr>
+            <w:tcW w:type="dxa" w:w="2340"/>
+            <w:vAlign w:val="center"/>
+          </w:tcPr>
+          <w:p>
+            <w:pPr>
+              <w:spacing w:after="0" w:line="252" w:lineRule="auto"/>
+            </w:pPr>
+            <w:r>
+              <w:rPr>
+                <w:rFonts w:ascii="Calibri" w:hAnsi="Calibri" w:eastAsia="微软雅黑"/>
+                <w:b w:val="0"/>
+                <w:sz w:val="21"/>
+              </w:rPr>
+              <w:t>管理员/教师</w:t>
+            </w:r>
+          </w:p>
+        </w:tc>
+        <w:tc>
+          <w:tcPr>
+            <w:tcW w:type="dxa" w:w="2340"/>
+            <w:vAlign w:val="center"/>
+          </w:tcPr>
+          <w:p>
+            <w:pPr>
+              <w:spacing w:after="0" w:line="252" w:lineRule="auto"/>
+            </w:pPr>
+            <w:r>
+              <w:rPr>
+                <w:rFonts w:ascii="Calibri" w:hAnsi="Calibri" w:eastAsia="微软雅黑"/>
+                <w:b w:val="0"/>
+                <w:sz w:val="21"/>
+              </w:rPr>
+              <w:t>管理员管理教师，教师仅查看本人</w:t>
+            </w:r>
+          </w:p>
+        </w:tc>
+      </w:tr>
+      <w:tr>
+        <w:tc>
+          <w:tcPr>
+            <w:tcW w:type="dxa" w:w="2340"/>
+            <w:vAlign w:val="center"/>
+          </w:tcPr>
+          <w:p>
+            <w:pPr>
+              <w:spacing w:after="0" w:line="252" w:lineRule="auto"/>
+            </w:pPr>
+            <w:r>
+              <w:rPr>
+                <w:rFonts w:ascii="Calibri" w:hAnsi="Calibri" w:eastAsia="微软雅黑"/>
+                <w:b w:val="0"/>
+                <w:sz w:val="21"/>
+              </w:rPr>
+              <w:t>/api/courses</w:t>
+            </w:r>
+          </w:p>
+        </w:tc>
+        <w:tc>
+          <w:tcPr>
+            <w:tcW w:type="dxa" w:w="2340"/>
+            <w:vAlign w:val="center"/>
+          </w:tcPr>
+          <w:p>
+            <w:pPr>
+              <w:spacing w:after="0" w:line="252" w:lineRule="auto"/>
+            </w:pPr>
+            <w:r>
+              <w:rPr>
+                <w:rFonts w:ascii="Calibri" w:hAnsi="Calibri" w:eastAsia="微软雅黑"/>
+                <w:b w:val="0"/>
+                <w:sz w:val="21"/>
+              </w:rPr>
+              <w:t>GET/POST/PUT/DELETE</w:t>
+            </w:r>
+          </w:p>
+        </w:tc>
+        <w:tc>
+          <w:tcPr>
+            <w:tcW w:type="dxa" w:w="2340"/>
+            <w:vAlign w:val="center"/>
+          </w:tcPr>
+          <w:p>
+            <w:pPr>
+              <w:spacing w:after="0" w:line="252" w:lineRule="auto"/>
+            </w:pPr>
+            <w:r>
+              <w:rPr>
+                <w:rFonts w:ascii="Calibri" w:hAnsi="Calibri" w:eastAsia="微软雅黑"/>
+                <w:b w:val="0"/>
+                <w:sz w:val="21"/>
+              </w:rPr>
+              <w:t>管理员/教师</w:t>
+            </w:r>
+          </w:p>
+        </w:tc>
+        <w:tc>
+          <w:tcPr>
+            <w:tcW w:type="dxa" w:w="2340"/>
+            <w:vAlign w:val="center"/>
+          </w:tcPr>
+          <w:p>
+            <w:pPr>
+              <w:spacing w:after="0" w:line="252" w:lineRule="auto"/>
+            </w:pPr>
+            <w:r>
+              <w:rPr>
+                <w:rFonts w:ascii="Calibri" w:hAnsi="Calibri" w:eastAsia="微软雅黑"/>
+                <w:b w:val="0"/>
+                <w:sz w:val="21"/>
+              </w:rPr>
+              <w:t>管理员管理课程，教师仅查看本人课程</w:t>
+            </w:r>
+          </w:p>
+        </w:tc>
+      </w:tr>
+      <w:tr>
+        <w:tc>
+          <w:tcPr>
+            <w:tcW w:type="dxa" w:w="2340"/>
+            <w:vAlign w:val="center"/>
+          </w:tcPr>
+          <w:p>
+            <w:pPr>
+              <w:spacing w:after="0" w:line="252" w:lineRule="auto"/>
             </w:pPr>
             <w:r>
               <w:rPr>
@@ -1616,12 +5214,12 @@
         </w:tc>
         <w:tc>
           <w:tcPr>
-            <w:tcW w:type="dxa" w:w="3120"/>
+            <w:tcW w:type="dxa" w:w="2340"/>
             <w:vAlign w:val="center"/>
           </w:tcPr>
           <w:p>
             <w:pPr>
-              <w:spacing w:after="0"/>
+              <w:spacing w:after="0" w:line="252" w:lineRule="auto"/>
             </w:pPr>
             <w:r>
               <w:rPr>
@@ -1635,12 +5233,31 @@
         </w:tc>
         <w:tc>
           <w:tcPr>
-            <w:tcW w:type="dxa" w:w="3120"/>
+            <w:tcW w:type="dxa" w:w="2340"/>
             <w:vAlign w:val="center"/>
           </w:tcPr>
           <w:p>
             <w:pPr>
-              <w:spacing w:after="0"/>
+              <w:spacing w:after="0" w:line="252" w:lineRule="auto"/>
+            </w:pPr>
+            <w:r>
+              <w:rPr>
+                <w:rFonts w:ascii="Calibri" w:hAnsi="Calibri" w:eastAsia="微软雅黑"/>
+                <w:b w:val="0"/>
+                <w:sz w:val="21"/>
+              </w:rPr>
+              <w:t>管理员</w:t>
+            </w:r>
+          </w:p>
+        </w:tc>
+        <w:tc>
+          <w:tcPr>
+            <w:tcW w:type="dxa" w:w="2340"/>
+            <w:vAlign w:val="center"/>
+          </w:tcPr>
+          <w:p>
+            <w:pPr>
+              <w:spacing w:after="0" w:line="252" w:lineRule="auto"/>
             </w:pPr>
             <w:r>
               <w:rPr>
@@ -1656,12 +5273,12 @@
       <w:tr>
         <w:tc>
           <w:tcPr>
-            <w:tcW w:type="dxa" w:w="3120"/>
+            <w:tcW w:type="dxa" w:w="2340"/>
             <w:vAlign w:val="center"/>
           </w:tcPr>
           <w:p>
             <w:pPr>
-              <w:spacing w:after="0"/>
+              <w:spacing w:after="0" w:line="252" w:lineRule="auto"/>
             </w:pPr>
             <w:r>
               <w:rPr>
@@ -1675,12 +5292,12 @@
         </w:tc>
         <w:tc>
           <w:tcPr>
-            <w:tcW w:type="dxa" w:w="3120"/>
+            <w:tcW w:type="dxa" w:w="2340"/>
             <w:vAlign w:val="center"/>
           </w:tcPr>
           <w:p>
             <w:pPr>
-              <w:spacing w:after="0"/>
+              <w:spacing w:after="0" w:line="252" w:lineRule="auto"/>
             </w:pPr>
             <w:r>
               <w:rPr>
@@ -1694,12 +5311,12 @@
         </w:tc>
         <w:tc>
           <w:tcPr>
-            <w:tcW w:type="dxa" w:w="3120"/>
+            <w:tcW w:type="dxa" w:w="2340"/>
             <w:vAlign w:val="center"/>
           </w:tcPr>
           <w:p>
             <w:pPr>
-              <w:spacing w:after="0"/>
+              <w:spacing w:after="0" w:line="252" w:lineRule="auto"/>
             </w:pPr>
             <w:r>
               <w:rPr>
@@ -1707,7 +5324,26 @@
                 <w:b w:val="0"/>
                 <w:sz w:val="21"/>
               </w:rPr>
-              <w:t>按角色过滤的成绩管理</w:t>
+              <w:t>管理员/教师/学生</w:t>
+            </w:r>
+          </w:p>
+        </w:tc>
+        <w:tc>
+          <w:tcPr>
+            <w:tcW w:type="dxa" w:w="2340"/>
+            <w:vAlign w:val="center"/>
+          </w:tcPr>
+          <w:p>
+            <w:pPr>
+              <w:spacing w:after="0" w:line="252" w:lineRule="auto"/>
+            </w:pPr>
+            <w:r>
+              <w:rPr>
+                <w:rFonts w:ascii="Calibri" w:hAnsi="Calibri" w:eastAsia="微软雅黑"/>
+                <w:b w:val="0"/>
+                <w:sz w:val="21"/>
+              </w:rPr>
+              <w:t>按角色过滤成绩数据</w:t>
             </w:r>
           </w:p>
         </w:tc>
@@ -1715,12 +5351,12 @@
       <w:tr>
         <w:tc>
           <w:tcPr>
-            <w:tcW w:type="dxa" w:w="3120"/>
+            <w:tcW w:type="dxa" w:w="2340"/>
             <w:vAlign w:val="center"/>
           </w:tcPr>
           <w:p>
             <w:pPr>
-              <w:spacing w:after="0"/>
+              <w:spacing w:after="0" w:line="252" w:lineRule="auto"/>
             </w:pPr>
             <w:r>
               <w:rPr>
@@ -1734,12 +5370,12 @@
         </w:tc>
         <w:tc>
           <w:tcPr>
-            <w:tcW w:type="dxa" w:w="3120"/>
+            <w:tcW w:type="dxa" w:w="2340"/>
             <w:vAlign w:val="center"/>
           </w:tcPr>
           <w:p>
             <w:pPr>
-              <w:spacing w:after="0"/>
+              <w:spacing w:after="0" w:line="252" w:lineRule="auto"/>
             </w:pPr>
             <w:r>
               <w:rPr>
@@ -1753,12 +5389,12 @@
         </w:tc>
         <w:tc>
           <w:tcPr>
-            <w:tcW w:type="dxa" w:w="3120"/>
+            <w:tcW w:type="dxa" w:w="2340"/>
             <w:vAlign w:val="center"/>
           </w:tcPr>
           <w:p>
             <w:pPr>
-              <w:spacing w:after="0"/>
+              <w:spacing w:after="0" w:line="252" w:lineRule="auto"/>
             </w:pPr>
             <w:r>
               <w:rPr>
@@ -1766,7 +5402,26 @@
                 <w:b w:val="0"/>
                 <w:sz w:val="21"/>
               </w:rPr>
-              <w:t>管理员系统概览</w:t>
+              <w:t>管理员</w:t>
+            </w:r>
+          </w:p>
+        </w:tc>
+        <w:tc>
+          <w:tcPr>
+            <w:tcW w:type="dxa" w:w="2340"/>
+            <w:vAlign w:val="center"/>
+          </w:tcPr>
+          <w:p>
+            <w:pPr>
+              <w:spacing w:after="0" w:line="252" w:lineRule="auto"/>
+            </w:pPr>
+            <w:r>
+              <w:rPr>
+                <w:rFonts w:ascii="Calibri" w:hAnsi="Calibri" w:eastAsia="微软雅黑"/>
+                <w:b w:val="0"/>
+                <w:sz w:val="21"/>
+              </w:rPr>
+              <w:t>系统概览统计</w:t>
             </w:r>
           </w:p>
         </w:tc>
@@ -1774,12 +5429,12 @@
       <w:tr>
         <w:tc>
           <w:tcPr>
-            <w:tcW w:type="dxa" w:w="3120"/>
+            <w:tcW w:type="dxa" w:w="2340"/>
             <w:vAlign w:val="center"/>
           </w:tcPr>
           <w:p>
             <w:pPr>
-              <w:spacing w:after="0"/>
+              <w:spacing w:after="0" w:line="252" w:lineRule="auto"/>
             </w:pPr>
             <w:r>
               <w:rPr>
@@ -1793,12 +5448,12 @@
         </w:tc>
         <w:tc>
           <w:tcPr>
-            <w:tcW w:type="dxa" w:w="3120"/>
+            <w:tcW w:type="dxa" w:w="2340"/>
             <w:vAlign w:val="center"/>
           </w:tcPr>
           <w:p>
             <w:pPr>
-              <w:spacing w:after="0"/>
+              <w:spacing w:after="0" w:line="252" w:lineRule="auto"/>
             </w:pPr>
             <w:r>
               <w:rPr>
@@ -1812,12 +5467,12 @@
         </w:tc>
         <w:tc>
           <w:tcPr>
-            <w:tcW w:type="dxa" w:w="3120"/>
+            <w:tcW w:type="dxa" w:w="2340"/>
             <w:vAlign w:val="center"/>
           </w:tcPr>
           <w:p>
             <w:pPr>
-              <w:spacing w:after="0"/>
+              <w:spacing w:after="0" w:line="252" w:lineRule="auto"/>
             </w:pPr>
             <w:r>
               <w:rPr>
@@ -1825,7 +5480,26 @@
                 <w:b w:val="0"/>
                 <w:sz w:val="21"/>
               </w:rPr>
-              <w:t>课程统计</w:t>
+              <w:t>管理员/教师</w:t>
+            </w:r>
+          </w:p>
+        </w:tc>
+        <w:tc>
+          <w:tcPr>
+            <w:tcW w:type="dxa" w:w="2340"/>
+            <w:vAlign w:val="center"/>
+          </w:tcPr>
+          <w:p>
+            <w:pPr>
+              <w:spacing w:after="0" w:line="252" w:lineRule="auto"/>
+            </w:pPr>
+            <w:r>
+              <w:rPr>
+                <w:rFonts w:ascii="Calibri" w:hAnsi="Calibri" w:eastAsia="微软雅黑"/>
+                <w:b w:val="0"/>
+                <w:sz w:val="21"/>
+              </w:rPr>
+              <w:t>课程成绩统计</w:t>
             </w:r>
           </w:p>
         </w:tc>
@@ -1833,12 +5507,12 @@
       <w:tr>
         <w:tc>
           <w:tcPr>
-            <w:tcW w:type="dxa" w:w="3120"/>
+            <w:tcW w:type="dxa" w:w="2340"/>
             <w:vAlign w:val="center"/>
           </w:tcPr>
           <w:p>
             <w:pPr>
-              <w:spacing w:after="0"/>
+              <w:spacing w:after="0" w:line="252" w:lineRule="auto"/>
             </w:pPr>
             <w:r>
               <w:rPr>
@@ -1852,12 +5526,12 @@
         </w:tc>
         <w:tc>
           <w:tcPr>
-            <w:tcW w:type="dxa" w:w="3120"/>
+            <w:tcW w:type="dxa" w:w="2340"/>
             <w:vAlign w:val="center"/>
           </w:tcPr>
           <w:p>
             <w:pPr>
-              <w:spacing w:after="0"/>
+              <w:spacing w:after="0" w:line="252" w:lineRule="auto"/>
             </w:pPr>
             <w:r>
               <w:rPr>
@@ -1871,12 +5545,12 @@
         </w:tc>
         <w:tc>
           <w:tcPr>
-            <w:tcW w:type="dxa" w:w="3120"/>
+            <w:tcW w:type="dxa" w:w="2340"/>
             <w:vAlign w:val="center"/>
           </w:tcPr>
           <w:p>
             <w:pPr>
-              <w:spacing w:after="0"/>
+              <w:spacing w:after="0" w:line="252" w:lineRule="auto"/>
             </w:pPr>
             <w:r>
               <w:rPr>
@@ -1884,7 +5558,26 @@
                 <w:b w:val="0"/>
                 <w:sz w:val="21"/>
               </w:rPr>
-              <w:t>学生本人汇总</w:t>
+              <w:t>学生</w:t>
+            </w:r>
+          </w:p>
+        </w:tc>
+        <w:tc>
+          <w:tcPr>
+            <w:tcW w:type="dxa" w:w="2340"/>
+            <w:vAlign w:val="center"/>
+          </w:tcPr>
+          <w:p>
+            <w:pPr>
+              <w:spacing w:after="0" w:line="252" w:lineRule="auto"/>
+            </w:pPr>
+            <w:r>
+              <w:rPr>
+                <w:rFonts w:ascii="Calibri" w:hAnsi="Calibri" w:eastAsia="微软雅黑"/>
+                <w:b w:val="0"/>
+                <w:sz w:val="21"/>
+              </w:rPr>
+              <w:t>学生个人成绩汇总</w:t>
             </w:r>
           </w:p>
         </w:tc>
@@ -1894,6 +5587,7 @@
     <w:p>
       <w:pPr>
         <w:pStyle w:val="Heading1"/>
+        <w:spacing w:before="200" w:after="120"/>
       </w:pPr>
       <w:r>
         <w:rPr>
@@ -1902,7 +5596,22 @@
           <w:color w:val="2E74B5"/>
           <w:sz w:val="32"/>
         </w:rPr>
-        <w:t>六、关键实现</w:t>
+        <w:t>十、关键业务实现</w:t>
+      </w:r>
+    </w:p>
+    <w:p>
+      <w:pPr>
+        <w:pStyle w:val="Heading2"/>
+        <w:spacing w:before="120" w:after="120"/>
+      </w:pPr>
+      <w:r>
+        <w:rPr>
+          <w:rFonts w:ascii="Calibri" w:hAnsi="Calibri" w:eastAsia="微软雅黑"/>
+          <w:b/>
+          <w:color w:val="2E74B5"/>
+          <w:sz w:val="26"/>
+        </w:rPr>
+        <w:t>10.1 课程级绩点计算</w:t>
       </w:r>
     </w:p>
     <w:p>
@@ -1915,13 +5624,13 @@
           <w:b w:val="0"/>
           <w:sz w:val="22"/>
         </w:rPr>
-        <w:t>系统关键业务是课程级绩点计算。管理员为每门课程配置分数区间，后端保存成绩时根据 course_id 查询对应规则，再根据 total_score 匹配区间并写入 grade_point。</w:t>
+        <w:t>系统没有使用一张全局绩点表，而是在 course_grade_rules 表中按 course_id 保存规则。保存成绩时，GradeService 会根据 request.courseId 查询该课程规则，再调用 GradeRuleService.calculateGradePoint 计算绩点。</w:t>
       </w:r>
     </w:p>
     <w:p>
       <w:pPr>
-        <w:pStyle w:val="ListBullet"/>
-        <w:spacing w:after="80"/>
+        <w:pStyle w:val="ListNumber"/>
+        <w:spacing w:after="80" w:line="264" w:lineRule="auto"/>
       </w:pPr>
       <w:r>
         <w:rPr>
@@ -1929,13 +5638,13 @@
           <w:b w:val="0"/>
           <w:sz w:val="22"/>
         </w:rPr>
-        <w:t>规则必须覆盖 0-100 分。</w:t>
+        <w:t>读取课程对应的所有绩点规则，并按 min_score 升序排列。</w:t>
       </w:r>
     </w:p>
     <w:p>
       <w:pPr>
-        <w:pStyle w:val="ListBullet"/>
-        <w:spacing w:after="80"/>
+        <w:pStyle w:val="ListNumber"/>
+        <w:spacing w:after="80" w:line="264" w:lineRule="auto"/>
       </w:pPr>
       <w:r>
         <w:rPr>
@@ -1943,13 +5652,13 @@
           <w:b w:val="0"/>
           <w:sz w:val="22"/>
         </w:rPr>
-        <w:t>同一课程规则区间不能重叠。</w:t>
+        <w:t>检查第一条规则是否从 0 分开始，最后一条规则是否到 100 分结束。</w:t>
       </w:r>
     </w:p>
     <w:p>
       <w:pPr>
-        <w:pStyle w:val="ListBullet"/>
-        <w:spacing w:after="80"/>
+        <w:pStyle w:val="ListNumber"/>
+        <w:spacing w:after="80" w:line="264" w:lineRule="auto"/>
       </w:pPr>
       <w:r>
         <w:rPr>
@@ -1957,13 +5666,13 @@
           <w:b w:val="0"/>
           <w:sz w:val="22"/>
         </w:rPr>
-        <w:t>录入成绩前课程必须有有效规则。</w:t>
+        <w:t>逐条检查相邻规则是否重叠，是否存在超过 0.01 分的缺口。</w:t>
       </w:r>
     </w:p>
     <w:p>
       <w:pPr>
-        <w:pStyle w:val="ListBullet"/>
-        <w:spacing w:after="80"/>
+        <w:pStyle w:val="ListNumber"/>
+        <w:spacing w:after="80" w:line="264" w:lineRule="auto"/>
       </w:pPr>
       <w:r>
         <w:rPr>
@@ -1971,13 +5680,13 @@
           <w:b w:val="0"/>
           <w:sz w:val="22"/>
         </w:rPr>
-        <w:t>教师保存成绩时会校验课程是否属于当前教师。</w:t>
+        <w:t>根据 total_score 找到 min_score &lt;= total_score &lt;= max_score 的规则。</w:t>
       </w:r>
     </w:p>
     <w:p>
       <w:pPr>
-        <w:pStyle w:val="ListBullet"/>
-        <w:spacing w:after="80"/>
+        <w:pStyle w:val="ListNumber"/>
+        <w:spacing w:after="80" w:line="264" w:lineRule="auto"/>
       </w:pPr>
       <w:r>
         <w:rPr>
@@ -1985,12 +5694,82 @@
           <w:b w:val="0"/>
           <w:sz w:val="22"/>
         </w:rPr>
-        <w:t>学生查询成绩时使用当前登录账号关联的 student_id 过滤。</w:t>
+        <w:t>将匹配规则的 grade_point 写入 grades.grade_point。</w:t>
+      </w:r>
+    </w:p>
+    <w:p>
+      <w:pPr>
+        <w:spacing w:after="120" w:line="264" w:lineRule="auto"/>
+      </w:pPr>
+      <w:r>
+        <w:rPr>
+          <w:rFonts w:ascii="Calibri" w:hAnsi="Calibri" w:eastAsia="微软雅黑"/>
+          <w:b w:val="0"/>
+          <w:sz w:val="22"/>
+        </w:rPr>
+        <w:t>例如，种子数据中高等数学 85 分匹配 80-89.99 区间，绩点为 3.7；Java 程序设计 85 分匹配 85-94.99 区间，绩点为 3.3。这个示例可以直接用于答辩说明系统满足“课程级绩点规则”的业务要求。</w:t>
+      </w:r>
+    </w:p>
+    <w:p>
+      <w:pPr>
+        <w:pStyle w:val="Heading2"/>
+        <w:spacing w:before="120" w:after="120"/>
+      </w:pPr>
+      <w:r>
+        <w:rPr>
+          <w:rFonts w:ascii="Calibri" w:hAnsi="Calibri" w:eastAsia="微软雅黑"/>
+          <w:b/>
+          <w:color w:val="2E74B5"/>
+          <w:sz w:val="26"/>
+        </w:rPr>
+        <w:t>10.2 教师课程权限控制</w:t>
+      </w:r>
+    </w:p>
+    <w:p>
+      <w:pPr>
+        <w:spacing w:after="120" w:line="264" w:lineRule="auto"/>
+      </w:pPr>
+      <w:r>
+        <w:rPr>
+          <w:rFonts w:ascii="Calibri" w:hAnsi="Calibri" w:eastAsia="微软雅黑"/>
+          <w:b w:val="0"/>
+          <w:sz w:val="22"/>
+        </w:rPr>
+        <w:t>教师保存或删除成绩时，后端会根据当前登录用户找到对应 teacher_id，再检查成绩对应课程的 teacher_id 是否一致。如果课程不属于当前教师，则抛出业务异常，避免教师操作其他课程成绩。</w:t>
+      </w:r>
+    </w:p>
+    <w:p>
+      <w:pPr>
+        <w:pStyle w:val="Heading2"/>
+        <w:spacing w:before="120" w:after="120"/>
+      </w:pPr>
+      <w:r>
+        <w:rPr>
+          <w:rFonts w:ascii="Calibri" w:hAnsi="Calibri" w:eastAsia="微软雅黑"/>
+          <w:b/>
+          <w:color w:val="2E74B5"/>
+          <w:sz w:val="26"/>
+        </w:rPr>
+        <w:t>10.3 学生数据隔离</w:t>
+      </w:r>
+    </w:p>
+    <w:p>
+      <w:pPr>
+        <w:spacing w:after="120" w:line="264" w:lineRule="auto"/>
+      </w:pPr>
+      <w:r>
+        <w:rPr>
+          <w:rFonts w:ascii="Calibri" w:hAnsi="Calibri" w:eastAsia="微软雅黑"/>
+          <w:b w:val="0"/>
+          <w:sz w:val="22"/>
+        </w:rPr>
+        <w:t>学生查询成绩时，后端不会接收前端传入的 student_id 作为可信条件，而是根据 JWT 中的当前用户 ID 查询 students 表得到真实 student_id，再用该 ID 查询成绩，从而保证学生只能看到本人数据。</w:t>
       </w:r>
     </w:p>
     <w:p>
       <w:pPr>
         <w:pStyle w:val="Heading1"/>
+        <w:spacing w:before="200" w:after="120"/>
       </w:pPr>
       <w:r>
         <w:rPr>
@@ -1999,7 +5778,418 @@
           <w:color w:val="2E74B5"/>
           <w:sz w:val="32"/>
         </w:rPr>
-        <w:t>七、测试计划与结果</w:t>
+        <w:t>十一、前端界面设计</w:t>
+      </w:r>
+    </w:p>
+    <w:p>
+      <w:pPr>
+        <w:spacing w:after="120" w:line="264" w:lineRule="auto"/>
+      </w:pPr>
+      <w:r>
+        <w:rPr>
+          <w:rFonts w:ascii="Calibri" w:hAnsi="Calibri" w:eastAsia="微软雅黑"/>
+          <w:b w:val="0"/>
+          <w:sz w:val="22"/>
+        </w:rPr>
+        <w:t>前端采用后台管理系统常见结构：登录页、主布局、左侧深色菜单、顶部用户栏、右侧内容区域。管理员、教师、学生登录后根据角色生成不同菜单。页面主要使用 Element Plus 的 Table、Form、Dialog、Descriptions、Alert 等组件。</w:t>
+      </w:r>
+    </w:p>
+    <w:tbl>
+      <w:tblPr>
+        <w:tblStyle w:val="TableGrid"/>
+        <w:tblW w:type="auto" w:w="0"/>
+        <w:jc w:val="center"/>
+        <w:tblLook w:firstColumn="1" w:firstRow="1" w:lastColumn="0" w:lastRow="0" w:noHBand="0" w:noVBand="1" w:val="04A0"/>
+      </w:tblPr>
+      <w:tblGrid>
+        <w:gridCol w:w="3120"/>
+        <w:gridCol w:w="3120"/>
+        <w:gridCol w:w="3120"/>
+      </w:tblGrid>
+      <w:tr>
+        <w:tc>
+          <w:tcPr>
+            <w:tcW w:type="dxa" w:w="3120"/>
+            <w:vAlign w:val="center"/>
+          </w:tcPr>
+          <w:p>
+            <w:pPr>
+              <w:spacing w:after="0" w:line="252" w:lineRule="auto"/>
+            </w:pPr>
+            <w:r>
+              <w:rPr>
+                <w:rFonts w:ascii="Calibri" w:hAnsi="Calibri" w:eastAsia="微软雅黑"/>
+                <w:b/>
+                <w:sz w:val="21"/>
+              </w:rPr>
+              <w:t>页面</w:t>
+            </w:r>
+          </w:p>
+        </w:tc>
+        <w:tc>
+          <w:tcPr>
+            <w:tcW w:type="dxa" w:w="3120"/>
+            <w:vAlign w:val="center"/>
+          </w:tcPr>
+          <w:p>
+            <w:pPr>
+              <w:spacing w:after="0" w:line="252" w:lineRule="auto"/>
+            </w:pPr>
+            <w:r>
+              <w:rPr>
+                <w:rFonts w:ascii="Calibri" w:hAnsi="Calibri" w:eastAsia="微软雅黑"/>
+                <w:b/>
+                <w:sz w:val="21"/>
+              </w:rPr>
+              <w:t>主要组件</w:t>
+            </w:r>
+          </w:p>
+        </w:tc>
+        <w:tc>
+          <w:tcPr>
+            <w:tcW w:type="dxa" w:w="3120"/>
+            <w:vAlign w:val="center"/>
+          </w:tcPr>
+          <w:p>
+            <w:pPr>
+              <w:spacing w:after="0" w:line="252" w:lineRule="auto"/>
+            </w:pPr>
+            <w:r>
+              <w:rPr>
+                <w:rFonts w:ascii="Calibri" w:hAnsi="Calibri" w:eastAsia="微软雅黑"/>
+                <w:b/>
+                <w:sz w:val="21"/>
+              </w:rPr>
+              <w:t>说明</w:t>
+            </w:r>
+          </w:p>
+        </w:tc>
+      </w:tr>
+      <w:tr>
+        <w:tc>
+          <w:tcPr>
+            <w:tcW w:type="dxa" w:w="3120"/>
+            <w:vAlign w:val="center"/>
+          </w:tcPr>
+          <w:p>
+            <w:pPr>
+              <w:spacing w:after="0" w:line="252" w:lineRule="auto"/>
+            </w:pPr>
+            <w:r>
+              <w:rPr>
+                <w:rFonts w:ascii="Calibri" w:hAnsi="Calibri" w:eastAsia="微软雅黑"/>
+                <w:b w:val="0"/>
+                <w:sz w:val="21"/>
+              </w:rPr>
+              <w:t>登录页</w:t>
+            </w:r>
+          </w:p>
+        </w:tc>
+        <w:tc>
+          <w:tcPr>
+            <w:tcW w:type="dxa" w:w="3120"/>
+            <w:vAlign w:val="center"/>
+          </w:tcPr>
+          <w:p>
+            <w:pPr>
+              <w:spacing w:after="0" w:line="252" w:lineRule="auto"/>
+            </w:pPr>
+            <w:r>
+              <w:rPr>
+                <w:rFonts w:ascii="Calibri" w:hAnsi="Calibri" w:eastAsia="微软雅黑"/>
+                <w:b w:val="0"/>
+                <w:sz w:val="21"/>
+              </w:rPr>
+              <w:t>输入框、密码框、登录按钮</w:t>
+            </w:r>
+          </w:p>
+        </w:tc>
+        <w:tc>
+          <w:tcPr>
+            <w:tcW w:type="dxa" w:w="3120"/>
+            <w:vAlign w:val="center"/>
+          </w:tcPr>
+          <w:p>
+            <w:pPr>
+              <w:spacing w:after="0" w:line="252" w:lineRule="auto"/>
+            </w:pPr>
+            <w:r>
+              <w:rPr>
+                <w:rFonts w:ascii="Calibri" w:hAnsi="Calibri" w:eastAsia="微软雅黑"/>
+                <w:b w:val="0"/>
+                <w:sz w:val="21"/>
+              </w:rPr>
+              <w:t>提供演示账号提示</w:t>
+            </w:r>
+          </w:p>
+        </w:tc>
+      </w:tr>
+      <w:tr>
+        <w:tc>
+          <w:tcPr>
+            <w:tcW w:type="dxa" w:w="3120"/>
+            <w:vAlign w:val="center"/>
+          </w:tcPr>
+          <w:p>
+            <w:pPr>
+              <w:spacing w:after="0" w:line="252" w:lineRule="auto"/>
+            </w:pPr>
+            <w:r>
+              <w:rPr>
+                <w:rFonts w:ascii="Calibri" w:hAnsi="Calibri" w:eastAsia="微软雅黑"/>
+                <w:b w:val="0"/>
+                <w:sz w:val="21"/>
+              </w:rPr>
+              <w:t>主布局</w:t>
+            </w:r>
+          </w:p>
+        </w:tc>
+        <w:tc>
+          <w:tcPr>
+            <w:tcW w:type="dxa" w:w="3120"/>
+            <w:vAlign w:val="center"/>
+          </w:tcPr>
+          <w:p>
+            <w:pPr>
+              <w:spacing w:after="0" w:line="252" w:lineRule="auto"/>
+            </w:pPr>
+            <w:r>
+              <w:rPr>
+                <w:rFonts w:ascii="Calibri" w:hAnsi="Calibri" w:eastAsia="微软雅黑"/>
+                <w:b w:val="0"/>
+                <w:sz w:val="21"/>
+              </w:rPr>
+              <w:t>侧边栏、顶部栏、内容区</w:t>
+            </w:r>
+          </w:p>
+        </w:tc>
+        <w:tc>
+          <w:tcPr>
+            <w:tcW w:type="dxa" w:w="3120"/>
+            <w:vAlign w:val="center"/>
+          </w:tcPr>
+          <w:p>
+            <w:pPr>
+              <w:spacing w:after="0" w:line="252" w:lineRule="auto"/>
+            </w:pPr>
+            <w:r>
+              <w:rPr>
+                <w:rFonts w:ascii="Calibri" w:hAnsi="Calibri" w:eastAsia="微软雅黑"/>
+                <w:b w:val="0"/>
+                <w:sz w:val="21"/>
+              </w:rPr>
+              <w:t>根据角色显示菜单</w:t>
+            </w:r>
+          </w:p>
+        </w:tc>
+      </w:tr>
+      <w:tr>
+        <w:tc>
+          <w:tcPr>
+            <w:tcW w:type="dxa" w:w="3120"/>
+            <w:vAlign w:val="center"/>
+          </w:tcPr>
+          <w:p>
+            <w:pPr>
+              <w:spacing w:after="0" w:line="252" w:lineRule="auto"/>
+            </w:pPr>
+            <w:r>
+              <w:rPr>
+                <w:rFonts w:ascii="Calibri" w:hAnsi="Calibri" w:eastAsia="微软雅黑"/>
+                <w:b w:val="0"/>
+                <w:sz w:val="21"/>
+              </w:rPr>
+              <w:t>管理页面</w:t>
+            </w:r>
+          </w:p>
+        </w:tc>
+        <w:tc>
+          <w:tcPr>
+            <w:tcW w:type="dxa" w:w="3120"/>
+            <w:vAlign w:val="center"/>
+          </w:tcPr>
+          <w:p>
+            <w:pPr>
+              <w:spacing w:after="0" w:line="252" w:lineRule="auto"/>
+            </w:pPr>
+            <w:r>
+              <w:rPr>
+                <w:rFonts w:ascii="Calibri" w:hAnsi="Calibri" w:eastAsia="微软雅黑"/>
+                <w:b w:val="0"/>
+                <w:sz w:val="21"/>
+              </w:rPr>
+              <w:t>表格、弹窗表单</w:t>
+            </w:r>
+          </w:p>
+        </w:tc>
+        <w:tc>
+          <w:tcPr>
+            <w:tcW w:type="dxa" w:w="3120"/>
+            <w:vAlign w:val="center"/>
+          </w:tcPr>
+          <w:p>
+            <w:pPr>
+              <w:spacing w:after="0" w:line="252" w:lineRule="auto"/>
+            </w:pPr>
+            <w:r>
+              <w:rPr>
+                <w:rFonts w:ascii="Calibri" w:hAnsi="Calibri" w:eastAsia="微软雅黑"/>
+                <w:b w:val="0"/>
+                <w:sz w:val="21"/>
+              </w:rPr>
+              <w:t>支持新增、编辑、删除</w:t>
+            </w:r>
+          </w:p>
+        </w:tc>
+      </w:tr>
+      <w:tr>
+        <w:tc>
+          <w:tcPr>
+            <w:tcW w:type="dxa" w:w="3120"/>
+            <w:vAlign w:val="center"/>
+          </w:tcPr>
+          <w:p>
+            <w:pPr>
+              <w:spacing w:after="0" w:line="252" w:lineRule="auto"/>
+            </w:pPr>
+            <w:r>
+              <w:rPr>
+                <w:rFonts w:ascii="Calibri" w:hAnsi="Calibri" w:eastAsia="微软雅黑"/>
+                <w:b w:val="0"/>
+                <w:sz w:val="21"/>
+              </w:rPr>
+              <w:t>绩点规则页</w:t>
+            </w:r>
+          </w:p>
+        </w:tc>
+        <w:tc>
+          <w:tcPr>
+            <w:tcW w:type="dxa" w:w="3120"/>
+            <w:vAlign w:val="center"/>
+          </w:tcPr>
+          <w:p>
+            <w:pPr>
+              <w:spacing w:after="0" w:line="252" w:lineRule="auto"/>
+            </w:pPr>
+            <w:r>
+              <w:rPr>
+                <w:rFonts w:ascii="Calibri" w:hAnsi="Calibri" w:eastAsia="微软雅黑"/>
+                <w:b w:val="0"/>
+                <w:sz w:val="21"/>
+              </w:rPr>
+              <w:t>课程选择、可编辑规则表格</w:t>
+            </w:r>
+          </w:p>
+        </w:tc>
+        <w:tc>
+          <w:tcPr>
+            <w:tcW w:type="dxa" w:w="3120"/>
+            <w:vAlign w:val="center"/>
+          </w:tcPr>
+          <w:p>
+            <w:pPr>
+              <w:spacing w:after="0" w:line="252" w:lineRule="auto"/>
+            </w:pPr>
+            <w:r>
+              <w:rPr>
+                <w:rFonts w:ascii="Calibri" w:hAnsi="Calibri" w:eastAsia="微软雅黑"/>
+                <w:b w:val="0"/>
+                <w:sz w:val="21"/>
+              </w:rPr>
+              <w:t>维护课程分数区间和绩点</w:t>
+            </w:r>
+          </w:p>
+        </w:tc>
+      </w:tr>
+      <w:tr>
+        <w:tc>
+          <w:tcPr>
+            <w:tcW w:type="dxa" w:w="3120"/>
+            <w:vAlign w:val="center"/>
+          </w:tcPr>
+          <w:p>
+            <w:pPr>
+              <w:spacing w:after="0" w:line="252" w:lineRule="auto"/>
+            </w:pPr>
+            <w:r>
+              <w:rPr>
+                <w:rFonts w:ascii="Calibri" w:hAnsi="Calibri" w:eastAsia="微软雅黑"/>
+                <w:b w:val="0"/>
+                <w:sz w:val="21"/>
+              </w:rPr>
+              <w:t>统计页</w:t>
+            </w:r>
+          </w:p>
+        </w:tc>
+        <w:tc>
+          <w:tcPr>
+            <w:tcW w:type="dxa" w:w="3120"/>
+            <w:vAlign w:val="center"/>
+          </w:tcPr>
+          <w:p>
+            <w:pPr>
+              <w:spacing w:after="0" w:line="252" w:lineRule="auto"/>
+            </w:pPr>
+            <w:r>
+              <w:rPr>
+                <w:rFonts w:ascii="Calibri" w:hAnsi="Calibri" w:eastAsia="微软雅黑"/>
+                <w:b w:val="0"/>
+                <w:sz w:val="21"/>
+              </w:rPr>
+              <w:t>统计卡片、描述列表、分布表格</w:t>
+            </w:r>
+          </w:p>
+        </w:tc>
+        <w:tc>
+          <w:tcPr>
+            <w:tcW w:type="dxa" w:w="3120"/>
+            <w:vAlign w:val="center"/>
+          </w:tcPr>
+          <w:p>
+            <w:pPr>
+              <w:spacing w:after="0" w:line="252" w:lineRule="auto"/>
+            </w:pPr>
+            <w:r>
+              <w:rPr>
+                <w:rFonts w:ascii="Calibri" w:hAnsi="Calibri" w:eastAsia="微软雅黑"/>
+                <w:b w:val="0"/>
+                <w:sz w:val="21"/>
+              </w:rPr>
+              <w:t>展示系统和课程统计</w:t>
+            </w:r>
+          </w:p>
+        </w:tc>
+      </w:tr>
+    </w:tbl>
+    <w:p/>
+    <w:p>
+      <w:pPr>
+        <w:pStyle w:val="Heading1"/>
+        <w:spacing w:before="200" w:after="120"/>
+      </w:pPr>
+      <w:r>
+        <w:rPr>
+          <w:rFonts w:ascii="Calibri" w:hAnsi="Calibri" w:eastAsia="微软雅黑"/>
+          <w:b/>
+          <w:color w:val="2E74B5"/>
+          <w:sz w:val="32"/>
+        </w:rPr>
+        <w:t>十二、Java 程序测试</w:t>
+      </w:r>
+    </w:p>
+    <w:p>
+      <w:pPr>
+        <w:pStyle w:val="Heading2"/>
+        <w:spacing w:before="120" w:after="120"/>
+      </w:pPr>
+      <w:r>
+        <w:rPr>
+          <w:rFonts w:ascii="Calibri" w:hAnsi="Calibri" w:eastAsia="微软雅黑"/>
+          <w:b/>
+          <w:color w:val="2E74B5"/>
+          <w:sz w:val="26"/>
+        </w:rPr>
+        <w:t>12.1 测试环境</w:t>
       </w:r>
     </w:p>
     <w:tbl>
@@ -2021,7 +6211,7 @@
           </w:tcPr>
           <w:p>
             <w:pPr>
-              <w:spacing w:after="0"/>
+              <w:spacing w:after="0" w:line="252" w:lineRule="auto"/>
             </w:pPr>
             <w:r>
               <w:rPr>
@@ -2029,7 +6219,7 @@
                 <w:b/>
                 <w:sz w:val="21"/>
               </w:rPr>
-              <w:t>测试项</w:t>
+              <w:t>项目</w:t>
             </w:r>
           </w:p>
         </w:tc>
@@ -2040,7 +6230,275 @@
           </w:tcPr>
           <w:p>
             <w:pPr>
-              <w:spacing w:after="0"/>
+              <w:spacing w:after="0" w:line="252" w:lineRule="auto"/>
+            </w:pPr>
+            <w:r>
+              <w:rPr>
+                <w:rFonts w:ascii="Calibri" w:hAnsi="Calibri" w:eastAsia="微软雅黑"/>
+                <w:b/>
+                <w:sz w:val="21"/>
+              </w:rPr>
+              <w:t>内容</w:t>
+            </w:r>
+          </w:p>
+        </w:tc>
+      </w:tr>
+      <w:tr>
+        <w:tc>
+          <w:tcPr>
+            <w:tcW w:type="dxa" w:w="4680"/>
+            <w:vAlign w:val="center"/>
+          </w:tcPr>
+          <w:p>
+            <w:pPr>
+              <w:spacing w:after="0" w:line="252" w:lineRule="auto"/>
+            </w:pPr>
+            <w:r>
+              <w:rPr>
+                <w:rFonts w:ascii="Calibri" w:hAnsi="Calibri" w:eastAsia="微软雅黑"/>
+                <w:b w:val="0"/>
+                <w:sz w:val="21"/>
+              </w:rPr>
+              <w:t>后端运行环境</w:t>
+            </w:r>
+          </w:p>
+        </w:tc>
+        <w:tc>
+          <w:tcPr>
+            <w:tcW w:type="dxa" w:w="4680"/>
+            <w:vAlign w:val="center"/>
+          </w:tcPr>
+          <w:p>
+            <w:pPr>
+              <w:spacing w:after="0" w:line="252" w:lineRule="auto"/>
+            </w:pPr>
+            <w:r>
+              <w:rPr>
+                <w:rFonts w:ascii="Calibri" w:hAnsi="Calibri" w:eastAsia="微软雅黑"/>
+                <w:b w:val="0"/>
+                <w:sz w:val="21"/>
+              </w:rPr>
+              <w:t>Java 17+、Maven、Spring Boot</w:t>
+            </w:r>
+          </w:p>
+        </w:tc>
+      </w:tr>
+      <w:tr>
+        <w:tc>
+          <w:tcPr>
+            <w:tcW w:type="dxa" w:w="4680"/>
+            <w:vAlign w:val="center"/>
+          </w:tcPr>
+          <w:p>
+            <w:pPr>
+              <w:spacing w:after="0" w:line="252" w:lineRule="auto"/>
+            </w:pPr>
+            <w:r>
+              <w:rPr>
+                <w:rFonts w:ascii="Calibri" w:hAnsi="Calibri" w:eastAsia="微软雅黑"/>
+                <w:b w:val="0"/>
+                <w:sz w:val="21"/>
+              </w:rPr>
+              <w:t>前端运行环境</w:t>
+            </w:r>
+          </w:p>
+        </w:tc>
+        <w:tc>
+          <w:tcPr>
+            <w:tcW w:type="dxa" w:w="4680"/>
+            <w:vAlign w:val="center"/>
+          </w:tcPr>
+          <w:p>
+            <w:pPr>
+              <w:spacing w:after="0" w:line="252" w:lineRule="auto"/>
+            </w:pPr>
+            <w:r>
+              <w:rPr>
+                <w:rFonts w:ascii="Calibri" w:hAnsi="Calibri" w:eastAsia="微软雅黑"/>
+                <w:b w:val="0"/>
+                <w:sz w:val="21"/>
+              </w:rPr>
+              <w:t>Node.js、Vite</w:t>
+            </w:r>
+          </w:p>
+        </w:tc>
+      </w:tr>
+      <w:tr>
+        <w:tc>
+          <w:tcPr>
+            <w:tcW w:type="dxa" w:w="4680"/>
+            <w:vAlign w:val="center"/>
+          </w:tcPr>
+          <w:p>
+            <w:pPr>
+              <w:spacing w:after="0" w:line="252" w:lineRule="auto"/>
+            </w:pPr>
+            <w:r>
+              <w:rPr>
+                <w:rFonts w:ascii="Calibri" w:hAnsi="Calibri" w:eastAsia="微软雅黑"/>
+                <w:b w:val="0"/>
+                <w:sz w:val="21"/>
+              </w:rPr>
+              <w:t>数据库</w:t>
+            </w:r>
+          </w:p>
+        </w:tc>
+        <w:tc>
+          <w:tcPr>
+            <w:tcW w:type="dxa" w:w="4680"/>
+            <w:vAlign w:val="center"/>
+          </w:tcPr>
+          <w:p>
+            <w:pPr>
+              <w:spacing w:after="0" w:line="252" w:lineRule="auto"/>
+            </w:pPr>
+            <w:r>
+              <w:rPr>
+                <w:rFonts w:ascii="Calibri" w:hAnsi="Calibri" w:eastAsia="微软雅黑"/>
+                <w:b w:val="0"/>
+                <w:sz w:val="21"/>
+              </w:rPr>
+              <w:t>MySQL 8</w:t>
+            </w:r>
+          </w:p>
+        </w:tc>
+      </w:tr>
+      <w:tr>
+        <w:tc>
+          <w:tcPr>
+            <w:tcW w:type="dxa" w:w="4680"/>
+            <w:vAlign w:val="center"/>
+          </w:tcPr>
+          <w:p>
+            <w:pPr>
+              <w:spacing w:after="0" w:line="252" w:lineRule="auto"/>
+            </w:pPr>
+            <w:r>
+              <w:rPr>
+                <w:rFonts w:ascii="Calibri" w:hAnsi="Calibri" w:eastAsia="微软雅黑"/>
+                <w:b w:val="0"/>
+                <w:sz w:val="21"/>
+              </w:rPr>
+              <w:t>浏览器</w:t>
+            </w:r>
+          </w:p>
+        </w:tc>
+        <w:tc>
+          <w:tcPr>
+            <w:tcW w:type="dxa" w:w="4680"/>
+            <w:vAlign w:val="center"/>
+          </w:tcPr>
+          <w:p>
+            <w:pPr>
+              <w:spacing w:after="0" w:line="252" w:lineRule="auto"/>
+            </w:pPr>
+            <w:r>
+              <w:rPr>
+                <w:rFonts w:ascii="Calibri" w:hAnsi="Calibri" w:eastAsia="微软雅黑"/>
+                <w:b w:val="0"/>
+                <w:sz w:val="21"/>
+              </w:rPr>
+              <w:t>Chrome 或 Edge</w:t>
+            </w:r>
+          </w:p>
+        </w:tc>
+      </w:tr>
+    </w:tbl>
+    <w:p/>
+    <w:p>
+      <w:pPr>
+        <w:pStyle w:val="Heading2"/>
+        <w:spacing w:before="120" w:after="120"/>
+      </w:pPr>
+      <w:r>
+        <w:rPr>
+          <w:rFonts w:ascii="Calibri" w:hAnsi="Calibri" w:eastAsia="微软雅黑"/>
+          <w:b/>
+          <w:color w:val="2E74B5"/>
+          <w:sz w:val="26"/>
+        </w:rPr>
+        <w:t>12.2 测试用例</w:t>
+      </w:r>
+    </w:p>
+    <w:tbl>
+      <w:tblPr>
+        <w:tblStyle w:val="TableGrid"/>
+        <w:tblW w:type="auto" w:w="0"/>
+        <w:jc w:val="center"/>
+        <w:tblLook w:firstColumn="1" w:firstRow="1" w:lastColumn="0" w:lastRow="0" w:noHBand="0" w:noVBand="1" w:val="04A0"/>
+      </w:tblPr>
+      <w:tblGrid>
+        <w:gridCol w:w="2340"/>
+        <w:gridCol w:w="2340"/>
+        <w:gridCol w:w="2340"/>
+        <w:gridCol w:w="2340"/>
+      </w:tblGrid>
+      <w:tr>
+        <w:tc>
+          <w:tcPr>
+            <w:tcW w:type="dxa" w:w="2340"/>
+            <w:vAlign w:val="center"/>
+          </w:tcPr>
+          <w:p>
+            <w:pPr>
+              <w:spacing w:after="0" w:line="252" w:lineRule="auto"/>
+            </w:pPr>
+            <w:r>
+              <w:rPr>
+                <w:rFonts w:ascii="Calibri" w:hAnsi="Calibri" w:eastAsia="微软雅黑"/>
+                <w:b/>
+                <w:sz w:val="21"/>
+              </w:rPr>
+              <w:t>编号</w:t>
+            </w:r>
+          </w:p>
+        </w:tc>
+        <w:tc>
+          <w:tcPr>
+            <w:tcW w:type="dxa" w:w="2340"/>
+            <w:vAlign w:val="center"/>
+          </w:tcPr>
+          <w:p>
+            <w:pPr>
+              <w:spacing w:after="0" w:line="252" w:lineRule="auto"/>
+            </w:pPr>
+            <w:r>
+              <w:rPr>
+                <w:rFonts w:ascii="Calibri" w:hAnsi="Calibri" w:eastAsia="微软雅黑"/>
+                <w:b/>
+                <w:sz w:val="21"/>
+              </w:rPr>
+              <w:t>测试内容</w:t>
+            </w:r>
+          </w:p>
+        </w:tc>
+        <w:tc>
+          <w:tcPr>
+            <w:tcW w:type="dxa" w:w="2340"/>
+            <w:vAlign w:val="center"/>
+          </w:tcPr>
+          <w:p>
+            <w:pPr>
+              <w:spacing w:after="0" w:line="252" w:lineRule="auto"/>
+            </w:pPr>
+            <w:r>
+              <w:rPr>
+                <w:rFonts w:ascii="Calibri" w:hAnsi="Calibri" w:eastAsia="微软雅黑"/>
+                <w:b/>
+                <w:sz w:val="21"/>
+              </w:rPr>
+              <w:t>预期结果</w:t>
+            </w:r>
+          </w:p>
+        </w:tc>
+        <w:tc>
+          <w:tcPr>
+            <w:tcW w:type="dxa" w:w="2340"/>
+            <w:vAlign w:val="center"/>
+          </w:tcPr>
+          <w:p>
+            <w:pPr>
+              <w:spacing w:after="0" w:line="252" w:lineRule="auto"/>
             </w:pPr>
             <w:r>
               <w:rPr>
@@ -2056,12 +6514,12 @@
       <w:tr>
         <w:tc>
           <w:tcPr>
-            <w:tcW w:type="dxa" w:w="4680"/>
+            <w:tcW w:type="dxa" w:w="2340"/>
             <w:vAlign w:val="center"/>
           </w:tcPr>
           <w:p>
             <w:pPr>
-              <w:spacing w:after="0"/>
+              <w:spacing w:after="0" w:line="252" w:lineRule="auto"/>
             </w:pPr>
             <w:r>
               <w:rPr>
@@ -2069,18 +6527,18 @@
                 <w:b w:val="0"/>
                 <w:sz w:val="21"/>
               </w:rPr>
-              <w:t>后端单元测试</w:t>
+              <w:t>T01</w:t>
             </w:r>
           </w:p>
         </w:tc>
         <w:tc>
           <w:tcPr>
-            <w:tcW w:type="dxa" w:w="4680"/>
+            <w:tcW w:type="dxa" w:w="2340"/>
             <w:vAlign w:val="center"/>
           </w:tcPr>
           <w:p>
             <w:pPr>
-              <w:spacing w:after="0"/>
+              <w:spacing w:after="0" w:line="252" w:lineRule="auto"/>
             </w:pPr>
             <w:r>
               <w:rPr>
@@ -2088,7 +6546,45 @@
                 <w:b w:val="0"/>
                 <w:sz w:val="21"/>
               </w:rPr>
-              <w:t>mvn test 通过，覆盖绩点规则校验和课程级绩点计算</w:t>
+              <w:t>管理员账号登录</w:t>
+            </w:r>
+          </w:p>
+        </w:tc>
+        <w:tc>
+          <w:tcPr>
+            <w:tcW w:type="dxa" w:w="2340"/>
+            <w:vAlign w:val="center"/>
+          </w:tcPr>
+          <w:p>
+            <w:pPr>
+              <w:spacing w:after="0" w:line="252" w:lineRule="auto"/>
+            </w:pPr>
+            <w:r>
+              <w:rPr>
+                <w:rFonts w:ascii="Calibri" w:hAnsi="Calibri" w:eastAsia="微软雅黑"/>
+                <w:b w:val="0"/>
+                <w:sz w:val="21"/>
+              </w:rPr>
+              <w:t>登录成功，显示管理员菜单</w:t>
+            </w:r>
+          </w:p>
+        </w:tc>
+        <w:tc>
+          <w:tcPr>
+            <w:tcW w:type="dxa" w:w="2340"/>
+            <w:vAlign w:val="center"/>
+          </w:tcPr>
+          <w:p>
+            <w:pPr>
+              <w:spacing w:after="0" w:line="252" w:lineRule="auto"/>
+            </w:pPr>
+            <w:r>
+              <w:rPr>
+                <w:rFonts w:ascii="Calibri" w:hAnsi="Calibri" w:eastAsia="微软雅黑"/>
+                <w:b w:val="0"/>
+                <w:sz w:val="21"/>
+              </w:rPr>
+              <w:t>通过</w:t>
             </w:r>
           </w:p>
         </w:tc>
@@ -2096,12 +6592,12 @@
       <w:tr>
         <w:tc>
           <w:tcPr>
-            <w:tcW w:type="dxa" w:w="4680"/>
+            <w:tcW w:type="dxa" w:w="2340"/>
             <w:vAlign w:val="center"/>
           </w:tcPr>
           <w:p>
             <w:pPr>
-              <w:spacing w:after="0"/>
+              <w:spacing w:after="0" w:line="252" w:lineRule="auto"/>
             </w:pPr>
             <w:r>
               <w:rPr>
@@ -2109,18 +6605,18 @@
                 <w:b w:val="0"/>
                 <w:sz w:val="21"/>
               </w:rPr>
-              <w:t>前端构建测试</w:t>
+              <w:t>T02</w:t>
             </w:r>
           </w:p>
         </w:tc>
         <w:tc>
           <w:tcPr>
-            <w:tcW w:type="dxa" w:w="4680"/>
+            <w:tcW w:type="dxa" w:w="2340"/>
             <w:vAlign w:val="center"/>
           </w:tcPr>
           <w:p>
             <w:pPr>
-              <w:spacing w:after="0"/>
+              <w:spacing w:after="0" w:line="252" w:lineRule="auto"/>
             </w:pPr>
             <w:r>
               <w:rPr>
@@ -2128,7 +6624,45 @@
                 <w:b w:val="0"/>
                 <w:sz w:val="21"/>
               </w:rPr>
-              <w:t>npm run build 通过</w:t>
+              <w:t>教师账号登录</w:t>
+            </w:r>
+          </w:p>
+        </w:tc>
+        <w:tc>
+          <w:tcPr>
+            <w:tcW w:type="dxa" w:w="2340"/>
+            <w:vAlign w:val="center"/>
+          </w:tcPr>
+          <w:p>
+            <w:pPr>
+              <w:spacing w:after="0" w:line="252" w:lineRule="auto"/>
+            </w:pPr>
+            <w:r>
+              <w:rPr>
+                <w:rFonts w:ascii="Calibri" w:hAnsi="Calibri" w:eastAsia="微软雅黑"/>
+                <w:b w:val="0"/>
+                <w:sz w:val="21"/>
+              </w:rPr>
+              <w:t>只显示我的课程、成绩录入、课程统计</w:t>
+            </w:r>
+          </w:p>
+        </w:tc>
+        <w:tc>
+          <w:tcPr>
+            <w:tcW w:type="dxa" w:w="2340"/>
+            <w:vAlign w:val="center"/>
+          </w:tcPr>
+          <w:p>
+            <w:pPr>
+              <w:spacing w:after="0" w:line="252" w:lineRule="auto"/>
+            </w:pPr>
+            <w:r>
+              <w:rPr>
+                <w:rFonts w:ascii="Calibri" w:hAnsi="Calibri" w:eastAsia="微软雅黑"/>
+                <w:b w:val="0"/>
+                <w:sz w:val="21"/>
+              </w:rPr>
+              <w:t>通过</w:t>
             </w:r>
           </w:p>
         </w:tc>
@@ -2136,12 +6670,12 @@
       <w:tr>
         <w:tc>
           <w:tcPr>
-            <w:tcW w:type="dxa" w:w="4680"/>
+            <w:tcW w:type="dxa" w:w="2340"/>
             <w:vAlign w:val="center"/>
           </w:tcPr>
           <w:p>
             <w:pPr>
-              <w:spacing w:after="0"/>
+              <w:spacing w:after="0" w:line="252" w:lineRule="auto"/>
             </w:pPr>
             <w:r>
               <w:rPr>
@@ -2149,18 +6683,18 @@
                 <w:b w:val="0"/>
                 <w:sz w:val="21"/>
               </w:rPr>
-              <w:t>SQL 脚本</w:t>
+              <w:t>T03</w:t>
             </w:r>
           </w:p>
         </w:tc>
         <w:tc>
           <w:tcPr>
-            <w:tcW w:type="dxa" w:w="4680"/>
+            <w:tcW w:type="dxa" w:w="2340"/>
             <w:vAlign w:val="center"/>
           </w:tcPr>
           <w:p>
             <w:pPr>
-              <w:spacing w:after="0"/>
+              <w:spacing w:after="0" w:line="252" w:lineRule="auto"/>
             </w:pPr>
             <w:r>
               <w:rPr>
@@ -2168,7 +6702,45 @@
                 <w:b w:val="0"/>
                 <w:sz w:val="21"/>
               </w:rPr>
-              <w:t>提供 schema.sql 和 seed.sql，可按本机 MySQL 密码导入</w:t>
+              <w:t>学生账号登录</w:t>
+            </w:r>
+          </w:p>
+        </w:tc>
+        <w:tc>
+          <w:tcPr>
+            <w:tcW w:type="dxa" w:w="2340"/>
+            <w:vAlign w:val="center"/>
+          </w:tcPr>
+          <w:p>
+            <w:pPr>
+              <w:spacing w:after="0" w:line="252" w:lineRule="auto"/>
+            </w:pPr>
+            <w:r>
+              <w:rPr>
+                <w:rFonts w:ascii="Calibri" w:hAnsi="Calibri" w:eastAsia="微软雅黑"/>
+                <w:b w:val="0"/>
+                <w:sz w:val="21"/>
+              </w:rPr>
+              <w:t>只显示个人信息、我的成绩、成绩汇总</w:t>
+            </w:r>
+          </w:p>
+        </w:tc>
+        <w:tc>
+          <w:tcPr>
+            <w:tcW w:type="dxa" w:w="2340"/>
+            <w:vAlign w:val="center"/>
+          </w:tcPr>
+          <w:p>
+            <w:pPr>
+              <w:spacing w:after="0" w:line="252" w:lineRule="auto"/>
+            </w:pPr>
+            <w:r>
+              <w:rPr>
+                <w:rFonts w:ascii="Calibri" w:hAnsi="Calibri" w:eastAsia="微软雅黑"/>
+                <w:b w:val="0"/>
+                <w:sz w:val="21"/>
+              </w:rPr>
+              <w:t>通过</w:t>
             </w:r>
           </w:p>
         </w:tc>
@@ -2176,12 +6748,12 @@
       <w:tr>
         <w:tc>
           <w:tcPr>
-            <w:tcW w:type="dxa" w:w="4680"/>
+            <w:tcW w:type="dxa" w:w="2340"/>
             <w:vAlign w:val="center"/>
           </w:tcPr>
           <w:p>
             <w:pPr>
-              <w:spacing w:after="0"/>
+              <w:spacing w:after="0" w:line="252" w:lineRule="auto"/>
             </w:pPr>
             <w:r>
               <w:rPr>
@@ -2189,18 +6761,18 @@
                 <w:b w:val="0"/>
                 <w:sz w:val="21"/>
               </w:rPr>
-              <w:t>权限验证</w:t>
+              <w:t>T04</w:t>
             </w:r>
           </w:p>
         </w:tc>
         <w:tc>
           <w:tcPr>
-            <w:tcW w:type="dxa" w:w="4680"/>
+            <w:tcW w:type="dxa" w:w="2340"/>
             <w:vAlign w:val="center"/>
           </w:tcPr>
           <w:p>
             <w:pPr>
-              <w:spacing w:after="0"/>
+              <w:spacing w:after="0" w:line="252" w:lineRule="auto"/>
             </w:pPr>
             <w:r>
               <w:rPr>
@@ -2208,7 +6780,45 @@
                 <w:b w:val="0"/>
                 <w:sz w:val="21"/>
               </w:rPr>
-              <w:t>后端服务层限制教师课程归属和学生本人数据访问</w:t>
+              <w:t>保存覆盖 0-100 的绩点规则</w:t>
+            </w:r>
+          </w:p>
+        </w:tc>
+        <w:tc>
+          <w:tcPr>
+            <w:tcW w:type="dxa" w:w="2340"/>
+            <w:vAlign w:val="center"/>
+          </w:tcPr>
+          <w:p>
+            <w:pPr>
+              <w:spacing w:after="0" w:line="252" w:lineRule="auto"/>
+            </w:pPr>
+            <w:r>
+              <w:rPr>
+                <w:rFonts w:ascii="Calibri" w:hAnsi="Calibri" w:eastAsia="微软雅黑"/>
+                <w:b w:val="0"/>
+                <w:sz w:val="21"/>
+              </w:rPr>
+              <w:t>保存成功</w:t>
+            </w:r>
+          </w:p>
+        </w:tc>
+        <w:tc>
+          <w:tcPr>
+            <w:tcW w:type="dxa" w:w="2340"/>
+            <w:vAlign w:val="center"/>
+          </w:tcPr>
+          <w:p>
+            <w:pPr>
+              <w:spacing w:after="0" w:line="252" w:lineRule="auto"/>
+            </w:pPr>
+            <w:r>
+              <w:rPr>
+                <w:rFonts w:ascii="Calibri" w:hAnsi="Calibri" w:eastAsia="微软雅黑"/>
+                <w:b w:val="0"/>
+                <w:sz w:val="21"/>
+              </w:rPr>
+              <w:t>通过</w:t>
             </w:r>
           </w:p>
         </w:tc>
@@ -2216,12 +6826,12 @@
       <w:tr>
         <w:tc>
           <w:tcPr>
-            <w:tcW w:type="dxa" w:w="4680"/>
+            <w:tcW w:type="dxa" w:w="2340"/>
             <w:vAlign w:val="center"/>
           </w:tcPr>
           <w:p>
             <w:pPr>
-              <w:spacing w:after="0"/>
+              <w:spacing w:after="0" w:line="252" w:lineRule="auto"/>
             </w:pPr>
             <w:r>
               <w:rPr>
@@ -2229,18 +6839,18 @@
                 <w:b w:val="0"/>
                 <w:sz w:val="21"/>
               </w:rPr>
-              <w:t>演示账号</w:t>
+              <w:t>T05</w:t>
             </w:r>
           </w:p>
         </w:tc>
         <w:tc>
           <w:tcPr>
-            <w:tcW w:type="dxa" w:w="4680"/>
+            <w:tcW w:type="dxa" w:w="2340"/>
             <w:vAlign w:val="center"/>
           </w:tcPr>
           <w:p>
             <w:pPr>
-              <w:spacing w:after="0"/>
+              <w:spacing w:after="0" w:line="252" w:lineRule="auto"/>
             </w:pPr>
             <w:r>
               <w:rPr>
@@ -2248,7 +6858,435 @@
                 <w:b w:val="0"/>
                 <w:sz w:val="21"/>
               </w:rPr>
-              <w:t>admin/admin123、teacher01/123456、student01/123456</w:t>
+              <w:t>保存重叠区间规则</w:t>
+            </w:r>
+          </w:p>
+        </w:tc>
+        <w:tc>
+          <w:tcPr>
+            <w:tcW w:type="dxa" w:w="2340"/>
+            <w:vAlign w:val="center"/>
+          </w:tcPr>
+          <w:p>
+            <w:pPr>
+              <w:spacing w:after="0" w:line="252" w:lineRule="auto"/>
+            </w:pPr>
+            <w:r>
+              <w:rPr>
+                <w:rFonts w:ascii="Calibri" w:hAnsi="Calibri" w:eastAsia="微软雅黑"/>
+                <w:b w:val="0"/>
+                <w:sz w:val="21"/>
+              </w:rPr>
+              <w:t>后端拒绝并提示区间不能重叠</w:t>
+            </w:r>
+          </w:p>
+        </w:tc>
+        <w:tc>
+          <w:tcPr>
+            <w:tcW w:type="dxa" w:w="2340"/>
+            <w:vAlign w:val="center"/>
+          </w:tcPr>
+          <w:p>
+            <w:pPr>
+              <w:spacing w:after="0" w:line="252" w:lineRule="auto"/>
+            </w:pPr>
+            <w:r>
+              <w:rPr>
+                <w:rFonts w:ascii="Calibri" w:hAnsi="Calibri" w:eastAsia="微软雅黑"/>
+                <w:b w:val="0"/>
+                <w:sz w:val="21"/>
+              </w:rPr>
+              <w:t>通过</w:t>
+            </w:r>
+          </w:p>
+        </w:tc>
+      </w:tr>
+      <w:tr>
+        <w:tc>
+          <w:tcPr>
+            <w:tcW w:type="dxa" w:w="2340"/>
+            <w:vAlign w:val="center"/>
+          </w:tcPr>
+          <w:p>
+            <w:pPr>
+              <w:spacing w:after="0" w:line="252" w:lineRule="auto"/>
+            </w:pPr>
+            <w:r>
+              <w:rPr>
+                <w:rFonts w:ascii="Calibri" w:hAnsi="Calibri" w:eastAsia="微软雅黑"/>
+                <w:b w:val="0"/>
+                <w:sz w:val="21"/>
+              </w:rPr>
+              <w:t>T06</w:t>
+            </w:r>
+          </w:p>
+        </w:tc>
+        <w:tc>
+          <w:tcPr>
+            <w:tcW w:type="dxa" w:w="2340"/>
+            <w:vAlign w:val="center"/>
+          </w:tcPr>
+          <w:p>
+            <w:pPr>
+              <w:spacing w:after="0" w:line="252" w:lineRule="auto"/>
+            </w:pPr>
+            <w:r>
+              <w:rPr>
+                <w:rFonts w:ascii="Calibri" w:hAnsi="Calibri" w:eastAsia="微软雅黑"/>
+                <w:b w:val="0"/>
+                <w:sz w:val="21"/>
+              </w:rPr>
+              <w:t>保存存在缺口的规则</w:t>
+            </w:r>
+          </w:p>
+        </w:tc>
+        <w:tc>
+          <w:tcPr>
+            <w:tcW w:type="dxa" w:w="2340"/>
+            <w:vAlign w:val="center"/>
+          </w:tcPr>
+          <w:p>
+            <w:pPr>
+              <w:spacing w:after="0" w:line="252" w:lineRule="auto"/>
+            </w:pPr>
+            <w:r>
+              <w:rPr>
+                <w:rFonts w:ascii="Calibri" w:hAnsi="Calibri" w:eastAsia="微软雅黑"/>
+                <w:b w:val="0"/>
+                <w:sz w:val="21"/>
+              </w:rPr>
+              <w:t>后端拒绝并提示必须覆盖 0-100</w:t>
+            </w:r>
+          </w:p>
+        </w:tc>
+        <w:tc>
+          <w:tcPr>
+            <w:tcW w:type="dxa" w:w="2340"/>
+            <w:vAlign w:val="center"/>
+          </w:tcPr>
+          <w:p>
+            <w:pPr>
+              <w:spacing w:after="0" w:line="252" w:lineRule="auto"/>
+            </w:pPr>
+            <w:r>
+              <w:rPr>
+                <w:rFonts w:ascii="Calibri" w:hAnsi="Calibri" w:eastAsia="微软雅黑"/>
+                <w:b w:val="0"/>
+                <w:sz w:val="21"/>
+              </w:rPr>
+              <w:t>通过</w:t>
+            </w:r>
+          </w:p>
+        </w:tc>
+      </w:tr>
+      <w:tr>
+        <w:tc>
+          <w:tcPr>
+            <w:tcW w:type="dxa" w:w="2340"/>
+            <w:vAlign w:val="center"/>
+          </w:tcPr>
+          <w:p>
+            <w:pPr>
+              <w:spacing w:after="0" w:line="252" w:lineRule="auto"/>
+            </w:pPr>
+            <w:r>
+              <w:rPr>
+                <w:rFonts w:ascii="Calibri" w:hAnsi="Calibri" w:eastAsia="微软雅黑"/>
+                <w:b w:val="0"/>
+                <w:sz w:val="21"/>
+              </w:rPr>
+              <w:t>T07</w:t>
+            </w:r>
+          </w:p>
+        </w:tc>
+        <w:tc>
+          <w:tcPr>
+            <w:tcW w:type="dxa" w:w="2340"/>
+            <w:vAlign w:val="center"/>
+          </w:tcPr>
+          <w:p>
+            <w:pPr>
+              <w:spacing w:after="0" w:line="252" w:lineRule="auto"/>
+            </w:pPr>
+            <w:r>
+              <w:rPr>
+                <w:rFonts w:ascii="Calibri" w:hAnsi="Calibri" w:eastAsia="微软雅黑"/>
+                <w:b w:val="0"/>
+                <w:sz w:val="21"/>
+              </w:rPr>
+              <w:t>录入高等数学 85 分</w:t>
+            </w:r>
+          </w:p>
+        </w:tc>
+        <w:tc>
+          <w:tcPr>
+            <w:tcW w:type="dxa" w:w="2340"/>
+            <w:vAlign w:val="center"/>
+          </w:tcPr>
+          <w:p>
+            <w:pPr>
+              <w:spacing w:after="0" w:line="252" w:lineRule="auto"/>
+            </w:pPr>
+            <w:r>
+              <w:rPr>
+                <w:rFonts w:ascii="Calibri" w:hAnsi="Calibri" w:eastAsia="微软雅黑"/>
+                <w:b w:val="0"/>
+                <w:sz w:val="21"/>
+              </w:rPr>
+              <w:t>绩点计算为 3.7</w:t>
+            </w:r>
+          </w:p>
+        </w:tc>
+        <w:tc>
+          <w:tcPr>
+            <w:tcW w:type="dxa" w:w="2340"/>
+            <w:vAlign w:val="center"/>
+          </w:tcPr>
+          <w:p>
+            <w:pPr>
+              <w:spacing w:after="0" w:line="252" w:lineRule="auto"/>
+            </w:pPr>
+            <w:r>
+              <w:rPr>
+                <w:rFonts w:ascii="Calibri" w:hAnsi="Calibri" w:eastAsia="微软雅黑"/>
+                <w:b w:val="0"/>
+                <w:sz w:val="21"/>
+              </w:rPr>
+              <w:t>通过</w:t>
+            </w:r>
+          </w:p>
+        </w:tc>
+      </w:tr>
+      <w:tr>
+        <w:tc>
+          <w:tcPr>
+            <w:tcW w:type="dxa" w:w="2340"/>
+            <w:vAlign w:val="center"/>
+          </w:tcPr>
+          <w:p>
+            <w:pPr>
+              <w:spacing w:after="0" w:line="252" w:lineRule="auto"/>
+            </w:pPr>
+            <w:r>
+              <w:rPr>
+                <w:rFonts w:ascii="Calibri" w:hAnsi="Calibri" w:eastAsia="微软雅黑"/>
+                <w:b w:val="0"/>
+                <w:sz w:val="21"/>
+              </w:rPr>
+              <w:t>T08</w:t>
+            </w:r>
+          </w:p>
+        </w:tc>
+        <w:tc>
+          <w:tcPr>
+            <w:tcW w:type="dxa" w:w="2340"/>
+            <w:vAlign w:val="center"/>
+          </w:tcPr>
+          <w:p>
+            <w:pPr>
+              <w:spacing w:after="0" w:line="252" w:lineRule="auto"/>
+            </w:pPr>
+            <w:r>
+              <w:rPr>
+                <w:rFonts w:ascii="Calibri" w:hAnsi="Calibri" w:eastAsia="微软雅黑"/>
+                <w:b w:val="0"/>
+                <w:sz w:val="21"/>
+              </w:rPr>
+              <w:t>录入 Java 程序设计 85 分</w:t>
+            </w:r>
+          </w:p>
+        </w:tc>
+        <w:tc>
+          <w:tcPr>
+            <w:tcW w:type="dxa" w:w="2340"/>
+            <w:vAlign w:val="center"/>
+          </w:tcPr>
+          <w:p>
+            <w:pPr>
+              <w:spacing w:after="0" w:line="252" w:lineRule="auto"/>
+            </w:pPr>
+            <w:r>
+              <w:rPr>
+                <w:rFonts w:ascii="Calibri" w:hAnsi="Calibri" w:eastAsia="微软雅黑"/>
+                <w:b w:val="0"/>
+                <w:sz w:val="21"/>
+              </w:rPr>
+              <w:t>绩点计算为 3.3</w:t>
+            </w:r>
+          </w:p>
+        </w:tc>
+        <w:tc>
+          <w:tcPr>
+            <w:tcW w:type="dxa" w:w="2340"/>
+            <w:vAlign w:val="center"/>
+          </w:tcPr>
+          <w:p>
+            <w:pPr>
+              <w:spacing w:after="0" w:line="252" w:lineRule="auto"/>
+            </w:pPr>
+            <w:r>
+              <w:rPr>
+                <w:rFonts w:ascii="Calibri" w:hAnsi="Calibri" w:eastAsia="微软雅黑"/>
+                <w:b w:val="0"/>
+                <w:sz w:val="21"/>
+              </w:rPr>
+              <w:t>通过</w:t>
+            </w:r>
+          </w:p>
+        </w:tc>
+      </w:tr>
+      <w:tr>
+        <w:tc>
+          <w:tcPr>
+            <w:tcW w:type="dxa" w:w="2340"/>
+            <w:vAlign w:val="center"/>
+          </w:tcPr>
+          <w:p>
+            <w:pPr>
+              <w:spacing w:after="0" w:line="252" w:lineRule="auto"/>
+            </w:pPr>
+            <w:r>
+              <w:rPr>
+                <w:rFonts w:ascii="Calibri" w:hAnsi="Calibri" w:eastAsia="微软雅黑"/>
+                <w:b w:val="0"/>
+                <w:sz w:val="21"/>
+              </w:rPr>
+              <w:t>T09</w:t>
+            </w:r>
+          </w:p>
+        </w:tc>
+        <w:tc>
+          <w:tcPr>
+            <w:tcW w:type="dxa" w:w="2340"/>
+            <w:vAlign w:val="center"/>
+          </w:tcPr>
+          <w:p>
+            <w:pPr>
+              <w:spacing w:after="0" w:line="252" w:lineRule="auto"/>
+            </w:pPr>
+            <w:r>
+              <w:rPr>
+                <w:rFonts w:ascii="Calibri" w:hAnsi="Calibri" w:eastAsia="微软雅黑"/>
+                <w:b w:val="0"/>
+                <w:sz w:val="21"/>
+              </w:rPr>
+              <w:t>学生查看其他学生成绩</w:t>
+            </w:r>
+          </w:p>
+        </w:tc>
+        <w:tc>
+          <w:tcPr>
+            <w:tcW w:type="dxa" w:w="2340"/>
+            <w:vAlign w:val="center"/>
+          </w:tcPr>
+          <w:p>
+            <w:pPr>
+              <w:spacing w:after="0" w:line="252" w:lineRule="auto"/>
+            </w:pPr>
+            <w:r>
+              <w:rPr>
+                <w:rFonts w:ascii="Calibri" w:hAnsi="Calibri" w:eastAsia="微软雅黑"/>
+                <w:b w:val="0"/>
+                <w:sz w:val="21"/>
+              </w:rPr>
+              <w:t>后端按当前学生过滤，不能越权</w:t>
+            </w:r>
+          </w:p>
+        </w:tc>
+        <w:tc>
+          <w:tcPr>
+            <w:tcW w:type="dxa" w:w="2340"/>
+            <w:vAlign w:val="center"/>
+          </w:tcPr>
+          <w:p>
+            <w:pPr>
+              <w:spacing w:after="0" w:line="252" w:lineRule="auto"/>
+            </w:pPr>
+            <w:r>
+              <w:rPr>
+                <w:rFonts w:ascii="Calibri" w:hAnsi="Calibri" w:eastAsia="微软雅黑"/>
+                <w:b w:val="0"/>
+                <w:sz w:val="21"/>
+              </w:rPr>
+              <w:t>通过</w:t>
+            </w:r>
+          </w:p>
+        </w:tc>
+      </w:tr>
+      <w:tr>
+        <w:tc>
+          <w:tcPr>
+            <w:tcW w:type="dxa" w:w="2340"/>
+            <w:vAlign w:val="center"/>
+          </w:tcPr>
+          <w:p>
+            <w:pPr>
+              <w:spacing w:after="0" w:line="252" w:lineRule="auto"/>
+            </w:pPr>
+            <w:r>
+              <w:rPr>
+                <w:rFonts w:ascii="Calibri" w:hAnsi="Calibri" w:eastAsia="微软雅黑"/>
+                <w:b w:val="0"/>
+                <w:sz w:val="21"/>
+              </w:rPr>
+              <w:t>T10</w:t>
+            </w:r>
+          </w:p>
+        </w:tc>
+        <w:tc>
+          <w:tcPr>
+            <w:tcW w:type="dxa" w:w="2340"/>
+            <w:vAlign w:val="center"/>
+          </w:tcPr>
+          <w:p>
+            <w:pPr>
+              <w:spacing w:after="0" w:line="252" w:lineRule="auto"/>
+            </w:pPr>
+            <w:r>
+              <w:rPr>
+                <w:rFonts w:ascii="Calibri" w:hAnsi="Calibri" w:eastAsia="微软雅黑"/>
+                <w:b w:val="0"/>
+                <w:sz w:val="21"/>
+              </w:rPr>
+              <w:t>教师修改非本人课程成绩</w:t>
+            </w:r>
+          </w:p>
+        </w:tc>
+        <w:tc>
+          <w:tcPr>
+            <w:tcW w:type="dxa" w:w="2340"/>
+            <w:vAlign w:val="center"/>
+          </w:tcPr>
+          <w:p>
+            <w:pPr>
+              <w:spacing w:after="0" w:line="252" w:lineRule="auto"/>
+            </w:pPr>
+            <w:r>
+              <w:rPr>
+                <w:rFonts w:ascii="Calibri" w:hAnsi="Calibri" w:eastAsia="微软雅黑"/>
+                <w:b w:val="0"/>
+                <w:sz w:val="21"/>
+              </w:rPr>
+              <w:t>后端拒绝操作</w:t>
+            </w:r>
+          </w:p>
+        </w:tc>
+        <w:tc>
+          <w:tcPr>
+            <w:tcW w:type="dxa" w:w="2340"/>
+            <w:vAlign w:val="center"/>
+          </w:tcPr>
+          <w:p>
+            <w:pPr>
+              <w:spacing w:after="0" w:line="252" w:lineRule="auto"/>
+            </w:pPr>
+            <w:r>
+              <w:rPr>
+                <w:rFonts w:ascii="Calibri" w:hAnsi="Calibri" w:eastAsia="微软雅黑"/>
+                <w:b w:val="0"/>
+                <w:sz w:val="21"/>
+              </w:rPr>
+              <w:t>通过</w:t>
             </w:r>
           </w:p>
         </w:tc>
@@ -2257,16 +7295,17 @@
     <w:p/>
     <w:p>
       <w:pPr>
-        <w:pStyle w:val="Heading1"/>
+        <w:pStyle w:val="Heading2"/>
+        <w:spacing w:before="120" w:after="120"/>
       </w:pPr>
       <w:r>
         <w:rPr>
           <w:rFonts w:ascii="Calibri" w:hAnsi="Calibri" w:eastAsia="微软雅黑"/>
           <w:b/>
           <w:color w:val="2E74B5"/>
-          <w:sz w:val="32"/>
+          <w:sz w:val="26"/>
         </w:rPr>
-        <w:t>八、系统截图</w:t>
+        <w:t>12.3 JUnit 单元测试说明</w:t>
       </w:r>
     </w:p>
     <w:p>
@@ -2279,7 +7318,191 @@
           <w:b w:val="0"/>
           <w:sz w:val="22"/>
         </w:rPr>
-        <w:t>下图为系统后台管理界面参考图，实际前端实现采用同类布局：左侧角色菜单、顶部用户信息、内容区表格和统计卡片。</w:t>
+        <w:t>系统针对 GradeRuleService 编写了 JUnit 5 单元测试。测试先验证有效规则可以通过，再验证重叠规则和存在缺口的规则会抛出 BusinessException，最后验证高等数学和 Java 程序设计在同样 85 分时能够得到不同绩点。这些测试体现了 Java 程序设计中“先定义预期行为，再实现业务逻辑”的思想。</w:t>
+      </w:r>
+    </w:p>
+    <w:p>
+      <w:pPr>
+        <w:pStyle w:val="Heading2"/>
+        <w:spacing w:before="120" w:after="120"/>
+      </w:pPr>
+      <w:r>
+        <w:rPr>
+          <w:rFonts w:ascii="Calibri" w:hAnsi="Calibri" w:eastAsia="微软雅黑"/>
+          <w:b/>
+          <w:color w:val="2E74B5"/>
+          <w:sz w:val="26"/>
+        </w:rPr>
+        <w:t>12.4 自动化验证结果</w:t>
+      </w:r>
+    </w:p>
+    <w:p>
+      <w:pPr>
+        <w:pStyle w:val="ListBullet"/>
+        <w:spacing w:after="80" w:line="264" w:lineRule="auto"/>
+      </w:pPr>
+      <w:r>
+        <w:rPr>
+          <w:rFonts w:ascii="Calibri" w:hAnsi="Calibri" w:eastAsia="微软雅黑"/>
+          <w:b w:val="0"/>
+          <w:sz w:val="22"/>
+        </w:rPr>
+        <w:t>后端执行 mvn test 通过，包含绩点规则覆盖、重叠、缺口和课程级计算测试。</w:t>
+      </w:r>
+    </w:p>
+    <w:p>
+      <w:pPr>
+        <w:pStyle w:val="ListBullet"/>
+        <w:spacing w:after="80" w:line="264" w:lineRule="auto"/>
+      </w:pPr>
+      <w:r>
+        <w:rPr>
+          <w:rFonts w:ascii="Calibri" w:hAnsi="Calibri" w:eastAsia="微软雅黑"/>
+          <w:b w:val="0"/>
+          <w:sz w:val="22"/>
+        </w:rPr>
+        <w:t>前端执行 npm run build 通过，说明 Vue 页面、路由和组件可以正常编译。</w:t>
+      </w:r>
+    </w:p>
+    <w:p>
+      <w:pPr>
+        <w:pStyle w:val="ListBullet"/>
+        <w:spacing w:after="80" w:line="264" w:lineRule="auto"/>
+      </w:pPr>
+      <w:r>
+        <w:rPr>
+          <w:rFonts w:ascii="Calibri" w:hAnsi="Calibri" w:eastAsia="微软雅黑"/>
+          <w:b w:val="0"/>
+          <w:sz w:val="22"/>
+        </w:rPr>
+        <w:t>DOCX 报告由脚本生成，内容与当前项目结构、数据库表和接口保持一致。</w:t>
+      </w:r>
+    </w:p>
+    <w:p>
+      <w:pPr>
+        <w:pStyle w:val="Heading1"/>
+        <w:spacing w:before="200" w:after="120"/>
+      </w:pPr>
+      <w:r>
+        <w:rPr>
+          <w:rFonts w:ascii="Calibri" w:hAnsi="Calibri" w:eastAsia="微软雅黑"/>
+          <w:b/>
+          <w:color w:val="2E74B5"/>
+          <w:sz w:val="32"/>
+        </w:rPr>
+        <w:t>十三、系统运行与部署说明</w:t>
+      </w:r>
+    </w:p>
+    <w:p>
+      <w:pPr>
+        <w:pStyle w:val="ListNumber"/>
+        <w:spacing w:after="80" w:line="264" w:lineRule="auto"/>
+      </w:pPr>
+      <w:r>
+        <w:rPr>
+          <w:rFonts w:ascii="Calibri" w:hAnsi="Calibri" w:eastAsia="微软雅黑"/>
+          <w:b w:val="0"/>
+          <w:sz w:val="22"/>
+        </w:rPr>
+        <w:t>安装 MySQL 8，使用 database/schema.sql 创建数据库和表结构。</w:t>
+      </w:r>
+    </w:p>
+    <w:p>
+      <w:pPr>
+        <w:pStyle w:val="ListNumber"/>
+        <w:spacing w:after="80" w:line="264" w:lineRule="auto"/>
+      </w:pPr>
+      <w:r>
+        <w:rPr>
+          <w:rFonts w:ascii="Calibri" w:hAnsi="Calibri" w:eastAsia="微软雅黑"/>
+          <w:b w:val="0"/>
+          <w:sz w:val="22"/>
+        </w:rPr>
+        <w:t>使用 database/seed.sql 导入管理员、教师、学生、课程、绩点规则和成绩示例数据。</w:t>
+      </w:r>
+    </w:p>
+    <w:p>
+      <w:pPr>
+        <w:pStyle w:val="ListNumber"/>
+        <w:spacing w:after="80" w:line="264" w:lineRule="auto"/>
+      </w:pPr>
+      <w:r>
+        <w:rPr>
+          <w:rFonts w:ascii="Calibri" w:hAnsi="Calibri" w:eastAsia="微软雅黑"/>
+          <w:b w:val="0"/>
+          <w:sz w:val="22"/>
+        </w:rPr>
+        <w:t>根据本机 MySQL 密码设置 DB_USERNAME 和 DB_PASSWORD，或修改 application.yml。</w:t>
+      </w:r>
+    </w:p>
+    <w:p>
+      <w:pPr>
+        <w:pStyle w:val="ListNumber"/>
+        <w:spacing w:after="80" w:line="264" w:lineRule="auto"/>
+      </w:pPr>
+      <w:r>
+        <w:rPr>
+          <w:rFonts w:ascii="Calibri" w:hAnsi="Calibri" w:eastAsia="微软雅黑"/>
+          <w:b w:val="0"/>
+          <w:sz w:val="22"/>
+        </w:rPr>
+        <w:t>进入 backend 目录执行 mvn spring-boot:run 启动后端。</w:t>
+      </w:r>
+    </w:p>
+    <w:p>
+      <w:pPr>
+        <w:pStyle w:val="ListNumber"/>
+        <w:spacing w:after="80" w:line="264" w:lineRule="auto"/>
+      </w:pPr>
+      <w:r>
+        <w:rPr>
+          <w:rFonts w:ascii="Calibri" w:hAnsi="Calibri" w:eastAsia="微软雅黑"/>
+          <w:b w:val="0"/>
+          <w:sz w:val="22"/>
+        </w:rPr>
+        <w:t>进入 frontend 目录执行 npm install 和 npm run dev -- --host 127.0.0.1 启动前端。</w:t>
+      </w:r>
+    </w:p>
+    <w:p>
+      <w:pPr>
+        <w:pStyle w:val="ListNumber"/>
+        <w:spacing w:after="80" w:line="264" w:lineRule="auto"/>
+      </w:pPr>
+      <w:r>
+        <w:rPr>
+          <w:rFonts w:ascii="Calibri" w:hAnsi="Calibri" w:eastAsia="微软雅黑"/>
+          <w:b w:val="0"/>
+          <w:sz w:val="22"/>
+        </w:rPr>
+        <w:t>浏览器访问 http://127.0.0.1:5173，使用演示账号登录。</w:t>
+      </w:r>
+    </w:p>
+    <w:p>
+      <w:pPr>
+        <w:pStyle w:val="Heading1"/>
+        <w:spacing w:before="200" w:after="120"/>
+      </w:pPr>
+      <w:r>
+        <w:rPr>
+          <w:rFonts w:ascii="Calibri" w:hAnsi="Calibri" w:eastAsia="微软雅黑"/>
+          <w:b/>
+          <w:color w:val="2E74B5"/>
+          <w:sz w:val="32"/>
+        </w:rPr>
+        <w:t>十四、系统截图</w:t>
+      </w:r>
+    </w:p>
+    <w:p>
+      <w:pPr>
+        <w:spacing w:after="120" w:line="264" w:lineRule="auto"/>
+      </w:pPr>
+      <w:r>
+        <w:rPr>
+          <w:rFonts w:ascii="Calibri" w:hAnsi="Calibri" w:eastAsia="微软雅黑"/>
+          <w:b w:val="0"/>
+          <w:sz w:val="22"/>
+        </w:rPr>
+        <w:t>下图为系统后台管理界面参考图，体现左侧菜单、顶部用户区、统计卡片、成绩表格和课程绩点规则对比区域。</w:t>
       </w:r>
     </w:p>
     <w:p>
@@ -2419,6 +7642,7 @@
     <w:p>
       <w:pPr>
         <w:pStyle w:val="Heading1"/>
+        <w:spacing w:before="200" w:after="120"/>
       </w:pPr>
       <w:r>
         <w:rPr>
@@ -2427,7 +7651,7 @@
           <w:color w:val="2E74B5"/>
           <w:sz w:val="32"/>
         </w:rPr>
-        <w:t>九、总结</w:t>
+        <w:t>十五、总结与心得</w:t>
       </w:r>
     </w:p>
     <w:p>
@@ -2440,7 +7664,33 @@
           <w:b w:val="0"/>
           <w:sz w:val="22"/>
         </w:rPr>
-        <w:t>本项目完成了高校成绩管理系统课程设计要求的核心范围，包含可运行后端、可运行前端、MySQL 建表和种子数据、角色登录权限、课程级绩点规则、成绩管理、统计分析和中文 Word 报告。系统范围保持在课程设计演示所需功能内，未加入移动端、选课、审批、导入导出、微服务等额外复杂功能。</w:t>
+        <w:t>本项目完成了高校成绩管理系统课程设计要求的核心内容，包含可运行 Java 后端、可运行前端、MySQL 建表与种子数据、角色登录权限、课程级绩点规则、成绩录入查询、基础统计和中文 Word 报告。通过本项目，可以完整展示 Java 程序设计中的类与对象、接口、集合、异常处理、注解、单元测试，以及 Web 全栈开发中的数据库建模、接口设计、权限控制和前端页面组织。</w:t>
+      </w:r>
+    </w:p>
+    <w:p>
+      <w:pPr>
+        <w:spacing w:after="120" w:line="264" w:lineRule="auto"/>
+      </w:pPr>
+      <w:r>
+        <w:rPr>
+          <w:rFonts w:ascii="Calibri" w:hAnsi="Calibri" w:eastAsia="微软雅黑"/>
+          <w:b w:val="0"/>
+          <w:sz w:val="22"/>
+        </w:rPr>
+        <w:t>项目中最关键的收获是业务规则不能只停留在界面层。教师课程归属、学生数据隔离、绩点规则校验和绩点计算都必须在后端服务层完成，前端菜单隐藏只能作为用户体验优化，不能作为真正的安全边界。</w:t>
+      </w:r>
+    </w:p>
+    <w:p>
+      <w:pPr>
+        <w:spacing w:after="120" w:line="264" w:lineRule="auto"/>
+      </w:pPr>
+      <w:r>
+        <w:rPr>
+          <w:rFonts w:ascii="Calibri" w:hAnsi="Calibri" w:eastAsia="微软雅黑"/>
+          <w:b w:val="0"/>
+          <w:sz w:val="22"/>
+        </w:rPr>
+        <w:t>后续如果继续扩展，可以增加 Excel 导入导出、成绩审批、操作日志、更多图表统计等功能。但在本课程设计中，系统保持了标准演示版范围，避免了与核心成绩管理无关的大型功能。</w:t>
       </w:r>
     </w:p>
     <w:sectPr>
